--- a/[01]Documents/GaNBasedDCDCSyncBuckConverter_FirstDesignReport (AutoRecovered).docx
+++ b/[01]Documents/GaNBasedDCDCSyncBuckConverter_FirstDesignReport (AutoRecovered).docx
@@ -52,23 +52,39 @@
           <w:szCs w:val="20"/>
         </w:rPr>
         <w:tab/>
-        <w:t>Krakow, 2</w:t>
-      </w:r>
-      <w:r>
-        <w:rPr>
-          <w:rFonts w:ascii="Times New Roman" w:hAnsi="Times New Roman" w:cs="Times New Roman"/>
-          <w:sz w:val="20"/>
-          <w:szCs w:val="20"/>
-        </w:rPr>
-        <w:t>9</w:t>
-      </w:r>
-      <w:r>
-        <w:rPr>
-          <w:rFonts w:ascii="Times New Roman" w:hAnsi="Times New Roman" w:cs="Times New Roman"/>
-          <w:sz w:val="20"/>
-          <w:szCs w:val="20"/>
-        </w:rPr>
-        <w:t>.10.2025</w:t>
+        <w:t xml:space="preserve">Krakow, </w:t>
+      </w:r>
+      <w:r>
+        <w:rPr>
+          <w:rFonts w:ascii="Times New Roman" w:hAnsi="Times New Roman" w:cs="Times New Roman"/>
+          <w:sz w:val="20"/>
+          <w:szCs w:val="20"/>
+        </w:rPr>
+        <w:t>04</w:t>
+      </w:r>
+      <w:r>
+        <w:rPr>
+          <w:rFonts w:ascii="Times New Roman" w:hAnsi="Times New Roman" w:cs="Times New Roman"/>
+          <w:sz w:val="20"/>
+          <w:szCs w:val="20"/>
+        </w:rPr>
+        <w:t>.1</w:t>
+      </w:r>
+      <w:r>
+        <w:rPr>
+          <w:rFonts w:ascii="Times New Roman" w:hAnsi="Times New Roman" w:cs="Times New Roman"/>
+          <w:sz w:val="20"/>
+          <w:szCs w:val="20"/>
+        </w:rPr>
+        <w:t>1</w:t>
+      </w:r>
+      <w:r>
+        <w:rPr>
+          <w:rFonts w:ascii="Times New Roman" w:hAnsi="Times New Roman" w:cs="Times New Roman"/>
+          <w:sz w:val="20"/>
+          <w:szCs w:val="20"/>
+        </w:rPr>
+        <w:t>.2025</w:t>
       </w:r>
       <w:r>
         <w:rPr>
@@ -382,6 +398,7 @@
       <w:r>
         <w:rPr>
           <w:rFonts w:ascii="Times New Roman" w:hAnsi="Times New Roman" w:cs="Times New Roman"/>
+          <w:noProof/>
           <w:sz w:val="20"/>
           <w:szCs w:val="20"/>
         </w:rPr>
@@ -830,17 +847,7 @@
           <w:sz w:val="20"/>
           <w:szCs w:val="20"/>
         </w:rPr>
-        <w:t>Output</w:t>
-      </w:r>
-      <w:r>
-        <w:rPr>
-          <w:rFonts w:ascii="Times New Roman" w:hAnsi="Times New Roman" w:cs="Times New Roman"/>
-          <w:b/>
-          <w:bCs/>
-          <w:sz w:val="20"/>
-          <w:szCs w:val="20"/>
-        </w:rPr>
-        <w:t xml:space="preserve"> Measurement</w:t>
+        <w:t>Output Measurement</w:t>
       </w:r>
     </w:p>
     <w:p>
@@ -898,6 +905,7 @@
           <w:szCs w:val="20"/>
         </w:rPr>
       </w:pPr>
+      <w:proofErr w:type="spellStart"/>
       <w:r>
         <w:rPr>
           <w:rFonts w:ascii="Times New Roman" w:hAnsi="Times New Roman" w:cs="Times New Roman"/>
@@ -906,8 +914,19 @@
           <w:sz w:val="20"/>
           <w:szCs w:val="20"/>
         </w:rPr>
-        <w:t>Vin</w:t>
-      </w:r>
+        <w:t>V</w:t>
+      </w:r>
+      <w:r>
+        <w:rPr>
+          <w:rFonts w:ascii="Times New Roman" w:hAnsi="Times New Roman" w:cs="Times New Roman"/>
+          <w:b/>
+          <w:bCs/>
+          <w:sz w:val="20"/>
+          <w:szCs w:val="20"/>
+        </w:rPr>
+        <w:t>out</w:t>
+      </w:r>
+      <w:proofErr w:type="spellEnd"/>
     </w:p>
     <w:p>
       <w:pPr>
@@ -2067,18 +2086,7 @@
             <w:sz w:val="20"/>
             <w:szCs w:val="20"/>
           </w:rPr>
-          <m:t>ΔI</m:t>
-        </m:r>
-        <m:r>
-          <m:rPr>
-            <m:sty m:val="p"/>
-          </m:rPr>
-          <w:rPr>
-            <w:rFonts w:ascii="Cambria Math" w:eastAsiaTheme="minorEastAsia" w:hAnsi="Cambria Math" w:cs="Times New Roman"/>
-            <w:sz w:val="20"/>
-            <w:szCs w:val="20"/>
-          </w:rPr>
-          <m:t xml:space="preserve"> </m:t>
+          <m:t xml:space="preserve">ΔI </m:t>
         </m:r>
       </m:oMath>
       <w:r>
@@ -2108,18 +2116,7 @@
             <w:sz w:val="20"/>
             <w:szCs w:val="20"/>
           </w:rPr>
-          <m:t>Δ</m:t>
-        </m:r>
-        <m:r>
-          <m:rPr>
-            <m:sty m:val="p"/>
-          </m:rPr>
-          <w:rPr>
-            <w:rFonts w:ascii="Cambria Math" w:eastAsiaTheme="minorEastAsia" w:hAnsi="Cambria Math" w:cs="Times New Roman"/>
-            <w:sz w:val="20"/>
-            <w:szCs w:val="20"/>
-          </w:rPr>
-          <m:t>t</m:t>
+          <m:t>Δt</m:t>
         </m:r>
       </m:oMath>
       <w:r>
@@ -2129,32 +2126,15 @@
           <w:szCs w:val="20"/>
           <w:vertAlign w:val="subscript"/>
         </w:rPr>
-        <w:t xml:space="preserve"> </w:t>
-      </w:r>
-      <w:r>
-        <w:rPr>
-          <w:rFonts w:ascii="Times New Roman" w:eastAsiaTheme="minorEastAsia" w:hAnsi="Times New Roman" w:cs="Times New Roman"/>
-          <w:sz w:val="20"/>
-          <w:szCs w:val="20"/>
-          <w:vertAlign w:val="subscript"/>
-        </w:rPr>
-        <w:t xml:space="preserve"> </w:t>
-      </w:r>
-      <w:r>
-        <w:rPr>
-          <w:rFonts w:ascii="Times New Roman" w:eastAsiaTheme="minorEastAsia" w:hAnsi="Times New Roman" w:cs="Times New Roman"/>
-          <w:sz w:val="20"/>
-          <w:szCs w:val="20"/>
-        </w:rPr>
-        <w:t>=</w:t>
-      </w:r>
-      <w:r>
-        <w:rPr>
-          <w:rFonts w:ascii="Times New Roman" w:eastAsiaTheme="minorEastAsia" w:hAnsi="Times New Roman" w:cs="Times New Roman"/>
-          <w:sz w:val="20"/>
-          <w:szCs w:val="20"/>
-        </w:rPr>
-        <w:t xml:space="preserve"> 10</w:t>
+        <w:t xml:space="preserve">  </w:t>
+      </w:r>
+      <w:r>
+        <w:rPr>
+          <w:rFonts w:ascii="Times New Roman" w:eastAsiaTheme="minorEastAsia" w:hAnsi="Times New Roman" w:cs="Times New Roman"/>
+          <w:sz w:val="20"/>
+          <w:szCs w:val="20"/>
+        </w:rPr>
+        <w:t>= 10</w:t>
       </w:r>
       <m:oMath>
         <m:r>
@@ -2184,18 +2164,7 @@
             <w:sz w:val="20"/>
             <w:szCs w:val="20"/>
           </w:rPr>
-          <m:t>Δ</m:t>
-        </m:r>
-        <m:r>
-          <m:rPr>
-            <m:sty m:val="p"/>
-          </m:rPr>
-          <w:rPr>
-            <w:rFonts w:ascii="Cambria Math" w:eastAsiaTheme="minorEastAsia" w:hAnsi="Cambria Math" w:cs="Times New Roman"/>
-            <w:sz w:val="20"/>
-            <w:szCs w:val="20"/>
-          </w:rPr>
-          <m:t>V</m:t>
+          <m:t>ΔV</m:t>
         </m:r>
       </m:oMath>
       <w:r>
@@ -2205,32 +2174,15 @@
           <w:szCs w:val="20"/>
           <w:vertAlign w:val="subscript"/>
         </w:rPr>
-        <w:t xml:space="preserve"> </w:t>
-      </w:r>
-      <w:r>
-        <w:rPr>
-          <w:rFonts w:ascii="Times New Roman" w:eastAsiaTheme="minorEastAsia" w:hAnsi="Times New Roman" w:cs="Times New Roman"/>
-          <w:sz w:val="20"/>
-          <w:szCs w:val="20"/>
-          <w:vertAlign w:val="subscript"/>
-        </w:rPr>
-        <w:t xml:space="preserve"> </w:t>
-      </w:r>
-      <w:r>
-        <w:rPr>
-          <w:rFonts w:ascii="Times New Roman" w:eastAsiaTheme="minorEastAsia" w:hAnsi="Times New Roman" w:cs="Times New Roman"/>
-          <w:sz w:val="20"/>
-          <w:szCs w:val="20"/>
-        </w:rPr>
-        <w:t>=</w:t>
-      </w:r>
-      <w:r>
-        <w:rPr>
-          <w:rFonts w:ascii="Times New Roman" w:eastAsiaTheme="minorEastAsia" w:hAnsi="Times New Roman" w:cs="Times New Roman"/>
-          <w:sz w:val="20"/>
-          <w:szCs w:val="20"/>
-        </w:rPr>
-        <w:t xml:space="preserve"> 1V</w:t>
+        <w:t xml:space="preserve">  </w:t>
+      </w:r>
+      <w:r>
+        <w:rPr>
+          <w:rFonts w:ascii="Times New Roman" w:eastAsiaTheme="minorEastAsia" w:hAnsi="Times New Roman" w:cs="Times New Roman"/>
+          <w:sz w:val="20"/>
+          <w:szCs w:val="20"/>
+        </w:rPr>
+        <w:t>= 1V</w:t>
       </w:r>
       <w:r>
         <w:rPr>
@@ -2268,23 +2220,7 @@
                 <w:sz w:val="20"/>
                 <w:szCs w:val="20"/>
               </w:rPr>
-              <m:t>2A</m:t>
-            </m:r>
-            <m:r>
-              <w:rPr>
-                <w:rFonts w:ascii="Cambria Math" w:eastAsiaTheme="minorEastAsia" w:hAnsi="Cambria Math" w:cs="Times New Roman"/>
-                <w:sz w:val="20"/>
-                <w:szCs w:val="20"/>
-              </w:rPr>
-              <m:t xml:space="preserve"> × </m:t>
-            </m:r>
-            <m:r>
-              <w:rPr>
-                <w:rFonts w:ascii="Cambria Math" w:eastAsiaTheme="minorEastAsia" w:hAnsi="Cambria Math" w:cs="Times New Roman"/>
-                <w:sz w:val="20"/>
-                <w:szCs w:val="20"/>
-              </w:rPr>
-              <m:t>10</m:t>
+              <m:t>2A × 10</m:t>
             </m:r>
             <m:r>
               <w:rPr>
@@ -2292,15 +2228,7 @@
                 <w:sz w:val="20"/>
                 <w:szCs w:val="20"/>
               </w:rPr>
-              <m:t>μ</m:t>
-            </m:r>
-            <m:r>
-              <w:rPr>
-                <w:rFonts w:ascii="Cambria Math" w:hAnsi="Cambria Math" w:cs="Times New Roman"/>
-                <w:sz w:val="20"/>
-                <w:szCs w:val="20"/>
-              </w:rPr>
-              <m:t>s</m:t>
+              <m:t>μs</m:t>
             </m:r>
           </m:num>
           <m:den>
@@ -2330,15 +2258,7 @@
             <w:sz w:val="20"/>
             <w:szCs w:val="20"/>
           </w:rPr>
-          <m:t>μ</m:t>
-        </m:r>
-        <m:r>
-          <w:rPr>
-            <w:rFonts w:ascii="Cambria Math" w:hAnsi="Cambria Math" w:cs="Times New Roman"/>
-            <w:sz w:val="20"/>
-            <w:szCs w:val="20"/>
-          </w:rPr>
-          <m:t>F</m:t>
+          <m:t>μF</m:t>
         </m:r>
       </m:oMath>
     </w:p>
@@ -2391,8 +2311,9 @@
           <w:sz w:val="20"/>
           <w:szCs w:val="20"/>
         </w:rPr>
-        <w:t>n</w:t>
-      </w:r>
+        <w:t>nF</w:t>
+      </w:r>
+      <w:proofErr w:type="spellEnd"/>
       <w:r>
         <w:rPr>
           <w:rFonts w:ascii="Times New Roman" w:eastAsiaTheme="minorEastAsia" w:hAnsi="Times New Roman" w:cs="Times New Roman"/>
@@ -2401,9 +2322,25 @@
           <w:sz w:val="20"/>
           <w:szCs w:val="20"/>
         </w:rPr>
-        <w:t>F</w:t>
-      </w:r>
-      <w:proofErr w:type="spellEnd"/>
+        <w:t xml:space="preserve"> </w:t>
+      </w:r>
+      <w:r>
+        <w:rPr>
+          <w:rFonts w:ascii="Times New Roman" w:eastAsiaTheme="minorEastAsia" w:hAnsi="Times New Roman" w:cs="Times New Roman"/>
+          <w:sz w:val="20"/>
+          <w:szCs w:val="20"/>
+        </w:rPr>
+        <w:t>,</w:t>
+      </w:r>
+      <w:proofErr w:type="gramEnd"/>
+      <w:r>
+        <w:rPr>
+          <w:rFonts w:ascii="Times New Roman" w:eastAsiaTheme="minorEastAsia" w:hAnsi="Times New Roman" w:cs="Times New Roman"/>
+          <w:sz w:val="20"/>
+          <w:szCs w:val="20"/>
+        </w:rPr>
+        <w:t xml:space="preserve"> </w:t>
+      </w:r>
       <w:r>
         <w:rPr>
           <w:rFonts w:ascii="Times New Roman" w:eastAsiaTheme="minorEastAsia" w:hAnsi="Times New Roman" w:cs="Times New Roman"/>
@@ -2412,25 +2349,9 @@
           <w:sz w:val="20"/>
           <w:szCs w:val="20"/>
         </w:rPr>
-        <w:t xml:space="preserve"> </w:t>
-      </w:r>
-      <w:r>
-        <w:rPr>
-          <w:rFonts w:ascii="Times New Roman" w:eastAsiaTheme="minorEastAsia" w:hAnsi="Times New Roman" w:cs="Times New Roman"/>
-          <w:sz w:val="20"/>
-          <w:szCs w:val="20"/>
-        </w:rPr>
-        <w:t>,</w:t>
-      </w:r>
-      <w:proofErr w:type="gramEnd"/>
-      <w:r>
-        <w:rPr>
-          <w:rFonts w:ascii="Times New Roman" w:eastAsiaTheme="minorEastAsia" w:hAnsi="Times New Roman" w:cs="Times New Roman"/>
-          <w:sz w:val="20"/>
-          <w:szCs w:val="20"/>
-        </w:rPr>
-        <w:t xml:space="preserve"> </w:t>
-      </w:r>
+        <w:t xml:space="preserve">1 </w:t>
+      </w:r>
+      <w:proofErr w:type="spellStart"/>
       <w:r>
         <w:rPr>
           <w:rFonts w:ascii="Times New Roman" w:eastAsiaTheme="minorEastAsia" w:hAnsi="Times New Roman" w:cs="Times New Roman"/>
@@ -2439,8 +2360,9 @@
           <w:sz w:val="20"/>
           <w:szCs w:val="20"/>
         </w:rPr>
-        <w:t>1</w:t>
-      </w:r>
+        <w:t>μF</w:t>
+      </w:r>
+      <w:proofErr w:type="spellEnd"/>
       <w:r>
         <w:rPr>
           <w:rFonts w:ascii="Times New Roman" w:eastAsiaTheme="minorEastAsia" w:hAnsi="Times New Roman" w:cs="Times New Roman"/>
@@ -2449,7 +2371,7 @@
           <w:sz w:val="20"/>
           <w:szCs w:val="20"/>
         </w:rPr>
-        <w:t xml:space="preserve"> </w:t>
+        <w:t xml:space="preserve"> and 3.3 </w:t>
       </w:r>
       <w:proofErr w:type="spellStart"/>
       <w:r>
@@ -2460,59 +2382,7 @@
           <w:sz w:val="20"/>
           <w:szCs w:val="20"/>
         </w:rPr>
-        <w:t>μ</w:t>
-      </w:r>
-      <w:r>
-        <w:rPr>
-          <w:rFonts w:ascii="Times New Roman" w:eastAsiaTheme="minorEastAsia" w:hAnsi="Times New Roman" w:cs="Times New Roman"/>
-          <w:b/>
-          <w:bCs/>
-          <w:sz w:val="20"/>
-          <w:szCs w:val="20"/>
-        </w:rPr>
-        <w:t>F</w:t>
-      </w:r>
-      <w:proofErr w:type="spellEnd"/>
-      <w:r>
-        <w:rPr>
-          <w:rFonts w:ascii="Times New Roman" w:eastAsiaTheme="minorEastAsia" w:hAnsi="Times New Roman" w:cs="Times New Roman"/>
-          <w:b/>
-          <w:bCs/>
-          <w:sz w:val="20"/>
-          <w:szCs w:val="20"/>
-        </w:rPr>
-        <w:t xml:space="preserve"> and 3.3</w:t>
-      </w:r>
-      <w:r>
-        <w:rPr>
-          <w:rFonts w:ascii="Times New Roman" w:eastAsiaTheme="minorEastAsia" w:hAnsi="Times New Roman" w:cs="Times New Roman"/>
-          <w:b/>
-          <w:bCs/>
-          <w:sz w:val="20"/>
-          <w:szCs w:val="20"/>
-        </w:rPr>
-        <w:t xml:space="preserve"> </w:t>
-      </w:r>
-      <w:proofErr w:type="spellStart"/>
-      <w:r>
-        <w:rPr>
-          <w:rFonts w:ascii="Times New Roman" w:eastAsiaTheme="minorEastAsia" w:hAnsi="Times New Roman" w:cs="Times New Roman"/>
-          <w:b/>
-          <w:bCs/>
-          <w:sz w:val="20"/>
-          <w:szCs w:val="20"/>
-        </w:rPr>
-        <w:t>μ</w:t>
-      </w:r>
-      <w:r>
-        <w:rPr>
-          <w:rFonts w:ascii="Times New Roman" w:eastAsiaTheme="minorEastAsia" w:hAnsi="Times New Roman" w:cs="Times New Roman"/>
-          <w:b/>
-          <w:bCs/>
-          <w:sz w:val="20"/>
-          <w:szCs w:val="20"/>
-        </w:rPr>
-        <w:t>F</w:t>
+        <w:t>μF</w:t>
       </w:r>
       <w:proofErr w:type="spellEnd"/>
       <w:r>
@@ -2582,7 +2452,42 @@
           <w:sz w:val="20"/>
           <w:szCs w:val="20"/>
         </w:rPr>
-        <w:t xml:space="preserve">This value has a formula:  </w:t>
+        <w:t>This value has a formula</w:t>
+      </w:r>
+      <w:r>
+        <w:rPr>
+          <w:rFonts w:ascii="Times New Roman" w:eastAsiaTheme="minorEastAsia" w:hAnsi="Times New Roman" w:cs="Times New Roman"/>
+          <w:sz w:val="20"/>
+          <w:szCs w:val="20"/>
+        </w:rPr>
+        <w:t xml:space="preserve"> [</w:t>
+      </w:r>
+      <w:hyperlink w:anchor="Bir" w:history="1">
+        <w:r>
+          <w:rPr>
+            <w:rStyle w:val="Hyperlink"/>
+            <w:rFonts w:ascii="Times New Roman" w:eastAsiaTheme="minorEastAsia" w:hAnsi="Times New Roman" w:cs="Times New Roman"/>
+            <w:sz w:val="20"/>
+            <w:szCs w:val="20"/>
+          </w:rPr>
+          <w:t>2</w:t>
+        </w:r>
+      </w:hyperlink>
+      <w:r>
+        <w:rPr>
+          <w:rFonts w:ascii="Times New Roman" w:eastAsiaTheme="minorEastAsia" w:hAnsi="Times New Roman" w:cs="Times New Roman"/>
+          <w:sz w:val="20"/>
+          <w:szCs w:val="20"/>
+        </w:rPr>
+        <w:t>]</w:t>
+      </w:r>
+      <w:r>
+        <w:rPr>
+          <w:rFonts w:ascii="Times New Roman" w:eastAsiaTheme="minorEastAsia" w:hAnsi="Times New Roman" w:cs="Times New Roman"/>
+          <w:sz w:val="20"/>
+          <w:szCs w:val="20"/>
+        </w:rPr>
+        <w:t xml:space="preserve">:  </w:t>
       </w:r>
       <m:oMath>
         <m:f>
@@ -2721,7 +2626,98 @@
             </m:sSub>
           </m:den>
         </m:f>
+        <m:r>
+          <w:rPr>
+            <w:rFonts w:ascii="Cambria Math" w:eastAsiaTheme="minorEastAsia" w:hAnsi="Cambria Math" w:cs="Times New Roman"/>
+            <w:sz w:val="20"/>
+            <w:szCs w:val="20"/>
+          </w:rPr>
+          <m:t>=</m:t>
+        </m:r>
+        <m:r>
+          <w:rPr>
+            <w:rFonts w:ascii="Cambria Math" w:eastAsiaTheme="minorEastAsia" w:hAnsi="Cambria Math" w:cs="Times New Roman"/>
+            <w:sz w:val="20"/>
+            <w:szCs w:val="20"/>
+          </w:rPr>
+          <m:t xml:space="preserve"> </m:t>
+        </m:r>
+        <m:f>
+          <m:fPr>
+            <m:ctrlPr>
+              <w:rPr>
+                <w:rFonts w:ascii="Cambria Math" w:eastAsiaTheme="minorEastAsia" w:hAnsi="Cambria Math" w:cs="Times New Roman"/>
+                <w:i/>
+                <w:sz w:val="20"/>
+                <w:szCs w:val="20"/>
+              </w:rPr>
+            </m:ctrlPr>
+          </m:fPr>
+          <m:num>
+            <m:r>
+              <w:rPr>
+                <w:rFonts w:ascii="Cambria Math" w:eastAsiaTheme="minorEastAsia" w:hAnsi="Cambria Math" w:cs="Times New Roman"/>
+                <w:sz w:val="20"/>
+                <w:szCs w:val="20"/>
+              </w:rPr>
+              <m:t>2.5A</m:t>
+            </m:r>
+          </m:num>
+          <m:den>
+            <m:r>
+              <w:rPr>
+                <w:rFonts w:ascii="Cambria Math" w:eastAsiaTheme="minorEastAsia" w:hAnsi="Cambria Math" w:cs="Times New Roman"/>
+                <w:sz w:val="20"/>
+                <w:szCs w:val="20"/>
+              </w:rPr>
+              <m:t>8 × 500 KHz × 0.1</m:t>
+            </m:r>
+          </m:den>
+        </m:f>
+        <m:r>
+          <w:rPr>
+            <w:rFonts w:ascii="Cambria Math" w:eastAsiaTheme="minorEastAsia" w:hAnsi="Cambria Math" w:cs="Times New Roman"/>
+            <w:sz w:val="20"/>
+            <w:szCs w:val="20"/>
+          </w:rPr>
+          <m:t xml:space="preserve">=6.25 μF </m:t>
+        </m:r>
       </m:oMath>
+      <w:r>
+        <w:rPr>
+          <w:rFonts w:ascii="Times New Roman" w:eastAsiaTheme="minorEastAsia" w:hAnsi="Times New Roman" w:cs="Times New Roman"/>
+          <w:sz w:val="20"/>
+          <w:szCs w:val="20"/>
+        </w:rPr>
+        <w:t xml:space="preserve">  </w:t>
+      </w:r>
+    </w:p>
+    <w:p>
+      <w:pPr>
+        <w:rPr>
+          <w:rFonts w:ascii="Times New Roman" w:eastAsiaTheme="minorEastAsia" w:hAnsi="Times New Roman" w:cs="Times New Roman"/>
+          <w:sz w:val="20"/>
+          <w:szCs w:val="20"/>
+        </w:rPr>
+      </w:pPr>
+      <w:r>
+        <w:rPr>
+          <w:rFonts w:ascii="Times New Roman" w:eastAsiaTheme="minorEastAsia" w:hAnsi="Times New Roman" w:cs="Times New Roman"/>
+          <w:b/>
+          <w:bCs/>
+          <w:sz w:val="20"/>
+          <w:szCs w:val="20"/>
+        </w:rPr>
+        <w:t xml:space="preserve">NOTE: </w:t>
+      </w:r>
+      <w:r>
+        <w:rPr>
+          <w:rFonts w:ascii="Times New Roman" w:eastAsiaTheme="minorEastAsia" w:hAnsi="Times New Roman" w:cs="Times New Roman"/>
+          <w:sz w:val="20"/>
+          <w:szCs w:val="20"/>
+        </w:rPr>
+        <w:t>When selecting capacitors, MLCC X7R low tolerance capacitor selections are priority.</w:t>
+      </w:r>
     </w:p>
     <w:p>
       <w:pPr>
@@ -3022,7 +3018,43 @@
           <w:sz w:val="20"/>
           <w:szCs w:val="20"/>
         </w:rPr>
-        <w:t>These products are integrated power stages, meaning they have a half-bridge configuration and gate driver.</w:t>
+        <w:t xml:space="preserve">The EPC2306, EPC2307, EPC2308, and EPC2367 were found to meet the desired range and specifications. Based on differences such as </w:t>
+      </w:r>
+      <w:proofErr w:type="spellStart"/>
+      <w:r>
+        <w:rPr>
+          <w:rFonts w:ascii="Times New Roman" w:eastAsiaTheme="minorEastAsia" w:hAnsi="Times New Roman" w:cs="Times New Roman"/>
+          <w:sz w:val="20"/>
+          <w:szCs w:val="20"/>
+        </w:rPr>
+        <w:t>RDSon</w:t>
+      </w:r>
+      <w:proofErr w:type="spellEnd"/>
+      <w:r>
+        <w:rPr>
+          <w:rFonts w:ascii="Times New Roman" w:eastAsiaTheme="minorEastAsia" w:hAnsi="Times New Roman" w:cs="Times New Roman"/>
+          <w:sz w:val="20"/>
+          <w:szCs w:val="20"/>
+        </w:rPr>
+        <w:t xml:space="preserve"> and size, it was decided to use </w:t>
+      </w:r>
+      <w:r>
+        <w:rPr>
+          <w:rFonts w:ascii="Times New Roman" w:eastAsiaTheme="minorEastAsia" w:hAnsi="Times New Roman" w:cs="Times New Roman"/>
+          <w:b/>
+          <w:bCs/>
+          <w:sz w:val="20"/>
+          <w:szCs w:val="20"/>
+        </w:rPr>
+        <w:t>EPC2367</w:t>
+      </w:r>
+      <w:r>
+        <w:rPr>
+          <w:rFonts w:ascii="Times New Roman" w:eastAsiaTheme="minorEastAsia" w:hAnsi="Times New Roman" w:cs="Times New Roman"/>
+          <w:sz w:val="20"/>
+          <w:szCs w:val="20"/>
+        </w:rPr>
+        <w:t>.</w:t>
       </w:r>
     </w:p>
     <w:p>
@@ -3045,107 +3077,7 @@
           <w:sz w:val="20"/>
           <w:szCs w:val="20"/>
         </w:rPr>
-        <w:t xml:space="preserve">Texas Instruments - </w:t>
-      </w:r>
-      <w:r>
-        <w:rPr>
-          <w:rFonts w:ascii="Times New Roman" w:eastAsiaTheme="minorEastAsia" w:hAnsi="Times New Roman" w:cs="Times New Roman"/>
-          <w:sz w:val="20"/>
-          <w:szCs w:val="20"/>
-        </w:rPr>
-        <w:t>LMG5200</w:t>
-      </w:r>
-    </w:p>
-    <w:p>
-      <w:pPr>
-        <w:pStyle w:val="ListParagraph"/>
-        <w:numPr>
-          <w:ilvl w:val="3"/>
-          <w:numId w:val="2"/>
-        </w:numPr>
-        <w:jc w:val="both"/>
-        <w:rPr>
-          <w:rFonts w:ascii="Times New Roman" w:eastAsiaTheme="minorEastAsia" w:hAnsi="Times New Roman" w:cs="Times New Roman"/>
-          <w:sz w:val="20"/>
-          <w:szCs w:val="20"/>
-        </w:rPr>
-      </w:pPr>
-      <w:r>
-        <w:rPr>
-          <w:rFonts w:ascii="Times New Roman" w:eastAsiaTheme="minorEastAsia" w:hAnsi="Times New Roman" w:cs="Times New Roman"/>
-          <w:sz w:val="20"/>
-          <w:szCs w:val="20"/>
-        </w:rPr>
-        <w:t xml:space="preserve">80V </w:t>
-      </w:r>
-    </w:p>
-    <w:p>
-      <w:pPr>
-        <w:pStyle w:val="ListParagraph"/>
-        <w:numPr>
-          <w:ilvl w:val="3"/>
-          <w:numId w:val="2"/>
-        </w:numPr>
-        <w:jc w:val="both"/>
-        <w:rPr>
-          <w:rFonts w:ascii="Times New Roman" w:eastAsiaTheme="minorEastAsia" w:hAnsi="Times New Roman" w:cs="Times New Roman"/>
-          <w:sz w:val="20"/>
-          <w:szCs w:val="20"/>
-        </w:rPr>
-      </w:pPr>
-      <w:r>
-        <w:rPr>
-          <w:rFonts w:ascii="Times New Roman" w:eastAsiaTheme="minorEastAsia" w:hAnsi="Times New Roman" w:cs="Times New Roman"/>
-          <w:sz w:val="20"/>
-          <w:szCs w:val="20"/>
-        </w:rPr>
-        <w:t>10A</w:t>
-      </w:r>
-    </w:p>
-    <w:p>
-      <w:pPr>
-        <w:pStyle w:val="ListParagraph"/>
-        <w:numPr>
-          <w:ilvl w:val="3"/>
-          <w:numId w:val="2"/>
-        </w:numPr>
-        <w:jc w:val="both"/>
-        <w:rPr>
-          <w:rFonts w:ascii="Times New Roman" w:eastAsiaTheme="minorEastAsia" w:hAnsi="Times New Roman" w:cs="Times New Roman"/>
-          <w:sz w:val="20"/>
-          <w:szCs w:val="20"/>
-        </w:rPr>
-      </w:pPr>
-      <w:r>
-        <w:rPr>
-          <w:rFonts w:ascii="Times New Roman" w:eastAsiaTheme="minorEastAsia" w:hAnsi="Times New Roman" w:cs="Times New Roman"/>
-          <w:sz w:val="20"/>
-          <w:szCs w:val="20"/>
-        </w:rPr>
-        <w:t>Max. 10 MHz Switching</w:t>
-      </w:r>
-    </w:p>
-    <w:p>
-      <w:pPr>
-        <w:pStyle w:val="ListParagraph"/>
-        <w:numPr>
-          <w:ilvl w:val="3"/>
-          <w:numId w:val="2"/>
-        </w:numPr>
-        <w:jc w:val="both"/>
-        <w:rPr>
-          <w:rFonts w:ascii="Times New Roman" w:eastAsiaTheme="minorEastAsia" w:hAnsi="Times New Roman" w:cs="Times New Roman"/>
-          <w:sz w:val="20"/>
-          <w:szCs w:val="20"/>
-        </w:rPr>
-      </w:pPr>
-      <w:r>
-        <w:rPr>
-          <w:rFonts w:ascii="Times New Roman" w:eastAsiaTheme="minorEastAsia" w:hAnsi="Times New Roman" w:cs="Times New Roman"/>
-          <w:sz w:val="20"/>
-          <w:szCs w:val="20"/>
-        </w:rPr>
-        <w:t>Typical R</w:t>
+        <w:t>V</w:t>
       </w:r>
       <w:r>
         <w:rPr>
@@ -3154,26 +3086,16 @@
           <w:szCs w:val="20"/>
           <w:vertAlign w:val="subscript"/>
         </w:rPr>
-        <w:t>DS(ON)</w:t>
-      </w:r>
-      <w:r>
-        <w:rPr>
-          <w:rFonts w:ascii="Times New Roman" w:eastAsiaTheme="minorEastAsia" w:hAnsi="Times New Roman" w:cs="Times New Roman"/>
-          <w:sz w:val="20"/>
-          <w:szCs w:val="20"/>
-        </w:rPr>
-        <w:t xml:space="preserve"> = 15 </w:t>
-      </w:r>
-      <w:proofErr w:type="spellStart"/>
-      <w:r>
-        <w:rPr>
-          <w:rFonts w:ascii="Times New Roman" w:eastAsiaTheme="minorEastAsia" w:hAnsi="Times New Roman" w:cs="Times New Roman"/>
-          <w:sz w:val="20"/>
-          <w:szCs w:val="20"/>
-        </w:rPr>
-        <w:t>mOhm</w:t>
-      </w:r>
-      <w:proofErr w:type="spellEnd"/>
+        <w:t>DS</w:t>
+      </w:r>
+      <w:r>
+        <w:rPr>
+          <w:rFonts w:ascii="Times New Roman" w:eastAsiaTheme="minorEastAsia" w:hAnsi="Times New Roman" w:cs="Times New Roman"/>
+          <w:sz w:val="20"/>
+          <w:szCs w:val="20"/>
+        </w:rPr>
+        <w:t xml:space="preserve"> = 100V</w:t>
+      </w:r>
     </w:p>
     <w:p>
       <w:pPr>
@@ -3185,113 +3107,18 @@
         <w:jc w:val="both"/>
         <w:rPr>
           <w:rFonts w:ascii="Times New Roman" w:eastAsiaTheme="minorEastAsia" w:hAnsi="Times New Roman" w:cs="Times New Roman"/>
-          <w:b/>
-          <w:bCs/>
-          <w:sz w:val="20"/>
-          <w:szCs w:val="20"/>
-        </w:rPr>
-      </w:pPr>
-      <w:r>
-        <w:rPr>
-          <w:rFonts w:ascii="Times New Roman" w:eastAsiaTheme="minorEastAsia" w:hAnsi="Times New Roman" w:cs="Times New Roman"/>
-          <w:b/>
-          <w:bCs/>
-          <w:sz w:val="20"/>
-          <w:szCs w:val="20"/>
-        </w:rPr>
-        <w:t>EPC - EPC23104</w:t>
-      </w:r>
-    </w:p>
-    <w:p>
-      <w:pPr>
-        <w:pStyle w:val="ListParagraph"/>
-        <w:numPr>
-          <w:ilvl w:val="3"/>
-          <w:numId w:val="2"/>
-        </w:numPr>
-        <w:jc w:val="both"/>
-        <w:rPr>
-          <w:rFonts w:ascii="Times New Roman" w:eastAsiaTheme="minorEastAsia" w:hAnsi="Times New Roman" w:cs="Times New Roman"/>
-          <w:sz w:val="20"/>
-          <w:szCs w:val="20"/>
-        </w:rPr>
-      </w:pPr>
-      <w:r>
-        <w:rPr>
-          <w:rFonts w:ascii="Times New Roman" w:eastAsiaTheme="minorEastAsia" w:hAnsi="Times New Roman" w:cs="Times New Roman"/>
-          <w:sz w:val="20"/>
-          <w:szCs w:val="20"/>
-        </w:rPr>
-        <w:t xml:space="preserve">100V </w:t>
-      </w:r>
-    </w:p>
-    <w:p>
-      <w:pPr>
-        <w:pStyle w:val="ListParagraph"/>
-        <w:numPr>
-          <w:ilvl w:val="3"/>
-          <w:numId w:val="2"/>
-        </w:numPr>
-        <w:jc w:val="both"/>
-        <w:rPr>
-          <w:rFonts w:ascii="Times New Roman" w:eastAsiaTheme="minorEastAsia" w:hAnsi="Times New Roman" w:cs="Times New Roman"/>
-          <w:sz w:val="20"/>
-          <w:szCs w:val="20"/>
-        </w:rPr>
-      </w:pPr>
-      <w:r>
-        <w:rPr>
-          <w:rFonts w:ascii="Times New Roman" w:eastAsiaTheme="minorEastAsia" w:hAnsi="Times New Roman" w:cs="Times New Roman"/>
-          <w:sz w:val="20"/>
-          <w:szCs w:val="20"/>
-        </w:rPr>
-        <w:t>15A</w:t>
-      </w:r>
-    </w:p>
-    <w:p>
-      <w:pPr>
-        <w:pStyle w:val="ListParagraph"/>
-        <w:numPr>
-          <w:ilvl w:val="3"/>
-          <w:numId w:val="2"/>
-        </w:numPr>
-        <w:jc w:val="both"/>
-        <w:rPr>
-          <w:rFonts w:ascii="Times New Roman" w:eastAsiaTheme="minorEastAsia" w:hAnsi="Times New Roman" w:cs="Times New Roman"/>
-          <w:sz w:val="20"/>
-          <w:szCs w:val="20"/>
-        </w:rPr>
-      </w:pPr>
-      <w:r>
-        <w:rPr>
-          <w:rFonts w:ascii="Times New Roman" w:eastAsiaTheme="minorEastAsia" w:hAnsi="Times New Roman" w:cs="Times New Roman"/>
-          <w:sz w:val="20"/>
-          <w:szCs w:val="20"/>
-        </w:rPr>
-        <w:t>Max. 3 MHz Switching</w:t>
-      </w:r>
-    </w:p>
-    <w:p>
-      <w:pPr>
-        <w:pStyle w:val="ListParagraph"/>
-        <w:numPr>
-          <w:ilvl w:val="3"/>
-          <w:numId w:val="2"/>
-        </w:numPr>
-        <w:jc w:val="both"/>
-        <w:rPr>
-          <w:rFonts w:ascii="Times New Roman" w:eastAsiaTheme="minorEastAsia" w:hAnsi="Times New Roman" w:cs="Times New Roman"/>
-          <w:sz w:val="20"/>
-          <w:szCs w:val="20"/>
-        </w:rPr>
-      </w:pPr>
-      <w:r>
-        <w:rPr>
-          <w:rFonts w:ascii="Times New Roman" w:eastAsiaTheme="minorEastAsia" w:hAnsi="Times New Roman" w:cs="Times New Roman"/>
-          <w:sz w:val="20"/>
-          <w:szCs w:val="20"/>
-        </w:rPr>
-        <w:t>Typical R</w:t>
+          <w:sz w:val="20"/>
+          <w:szCs w:val="20"/>
+        </w:rPr>
+      </w:pPr>
+      <w:proofErr w:type="gramStart"/>
+      <w:r>
+        <w:rPr>
+          <w:rFonts w:ascii="Times New Roman" w:eastAsiaTheme="minorEastAsia" w:hAnsi="Times New Roman" w:cs="Times New Roman"/>
+          <w:sz w:val="20"/>
+          <w:szCs w:val="20"/>
+        </w:rPr>
+        <w:t>R</w:t>
       </w:r>
       <w:r>
         <w:rPr>
@@ -3300,15 +3127,25 @@
           <w:szCs w:val="20"/>
           <w:vertAlign w:val="subscript"/>
         </w:rPr>
-        <w:t>DS(ON)</w:t>
-      </w:r>
-      <w:r>
-        <w:rPr>
-          <w:rFonts w:ascii="Times New Roman" w:eastAsiaTheme="minorEastAsia" w:hAnsi="Times New Roman" w:cs="Times New Roman"/>
-          <w:sz w:val="20"/>
-          <w:szCs w:val="20"/>
-        </w:rPr>
-        <w:t xml:space="preserve"> = 8.7 </w:t>
+        <w:t>DS(</w:t>
+      </w:r>
+      <w:proofErr w:type="gramEnd"/>
+      <w:r>
+        <w:rPr>
+          <w:rFonts w:ascii="Times New Roman" w:eastAsiaTheme="minorEastAsia" w:hAnsi="Times New Roman" w:cs="Times New Roman"/>
+          <w:sz w:val="20"/>
+          <w:szCs w:val="20"/>
+          <w:vertAlign w:val="subscript"/>
+        </w:rPr>
+        <w:t xml:space="preserve">on) </w:t>
+      </w:r>
+      <w:r>
+        <w:rPr>
+          <w:rFonts w:ascii="Times New Roman" w:eastAsiaTheme="minorEastAsia" w:hAnsi="Times New Roman" w:cs="Times New Roman"/>
+          <w:sz w:val="20"/>
+          <w:szCs w:val="20"/>
+        </w:rPr>
+        <w:t xml:space="preserve">= 1.2 </w:t>
       </w:r>
       <w:proofErr w:type="spellStart"/>
       <w:r>
@@ -3320,18 +3157,6 @@
         <w:t>mOhm</w:t>
       </w:r>
       <w:proofErr w:type="spellEnd"/>
-    </w:p>
-    <w:p>
-      <w:pPr>
-        <w:pStyle w:val="ListParagraph"/>
-        <w:ind w:left="2160"/>
-        <w:jc w:val="both"/>
-        <w:rPr>
-          <w:rFonts w:ascii="Times New Roman" w:eastAsiaTheme="minorEastAsia" w:hAnsi="Times New Roman" w:cs="Times New Roman"/>
-          <w:sz w:val="20"/>
-          <w:szCs w:val="20"/>
-        </w:rPr>
-      </w:pPr>
     </w:p>
     <w:p>
       <w:pPr>
@@ -3353,14 +3178,31 @@
           <w:sz w:val="20"/>
           <w:szCs w:val="20"/>
         </w:rPr>
-        <w:t>EPC - EPC2152</w:t>
+        <w:t>I</w:t>
+      </w:r>
+      <w:r>
+        <w:rPr>
+          <w:rFonts w:ascii="Times New Roman" w:eastAsiaTheme="minorEastAsia" w:hAnsi="Times New Roman" w:cs="Times New Roman"/>
+          <w:sz w:val="20"/>
+          <w:szCs w:val="20"/>
+          <w:vertAlign w:val="subscript"/>
+        </w:rPr>
+        <w:t xml:space="preserve">D </w:t>
+      </w:r>
+      <w:r>
+        <w:rPr>
+          <w:rFonts w:ascii="Times New Roman" w:eastAsiaTheme="minorEastAsia" w:hAnsi="Times New Roman" w:cs="Times New Roman"/>
+          <w:sz w:val="20"/>
+          <w:szCs w:val="20"/>
+        </w:rPr>
+        <w:t>= 101A, Pulsed 420A</w:t>
       </w:r>
     </w:p>
     <w:p>
       <w:pPr>
         <w:pStyle w:val="ListParagraph"/>
         <w:numPr>
-          <w:ilvl w:val="3"/>
+          <w:ilvl w:val="2"/>
           <w:numId w:val="2"/>
         </w:numPr>
         <w:jc w:val="both"/>
@@ -3376,120 +3218,8 @@
           <w:sz w:val="20"/>
           <w:szCs w:val="20"/>
         </w:rPr>
-        <w:t xml:space="preserve">80V </w:t>
-      </w:r>
-    </w:p>
-    <w:p>
-      <w:pPr>
-        <w:pStyle w:val="ListParagraph"/>
-        <w:numPr>
-          <w:ilvl w:val="3"/>
-          <w:numId w:val="2"/>
-        </w:numPr>
-        <w:jc w:val="both"/>
-        <w:rPr>
-          <w:rFonts w:ascii="Times New Roman" w:eastAsiaTheme="minorEastAsia" w:hAnsi="Times New Roman" w:cs="Times New Roman"/>
-          <w:sz w:val="20"/>
-          <w:szCs w:val="20"/>
-        </w:rPr>
-      </w:pPr>
-      <w:r>
-        <w:rPr>
-          <w:rFonts w:ascii="Times New Roman" w:eastAsiaTheme="minorEastAsia" w:hAnsi="Times New Roman" w:cs="Times New Roman"/>
-          <w:sz w:val="20"/>
-          <w:szCs w:val="20"/>
-        </w:rPr>
-        <w:t>1</w:t>
-      </w:r>
-      <w:r>
-        <w:rPr>
-          <w:rFonts w:ascii="Times New Roman" w:eastAsiaTheme="minorEastAsia" w:hAnsi="Times New Roman" w:cs="Times New Roman"/>
-          <w:sz w:val="20"/>
-          <w:szCs w:val="20"/>
-        </w:rPr>
-        <w:t>5</w:t>
-      </w:r>
-      <w:r>
-        <w:rPr>
-          <w:rFonts w:ascii="Times New Roman" w:eastAsiaTheme="minorEastAsia" w:hAnsi="Times New Roman" w:cs="Times New Roman"/>
-          <w:sz w:val="20"/>
-          <w:szCs w:val="20"/>
-        </w:rPr>
-        <w:t>A</w:t>
-      </w:r>
-    </w:p>
-    <w:p>
-      <w:pPr>
-        <w:pStyle w:val="ListParagraph"/>
-        <w:numPr>
-          <w:ilvl w:val="3"/>
-          <w:numId w:val="2"/>
-        </w:numPr>
-        <w:jc w:val="both"/>
-        <w:rPr>
-          <w:rFonts w:ascii="Times New Roman" w:eastAsiaTheme="minorEastAsia" w:hAnsi="Times New Roman" w:cs="Times New Roman"/>
-          <w:sz w:val="20"/>
-          <w:szCs w:val="20"/>
-        </w:rPr>
-      </w:pPr>
-      <w:r>
-        <w:rPr>
-          <w:rFonts w:ascii="Times New Roman" w:eastAsiaTheme="minorEastAsia" w:hAnsi="Times New Roman" w:cs="Times New Roman"/>
-          <w:sz w:val="20"/>
-          <w:szCs w:val="20"/>
-        </w:rPr>
-        <w:t>Max. 3 MHz Switching</w:t>
-      </w:r>
-    </w:p>
-    <w:p>
-      <w:pPr>
-        <w:pStyle w:val="ListParagraph"/>
-        <w:numPr>
-          <w:ilvl w:val="3"/>
-          <w:numId w:val="2"/>
-        </w:numPr>
-        <w:jc w:val="both"/>
-        <w:rPr>
-          <w:rFonts w:ascii="Times New Roman" w:eastAsiaTheme="minorEastAsia" w:hAnsi="Times New Roman" w:cs="Times New Roman"/>
-          <w:sz w:val="20"/>
-          <w:szCs w:val="20"/>
-        </w:rPr>
-      </w:pPr>
-      <w:r>
-        <w:rPr>
-          <w:rFonts w:ascii="Times New Roman" w:eastAsiaTheme="minorEastAsia" w:hAnsi="Times New Roman" w:cs="Times New Roman"/>
-          <w:sz w:val="20"/>
-          <w:szCs w:val="20"/>
-        </w:rPr>
-        <w:t>Typical R</w:t>
-      </w:r>
-      <w:r>
-        <w:rPr>
-          <w:rFonts w:ascii="Times New Roman" w:eastAsiaTheme="minorEastAsia" w:hAnsi="Times New Roman" w:cs="Times New Roman"/>
-          <w:sz w:val="20"/>
-          <w:szCs w:val="20"/>
-          <w:vertAlign w:val="subscript"/>
-        </w:rPr>
-        <w:t>DS(ON)</w:t>
-      </w:r>
-      <w:r>
-        <w:rPr>
-          <w:rFonts w:ascii="Times New Roman" w:eastAsiaTheme="minorEastAsia" w:hAnsi="Times New Roman" w:cs="Times New Roman"/>
-          <w:sz w:val="20"/>
-          <w:szCs w:val="20"/>
-        </w:rPr>
-        <w:t xml:space="preserve"> = 10 </w:t>
-      </w:r>
-      <w:proofErr w:type="spellStart"/>
-      <w:r>
-        <w:rPr>
-          <w:rFonts w:ascii="Times New Roman" w:eastAsiaTheme="minorEastAsia" w:hAnsi="Times New Roman" w:cs="Times New Roman"/>
-          <w:sz w:val="20"/>
-          <w:szCs w:val="20"/>
-        </w:rPr>
-        <w:t>mOhm</w:t>
-      </w:r>
-      <w:proofErr w:type="spellEnd"/>
+        <w:t>3.3 * 3.3</w:t>
+      </w:r>
     </w:p>
     <w:p>
       <w:pPr>
@@ -3570,6 +3300,11 @@
     </w:p>
     <w:p>
       <w:pPr>
+        <w:pStyle w:val="ListParagraph"/>
+        <w:numPr>
+          <w:ilvl w:val="0"/>
+          <w:numId w:val="2"/>
+        </w:numPr>
         <w:jc w:val="both"/>
         <w:rPr>
           <w:rFonts w:ascii="Times New Roman" w:eastAsiaTheme="minorEastAsia" w:hAnsi="Times New Roman" w:cs="Times New Roman"/>
@@ -3577,9 +3312,22 @@
           <w:szCs w:val="20"/>
         </w:rPr>
       </w:pPr>
-    </w:p>
-    <w:p>
-      <w:pPr>
+      <w:r>
+        <w:rPr>
+          <w:rFonts w:ascii="Times New Roman" w:eastAsiaTheme="minorEastAsia" w:hAnsi="Times New Roman" w:cs="Times New Roman"/>
+          <w:sz w:val="20"/>
+          <w:szCs w:val="20"/>
+        </w:rPr>
+        <w:t>Current Measurement:</w:t>
+      </w:r>
+    </w:p>
+    <w:p>
+      <w:pPr>
+        <w:pStyle w:val="ListParagraph"/>
+        <w:numPr>
+          <w:ilvl w:val="1"/>
+          <w:numId w:val="2"/>
+        </w:numPr>
         <w:jc w:val="both"/>
         <w:rPr>
           <w:rFonts w:ascii="Times New Roman" w:eastAsiaTheme="minorEastAsia" w:hAnsi="Times New Roman" w:cs="Times New Roman"/>
@@ -3587,12 +3335,65 @@
           <w:szCs w:val="20"/>
         </w:rPr>
       </w:pPr>
+      <w:r>
+        <w:rPr>
+          <w:rFonts w:ascii="Times New Roman" w:eastAsiaTheme="minorEastAsia" w:hAnsi="Times New Roman" w:cs="Times New Roman"/>
+          <w:sz w:val="20"/>
+          <w:szCs w:val="20"/>
+        </w:rPr>
+        <w:t>Current Sense Amplifier: TI INA240</w:t>
+      </w:r>
+    </w:p>
+    <w:p>
+      <w:pPr>
+        <w:pStyle w:val="ListParagraph"/>
+        <w:numPr>
+          <w:ilvl w:val="0"/>
+          <w:numId w:val="2"/>
+        </w:numPr>
+        <w:jc w:val="both"/>
+        <w:rPr>
+          <w:rFonts w:ascii="Times New Roman" w:eastAsiaTheme="minorEastAsia" w:hAnsi="Times New Roman" w:cs="Times New Roman"/>
+          <w:sz w:val="20"/>
+          <w:szCs w:val="20"/>
+        </w:rPr>
+      </w:pPr>
+      <w:r>
+        <w:rPr>
+          <w:rFonts w:ascii="Times New Roman" w:eastAsiaTheme="minorEastAsia" w:hAnsi="Times New Roman" w:cs="Times New Roman"/>
+          <w:sz w:val="20"/>
+          <w:szCs w:val="20"/>
+        </w:rPr>
+        <w:t>Power Protection:</w:t>
+      </w:r>
+    </w:p>
+    <w:p>
+      <w:pPr>
+        <w:pStyle w:val="ListParagraph"/>
+        <w:numPr>
+          <w:ilvl w:val="1"/>
+          <w:numId w:val="2"/>
+        </w:numPr>
+        <w:jc w:val="both"/>
+        <w:rPr>
+          <w:rFonts w:ascii="Times New Roman" w:eastAsiaTheme="minorEastAsia" w:hAnsi="Times New Roman" w:cs="Times New Roman"/>
+          <w:sz w:val="20"/>
+          <w:szCs w:val="20"/>
+        </w:rPr>
+      </w:pPr>
+      <w:r>
+        <w:rPr>
+          <w:rFonts w:ascii="Times New Roman" w:eastAsiaTheme="minorEastAsia" w:hAnsi="Times New Roman" w:cs="Times New Roman"/>
+          <w:sz w:val="20"/>
+          <w:szCs w:val="20"/>
+        </w:rPr>
+        <w:t>TPS2492PWR</w:t>
+      </w:r>
     </w:p>
     <w:p>
       <w:pPr>
         <w:autoSpaceDE w:val="0"/>
         <w:autoSpaceDN w:val="0"/>
-        <w:ind w:left="640" w:hanging="640"/>
         <w:divId w:val="756941626"/>
         <w:rPr>
           <w:rFonts w:ascii="Times New Roman" w:hAnsi="Times New Roman" w:cs="Times New Roman"/>
@@ -3674,6 +3475,13 @@
               <w:rFonts w:eastAsia="Times New Roman"/>
               <w:color w:val="000000"/>
             </w:rPr>
+            <w:t>, [2]</w:t>
+          </w:r>
+          <w:r>
+            <w:rPr>
+              <w:rFonts w:eastAsia="Times New Roman"/>
+              <w:color w:val="000000"/>
+            </w:rPr>
             <w:tab/>
             <w:t>B. Hauke, “Basic Calculation of a Buck Converter’s Power Stage,” Dec. 2011. [Online]. Available: www.ti.com</w:t>
           </w:r>
@@ -3696,15 +3504,6 @@
         </w:p>
       </w:sdtContent>
     </w:sdt>
-    <w:p>
-      <w:pPr>
-        <w:rPr>
-          <w:rFonts w:ascii="Times New Roman" w:hAnsi="Times New Roman" w:cs="Times New Roman"/>
-          <w:sz w:val="20"/>
-          <w:szCs w:val="20"/>
-        </w:rPr>
-      </w:pPr>
-    </w:p>
     <w:sectPr>
       <w:pgSz w:w="11906" w:h="16838"/>
       <w:pgMar w:top="1440" w:right="1440" w:bottom="1440" w:left="1440" w:header="708" w:footer="708" w:gutter="0"/>
@@ -4721,6 +4520,7 @@
   <w:style w:type="character" w:default="1" w:styleId="DefaultParagraphFont">
     <w:name w:val="Default Paragraph Font"/>
     <w:uiPriority w:val="1"/>
+    <w:semiHidden/>
     <w:unhideWhenUsed/>
   </w:style>
   <w:style w:type="table" w:default="1" w:styleId="TableNormal">
@@ -5260,10 +5060,12 @@
     <w:rsidRoot w:val="00823C22"/>
     <w:rsid w:val="000C5AEA"/>
     <w:rsid w:val="001D2420"/>
+    <w:rsid w:val="0039248B"/>
     <w:rsid w:val="005F6403"/>
     <w:rsid w:val="00756161"/>
     <w:rsid w:val="007D332F"/>
     <w:rsid w:val="00823C22"/>
+    <w:rsid w:val="00963341"/>
     <w:rsid w:val="009A15E2"/>
     <w:rsid w:val="00B12E89"/>
     <w:rsid w:val="00CC320F"/>

--- a/[01]Documents/GaNBasedDCDCSyncBuckConverter_FirstDesignReport (AutoRecovered).docx
+++ b/[01]Documents/GaNBasedDCDCSyncBuckConverter_FirstDesignReport (AutoRecovered).docx
@@ -2632,15 +2632,7 @@
             <w:sz w:val="20"/>
             <w:szCs w:val="20"/>
           </w:rPr>
-          <m:t>=</m:t>
-        </m:r>
-        <m:r>
-          <w:rPr>
-            <w:rFonts w:ascii="Cambria Math" w:eastAsiaTheme="minorEastAsia" w:hAnsi="Cambria Math" w:cs="Times New Roman"/>
-            <w:sz w:val="20"/>
-            <w:szCs w:val="20"/>
-          </w:rPr>
-          <m:t xml:space="preserve"> </m:t>
+          <m:t xml:space="preserve">= </m:t>
         </m:r>
         <m:f>
           <m:fPr>
@@ -2694,6 +2686,7 @@
     </w:p>
     <w:p>
       <w:pPr>
+        <w:jc w:val="both"/>
         <w:rPr>
           <w:rFonts w:ascii="Times New Roman" w:eastAsiaTheme="minorEastAsia" w:hAnsi="Times New Roman" w:cs="Times New Roman"/>
           <w:sz w:val="20"/>
@@ -2780,29 +2773,108 @@
         <w:pStyle w:val="ListParagraph"/>
         <w:numPr>
           <w:ilvl w:val="0"/>
-          <w:numId w:val="2"/>
+          <w:numId w:val="4"/>
         </w:numPr>
         <w:rPr>
           <w:rFonts w:ascii="Times New Roman" w:eastAsiaTheme="minorEastAsia" w:hAnsi="Times New Roman" w:cs="Times New Roman"/>
-          <w:sz w:val="20"/>
-          <w:szCs w:val="20"/>
-        </w:rPr>
-      </w:pPr>
-      <w:r>
-        <w:rPr>
-          <w:rFonts w:ascii="Times New Roman" w:eastAsiaTheme="minorEastAsia" w:hAnsi="Times New Roman" w:cs="Times New Roman"/>
-          <w:sz w:val="20"/>
-          <w:szCs w:val="20"/>
-        </w:rPr>
-        <w:t>MCU:</w:t>
-      </w:r>
+          <w:i/>
+          <w:iCs/>
+          <w:sz w:val="20"/>
+          <w:szCs w:val="20"/>
+        </w:rPr>
+      </w:pPr>
+      <w:r>
+        <w:rPr>
+          <w:rFonts w:ascii="Times New Roman" w:eastAsiaTheme="minorEastAsia" w:hAnsi="Times New Roman" w:cs="Times New Roman"/>
+          <w:i/>
+          <w:iCs/>
+          <w:sz w:val="20"/>
+          <w:szCs w:val="20"/>
+        </w:rPr>
+        <w:t>Power Protection Parts</w:t>
+      </w:r>
+    </w:p>
+    <w:p>
+      <w:pPr>
+        <w:pStyle w:val="ListParagraph"/>
+        <w:rPr>
+          <w:rFonts w:ascii="Times New Roman" w:eastAsiaTheme="minorEastAsia" w:hAnsi="Times New Roman" w:cs="Times New Roman"/>
+          <w:sz w:val="20"/>
+          <w:szCs w:val="20"/>
+        </w:rPr>
+      </w:pPr>
+    </w:p>
+    <w:p>
+      <w:pPr>
+        <w:pStyle w:val="ListParagraph"/>
+        <w:jc w:val="both"/>
+        <w:rPr>
+          <w:rFonts w:ascii="Times New Roman" w:eastAsiaTheme="minorEastAsia" w:hAnsi="Times New Roman" w:cs="Times New Roman"/>
+          <w:sz w:val="20"/>
+          <w:szCs w:val="20"/>
+        </w:rPr>
+      </w:pPr>
+      <w:r>
+        <w:rPr>
+          <w:rFonts w:ascii="Times New Roman" w:eastAsiaTheme="minorEastAsia" w:hAnsi="Times New Roman" w:cs="Times New Roman"/>
+          <w:sz w:val="20"/>
+          <w:szCs w:val="20"/>
+        </w:rPr>
+        <w:t xml:space="preserve">We need a power protection part for our circuit against dangerous situations such as short circuit and overvoltage, so we will use the </w:t>
+      </w:r>
+      <w:r>
+        <w:rPr>
+          <w:rFonts w:ascii="Times New Roman" w:eastAsiaTheme="minorEastAsia" w:hAnsi="Times New Roman" w:cs="Times New Roman"/>
+          <w:b/>
+          <w:bCs/>
+          <w:sz w:val="20"/>
+          <w:szCs w:val="20"/>
+        </w:rPr>
+        <w:t>TPS2492PWR</w:t>
+      </w:r>
+      <w:r>
+        <w:rPr>
+          <w:rFonts w:ascii="Times New Roman" w:eastAsiaTheme="minorEastAsia" w:hAnsi="Times New Roman" w:cs="Times New Roman"/>
+          <w:sz w:val="20"/>
+          <w:szCs w:val="20"/>
+        </w:rPr>
+        <w:t xml:space="preserve"> from Texas Instruments </w:t>
+      </w:r>
+      <w:proofErr w:type="spellStart"/>
+      <w:r>
+        <w:rPr>
+          <w:rFonts w:ascii="Times New Roman" w:eastAsiaTheme="minorEastAsia" w:hAnsi="Times New Roman" w:cs="Times New Roman"/>
+          <w:sz w:val="20"/>
+          <w:szCs w:val="20"/>
+        </w:rPr>
+        <w:t>eFuse</w:t>
+      </w:r>
+      <w:proofErr w:type="spellEnd"/>
+      <w:r>
+        <w:rPr>
+          <w:rFonts w:ascii="Times New Roman" w:eastAsiaTheme="minorEastAsia" w:hAnsi="Times New Roman" w:cs="Times New Roman"/>
+          <w:sz w:val="20"/>
+          <w:szCs w:val="20"/>
+        </w:rPr>
+        <w:t xml:space="preserve"> IC in this circuit.</w:t>
+      </w:r>
+    </w:p>
+    <w:p>
+      <w:pPr>
+        <w:pStyle w:val="ListParagraph"/>
+        <w:rPr>
+          <w:rFonts w:ascii="Times New Roman" w:eastAsiaTheme="minorEastAsia" w:hAnsi="Times New Roman" w:cs="Times New Roman"/>
+          <w:sz w:val="20"/>
+          <w:szCs w:val="20"/>
+        </w:rPr>
+      </w:pPr>
     </w:p>
     <w:p>
       <w:pPr>
         <w:pStyle w:val="ListParagraph"/>
         <w:numPr>
           <w:ilvl w:val="1"/>
-          <w:numId w:val="2"/>
+          <w:numId w:val="4"/>
         </w:numPr>
         <w:rPr>
           <w:rFonts w:ascii="Times New Roman" w:eastAsiaTheme="minorEastAsia" w:hAnsi="Times New Roman" w:cs="Times New Roman"/>
@@ -2816,15 +2888,1734 @@
           <w:sz w:val="20"/>
           <w:szCs w:val="20"/>
         </w:rPr>
-        <w:t xml:space="preserve">Texas Instruments - </w:t>
-      </w:r>
-      <w:r>
-        <w:rPr>
-          <w:rFonts w:ascii="Times New Roman" w:eastAsiaTheme="minorEastAsia" w:hAnsi="Times New Roman" w:cs="Times New Roman"/>
-          <w:sz w:val="20"/>
-          <w:szCs w:val="20"/>
-        </w:rPr>
-        <w:t>F28P650DK6PZPR</w:t>
+        <w:t>IC Calculations</w:t>
+      </w:r>
+    </w:p>
+    <w:p>
+      <w:pPr>
+        <w:pStyle w:val="ListParagraph"/>
+        <w:keepNext/>
+        <w:ind w:left="1440"/>
+      </w:pPr>
+      <w:r>
+        <w:rPr>
+          <w:rFonts w:ascii="Times New Roman" w:eastAsiaTheme="minorEastAsia" w:hAnsi="Times New Roman" w:cs="Times New Roman"/>
+          <w:noProof/>
+          <w:sz w:val="20"/>
+          <w:szCs w:val="20"/>
+        </w:rPr>
+        <w:drawing>
+          <wp:inline distT="0" distB="0" distL="0" distR="0" wp14:anchorId="604FE9AB" wp14:editId="27EDFA84">
+            <wp:extent cx="3209136" cy="2077441"/>
+            <wp:effectExtent l="0" t="0" r="0" b="0"/>
+            <wp:docPr id="2080219619" name="Picture 1" descr="A diagram of a device&#10;&#10;AI-generated content may be incorrect.">
+              <a:extLst xmlns:a="http://schemas.openxmlformats.org/drawingml/2006/main">
+                <a:ext uri="{C183D7F6-B498-43B3-948B-1728B52AA6E4}">
+                  <adec:decorative xmlns:adec="http://schemas.microsoft.com/office/drawing/2017/decorative" val="0"/>
+                </a:ext>
+              </a:extLst>
+            </wp:docPr>
+            <wp:cNvGraphicFramePr>
+              <a:graphicFrameLocks xmlns:a="http://schemas.openxmlformats.org/drawingml/2006/main" noChangeAspect="1"/>
+            </wp:cNvGraphicFramePr>
+            <a:graphic xmlns:a="http://schemas.openxmlformats.org/drawingml/2006/main">
+              <a:graphicData uri="http://schemas.openxmlformats.org/drawingml/2006/picture">
+                <pic:pic xmlns:pic="http://schemas.openxmlformats.org/drawingml/2006/picture">
+                  <pic:nvPicPr>
+                    <pic:cNvPr id="2080219619" name="Picture 1" descr="A diagram of a device&#10;&#10;AI-generated content may be incorrect.">
+                      <a:extLst>
+                        <a:ext uri="{C183D7F6-B498-43B3-948B-1728B52AA6E4}">
+                          <adec:decorative xmlns:adec="http://schemas.microsoft.com/office/drawing/2017/decorative" val="0"/>
+                        </a:ext>
+                      </a:extLst>
+                    </pic:cNvPr>
+                    <pic:cNvPicPr/>
+                  </pic:nvPicPr>
+                  <pic:blipFill>
+                    <a:blip r:embed="rId9"/>
+                    <a:stretch>
+                      <a:fillRect/>
+                    </a:stretch>
+                  </pic:blipFill>
+                  <pic:spPr>
+                    <a:xfrm>
+                      <a:off x="0" y="0"/>
+                      <a:ext cx="3209136" cy="2077441"/>
+                    </a:xfrm>
+                    <a:prstGeom prst="rect">
+                      <a:avLst/>
+                    </a:prstGeom>
+                  </pic:spPr>
+                </pic:pic>
+              </a:graphicData>
+            </a:graphic>
+          </wp:inline>
+        </w:drawing>
+      </w:r>
+    </w:p>
+    <w:p>
+      <w:pPr>
+        <w:pStyle w:val="Caption"/>
+        <w:ind w:left="1440" w:firstLine="720"/>
+        <w:rPr>
+          <w:rFonts w:ascii="Times New Roman" w:hAnsi="Times New Roman" w:cs="Times New Roman"/>
+        </w:rPr>
+      </w:pPr>
+      <w:r>
+        <w:rPr>
+          <w:rFonts w:ascii="Times New Roman" w:hAnsi="Times New Roman" w:cs="Times New Roman"/>
+        </w:rPr>
+        <w:t>Figure [1] Typical Application Schematic</w:t>
+      </w:r>
+    </w:p>
+    <w:p>
+      <w:pPr>
+        <w:pStyle w:val="ListParagraph"/>
+        <w:numPr>
+          <w:ilvl w:val="2"/>
+          <w:numId w:val="4"/>
+        </w:numPr>
+        <w:jc w:val="both"/>
+        <w:rPr>
+          <w:rFonts w:ascii="Times New Roman" w:eastAsiaTheme="minorEastAsia" w:hAnsi="Times New Roman" w:cs="Times New Roman"/>
+          <w:sz w:val="20"/>
+          <w:szCs w:val="20"/>
+        </w:rPr>
+      </w:pPr>
+      <m:oMath>
+        <m:sSub>
+          <m:sSubPr>
+            <m:ctrlPr>
+              <w:rPr>
+                <w:rFonts w:ascii="Cambria Math" w:eastAsiaTheme="minorEastAsia" w:hAnsi="Cambria Math" w:cs="Times New Roman"/>
+                <w:i/>
+                <w:sz w:val="20"/>
+                <w:szCs w:val="20"/>
+              </w:rPr>
+            </m:ctrlPr>
+          </m:sSubPr>
+          <m:e>
+            <m:r>
+              <w:rPr>
+                <w:rFonts w:ascii="Cambria Math" w:eastAsiaTheme="minorEastAsia" w:hAnsi="Cambria Math" w:cs="Times New Roman"/>
+                <w:sz w:val="20"/>
+                <w:szCs w:val="20"/>
+              </w:rPr>
+              <m:t>I</m:t>
+            </m:r>
+          </m:e>
+          <m:sub>
+            <m:r>
+              <w:rPr>
+                <w:rFonts w:ascii="Cambria Math" w:eastAsiaTheme="minorEastAsia" w:hAnsi="Cambria Math" w:cs="Times New Roman"/>
+                <w:sz w:val="20"/>
+                <w:szCs w:val="20"/>
+              </w:rPr>
+              <m:t>LIM</m:t>
+            </m:r>
+          </m:sub>
+        </m:sSub>
+        <m:r>
+          <w:rPr>
+            <w:rFonts w:ascii="Cambria Math" w:eastAsiaTheme="minorEastAsia" w:hAnsi="Cambria Math" w:cs="Times New Roman"/>
+            <w:sz w:val="20"/>
+            <w:szCs w:val="20"/>
+          </w:rPr>
+          <m:t>=</m:t>
+        </m:r>
+        <m:f>
+          <m:fPr>
+            <m:ctrlPr>
+              <w:rPr>
+                <w:rFonts w:ascii="Cambria Math" w:eastAsiaTheme="minorEastAsia" w:hAnsi="Cambria Math" w:cs="Times New Roman"/>
+                <w:i/>
+                <w:sz w:val="20"/>
+                <w:szCs w:val="20"/>
+              </w:rPr>
+            </m:ctrlPr>
+          </m:fPr>
+          <m:num>
+            <m:r>
+              <w:rPr>
+                <w:rFonts w:ascii="Cambria Math" w:eastAsiaTheme="minorEastAsia" w:hAnsi="Cambria Math" w:cs="Times New Roman"/>
+                <w:sz w:val="20"/>
+                <w:szCs w:val="20"/>
+              </w:rPr>
+              <m:t>50 mV</m:t>
+            </m:r>
+          </m:num>
+          <m:den>
+            <m:sSub>
+              <m:sSubPr>
+                <m:ctrlPr>
+                  <w:rPr>
+                    <w:rFonts w:ascii="Cambria Math" w:eastAsiaTheme="minorEastAsia" w:hAnsi="Cambria Math" w:cs="Times New Roman"/>
+                    <w:i/>
+                    <w:sz w:val="20"/>
+                    <w:szCs w:val="20"/>
+                  </w:rPr>
+                </m:ctrlPr>
+              </m:sSubPr>
+              <m:e>
+                <m:r>
+                  <w:rPr>
+                    <w:rFonts w:ascii="Cambria Math" w:eastAsiaTheme="minorEastAsia" w:hAnsi="Cambria Math" w:cs="Times New Roman"/>
+                    <w:sz w:val="20"/>
+                    <w:szCs w:val="20"/>
+                  </w:rPr>
+                  <m:t>R</m:t>
+                </m:r>
+              </m:e>
+              <m:sub>
+                <m:r>
+                  <w:rPr>
+                    <w:rFonts w:ascii="Cambria Math" w:eastAsiaTheme="minorEastAsia" w:hAnsi="Cambria Math" w:cs="Times New Roman"/>
+                    <w:sz w:val="20"/>
+                    <w:szCs w:val="20"/>
+                  </w:rPr>
+                  <m:t>SENSE</m:t>
+                </m:r>
+              </m:sub>
+            </m:sSub>
+          </m:den>
+        </m:f>
+      </m:oMath>
+      <w:r>
+        <w:rPr>
+          <w:rFonts w:ascii="Times New Roman" w:eastAsiaTheme="minorEastAsia" w:hAnsi="Times New Roman" w:cs="Times New Roman"/>
+          <w:sz w:val="20"/>
+          <w:szCs w:val="20"/>
+        </w:rPr>
+        <w:t xml:space="preserve"> , If our current limit value is 10A, then R</w:t>
+      </w:r>
+      <w:r>
+        <w:rPr>
+          <w:rFonts w:ascii="Times New Roman" w:eastAsiaTheme="minorEastAsia" w:hAnsi="Times New Roman" w:cs="Times New Roman"/>
+          <w:sz w:val="20"/>
+          <w:szCs w:val="20"/>
+          <w:vertAlign w:val="subscript"/>
+        </w:rPr>
+        <w:t xml:space="preserve">SENSE </w:t>
+      </w:r>
+      <w:r>
+        <w:rPr>
+          <w:rFonts w:ascii="Times New Roman" w:eastAsiaTheme="minorEastAsia" w:hAnsi="Times New Roman" w:cs="Times New Roman"/>
+          <w:sz w:val="20"/>
+          <w:szCs w:val="20"/>
+        </w:rPr>
+        <w:t>value</w:t>
+      </w:r>
+      <w:r>
+        <w:rPr>
+          <w:rFonts w:ascii="Times New Roman" w:eastAsiaTheme="minorEastAsia" w:hAnsi="Times New Roman" w:cs="Times New Roman"/>
+          <w:sz w:val="20"/>
+          <w:szCs w:val="20"/>
+          <w:vertAlign w:val="subscript"/>
+        </w:rPr>
+        <w:t xml:space="preserve"> </w:t>
+      </w:r>
+      <w:r>
+        <w:rPr>
+          <w:rFonts w:ascii="Times New Roman" w:eastAsiaTheme="minorEastAsia" w:hAnsi="Times New Roman" w:cs="Times New Roman"/>
+          <w:sz w:val="20"/>
+          <w:szCs w:val="20"/>
+        </w:rPr>
+        <w:t xml:space="preserve">will be </w:t>
+      </w:r>
+      <w:r>
+        <w:rPr>
+          <w:rFonts w:ascii="Times New Roman" w:eastAsiaTheme="minorEastAsia" w:hAnsi="Times New Roman" w:cs="Times New Roman"/>
+          <w:b/>
+          <w:bCs/>
+          <w:sz w:val="20"/>
+          <w:szCs w:val="20"/>
+        </w:rPr>
+        <w:t xml:space="preserve">5 </w:t>
+      </w:r>
+      <w:proofErr w:type="spellStart"/>
+      <w:r>
+        <w:rPr>
+          <w:rFonts w:ascii="Times New Roman" w:eastAsiaTheme="minorEastAsia" w:hAnsi="Times New Roman" w:cs="Times New Roman"/>
+          <w:b/>
+          <w:bCs/>
+          <w:sz w:val="20"/>
+          <w:szCs w:val="20"/>
+        </w:rPr>
+        <w:t>mOhm</w:t>
+      </w:r>
+      <w:proofErr w:type="spellEnd"/>
+      <w:r>
+        <w:rPr>
+          <w:rFonts w:ascii="Times New Roman" w:eastAsiaTheme="minorEastAsia" w:hAnsi="Times New Roman" w:cs="Times New Roman"/>
+          <w:sz w:val="20"/>
+          <w:szCs w:val="20"/>
+        </w:rPr>
+        <w:t>.</w:t>
+      </w:r>
+    </w:p>
+    <w:p>
+      <w:pPr>
+        <w:pStyle w:val="ListParagraph"/>
+        <w:numPr>
+          <w:ilvl w:val="2"/>
+          <w:numId w:val="4"/>
+        </w:numPr>
+        <w:jc w:val="both"/>
+        <w:rPr>
+          <w:rFonts w:ascii="Times New Roman" w:eastAsiaTheme="minorEastAsia" w:hAnsi="Times New Roman" w:cs="Times New Roman"/>
+          <w:sz w:val="20"/>
+          <w:szCs w:val="20"/>
+        </w:rPr>
+      </w:pPr>
+      <w:r>
+        <w:rPr>
+          <w:rFonts w:ascii="Times New Roman" w:eastAsiaTheme="minorEastAsia" w:hAnsi="Times New Roman" w:cs="Times New Roman"/>
+          <w:sz w:val="20"/>
+          <w:szCs w:val="20"/>
+        </w:rPr>
+        <w:t xml:space="preserve">Our threshold voltage value for the UVEN and OV pins </w:t>
+      </w:r>
+      <w:r>
+        <w:rPr>
+          <w:rFonts w:ascii="Times New Roman" w:eastAsiaTheme="minorEastAsia" w:hAnsi="Times New Roman" w:cs="Times New Roman"/>
+          <w:sz w:val="20"/>
+          <w:szCs w:val="20"/>
+        </w:rPr>
+        <w:t>is</w:t>
+      </w:r>
+      <w:r>
+        <w:rPr>
+          <w:rFonts w:ascii="Times New Roman" w:eastAsiaTheme="minorEastAsia" w:hAnsi="Times New Roman" w:cs="Times New Roman"/>
+          <w:b/>
+          <w:bCs/>
+          <w:sz w:val="20"/>
+          <w:szCs w:val="20"/>
+        </w:rPr>
+        <w:t xml:space="preserve"> </w:t>
+      </w:r>
+      <w:r>
+        <w:rPr>
+          <w:rFonts w:ascii="Times New Roman" w:eastAsiaTheme="minorEastAsia" w:hAnsi="Times New Roman" w:cs="Times New Roman"/>
+          <w:b/>
+          <w:bCs/>
+          <w:i/>
+          <w:iCs/>
+          <w:sz w:val="20"/>
+          <w:szCs w:val="20"/>
+        </w:rPr>
+        <w:t>1.35V</w:t>
+      </w:r>
+      <w:r>
+        <w:rPr>
+          <w:rFonts w:ascii="Times New Roman" w:eastAsiaTheme="minorEastAsia" w:hAnsi="Times New Roman" w:cs="Times New Roman"/>
+          <w:i/>
+          <w:iCs/>
+          <w:sz w:val="20"/>
+          <w:szCs w:val="20"/>
+        </w:rPr>
+        <w:t xml:space="preserve">, so if our supply voltage range is </w:t>
+      </w:r>
+      <w:r>
+        <w:rPr>
+          <w:rFonts w:ascii="Times New Roman" w:eastAsiaTheme="minorEastAsia" w:hAnsi="Times New Roman" w:cs="Times New Roman"/>
+          <w:b/>
+          <w:bCs/>
+          <w:i/>
+          <w:iCs/>
+          <w:sz w:val="20"/>
+          <w:szCs w:val="20"/>
+        </w:rPr>
+        <w:t>44V up to 52V</w:t>
+      </w:r>
+    </w:p>
+    <w:p>
+      <w:pPr>
+        <w:pStyle w:val="ListParagraph"/>
+        <w:numPr>
+          <w:ilvl w:val="3"/>
+          <w:numId w:val="4"/>
+        </w:numPr>
+        <w:jc w:val="both"/>
+        <w:rPr>
+          <w:rFonts w:ascii="Times New Roman" w:eastAsiaTheme="minorEastAsia" w:hAnsi="Times New Roman" w:cs="Times New Roman"/>
+          <w:sz w:val="20"/>
+          <w:szCs w:val="20"/>
+        </w:rPr>
+      </w:pPr>
+      <m:oMath>
+        <m:r>
+          <w:rPr>
+            <w:rFonts w:ascii="Cambria Math" w:eastAsiaTheme="minorEastAsia" w:hAnsi="Cambria Math" w:cs="Times New Roman"/>
+            <w:sz w:val="20"/>
+            <w:szCs w:val="20"/>
+          </w:rPr>
+          <m:t>UVEN</m:t>
+        </m:r>
+        <m:r>
+          <w:rPr>
+            <w:rFonts w:ascii="Cambria Math" w:eastAsiaTheme="minorEastAsia" w:hAnsi="Times New Roman" w:cs="Times New Roman"/>
+            <w:sz w:val="20"/>
+            <w:szCs w:val="20"/>
+          </w:rPr>
+          <m:t xml:space="preserve"> </m:t>
+        </m:r>
+        <m:r>
+          <w:rPr>
+            <w:rFonts w:ascii="Cambria Math" w:eastAsiaTheme="minorEastAsia" w:hAnsi="Cambria Math" w:cs="Times New Roman"/>
+            <w:sz w:val="20"/>
+            <w:szCs w:val="20"/>
+          </w:rPr>
+          <m:t>=</m:t>
+        </m:r>
+        <m:r>
+          <w:rPr>
+            <w:rFonts w:ascii="Cambria Math" w:eastAsiaTheme="minorEastAsia" w:hAnsi="Times New Roman" w:cs="Times New Roman"/>
+            <w:sz w:val="20"/>
+            <w:szCs w:val="20"/>
+          </w:rPr>
+          <m:t>44V</m:t>
+        </m:r>
+        <m:r>
+          <w:rPr>
+            <w:rFonts w:ascii="Cambria Math" w:eastAsiaTheme="minorEastAsia" w:hAnsi="Cambria Math" w:cs="Times New Roman"/>
+            <w:sz w:val="20"/>
+            <w:szCs w:val="20"/>
+          </w:rPr>
+          <m:t>×</m:t>
+        </m:r>
+        <m:f>
+          <m:fPr>
+            <m:ctrlPr>
+              <w:rPr>
+                <w:rFonts w:ascii="Cambria Math" w:eastAsiaTheme="minorEastAsia" w:hAnsi="Times New Roman" w:cs="Times New Roman"/>
+                <w:i/>
+                <w:iCs/>
+                <w:sz w:val="20"/>
+                <w:szCs w:val="20"/>
+              </w:rPr>
+            </m:ctrlPr>
+          </m:fPr>
+          <m:num>
+            <m:r>
+              <w:rPr>
+                <w:rFonts w:ascii="Cambria Math" w:eastAsiaTheme="minorEastAsia" w:hAnsi="Times New Roman" w:cs="Times New Roman"/>
+                <w:sz w:val="20"/>
+                <w:szCs w:val="20"/>
+              </w:rPr>
+              <m:t>R2</m:t>
+            </m:r>
+            <m:r>
+              <w:rPr>
+                <w:rFonts w:ascii="Cambria Math" w:eastAsiaTheme="minorEastAsia" w:hAnsi="Cambria Math" w:cs="Times New Roman"/>
+                <w:sz w:val="20"/>
+                <w:szCs w:val="20"/>
+              </w:rPr>
+              <m:t>+R3</m:t>
+            </m:r>
+          </m:num>
+          <m:den>
+            <m:r>
+              <w:rPr>
+                <w:rFonts w:ascii="Cambria Math" w:eastAsiaTheme="minorEastAsia" w:hAnsi="Times New Roman" w:cs="Times New Roman"/>
+                <w:sz w:val="20"/>
+                <w:szCs w:val="20"/>
+              </w:rPr>
+              <m:t>R1+R2+R3</m:t>
+            </m:r>
+          </m:den>
+        </m:f>
+        <m:r>
+          <w:rPr>
+            <w:rFonts w:ascii="Cambria Math" w:eastAsiaTheme="minorEastAsia" w:hAnsi="Times New Roman" w:cs="Times New Roman"/>
+            <w:sz w:val="20"/>
+            <w:szCs w:val="20"/>
+          </w:rPr>
+          <m:t xml:space="preserve"> , </m:t>
+        </m:r>
+        <m:r>
+          <w:rPr>
+            <w:rFonts w:ascii="Cambria Math" w:eastAsiaTheme="minorEastAsia" w:hAnsi="Cambria Math" w:cs="Times New Roman"/>
+            <w:sz w:val="20"/>
+            <w:szCs w:val="20"/>
+          </w:rPr>
+          <m:t>OV</m:t>
+        </m:r>
+        <m:r>
+          <w:rPr>
+            <w:rFonts w:ascii="Cambria Math" w:eastAsiaTheme="minorEastAsia" w:hAnsi="Times New Roman" w:cs="Times New Roman"/>
+            <w:sz w:val="20"/>
+            <w:szCs w:val="20"/>
+          </w:rPr>
+          <m:t xml:space="preserve"> </m:t>
+        </m:r>
+        <m:r>
+          <w:rPr>
+            <w:rFonts w:ascii="Cambria Math" w:eastAsiaTheme="minorEastAsia" w:hAnsi="Cambria Math" w:cs="Times New Roman"/>
+            <w:sz w:val="20"/>
+            <w:szCs w:val="20"/>
+          </w:rPr>
+          <m:t>=</m:t>
+        </m:r>
+        <m:r>
+          <w:rPr>
+            <w:rFonts w:ascii="Cambria Math" w:eastAsiaTheme="minorEastAsia" w:hAnsi="Times New Roman" w:cs="Times New Roman"/>
+            <w:sz w:val="20"/>
+            <w:szCs w:val="20"/>
+          </w:rPr>
+          <m:t>52V</m:t>
+        </m:r>
+        <m:r>
+          <w:rPr>
+            <w:rFonts w:ascii="Cambria Math" w:eastAsiaTheme="minorEastAsia" w:hAnsi="Cambria Math" w:cs="Times New Roman"/>
+            <w:sz w:val="20"/>
+            <w:szCs w:val="20"/>
+          </w:rPr>
+          <m:t>×</m:t>
+        </m:r>
+        <m:f>
+          <m:fPr>
+            <m:ctrlPr>
+              <w:rPr>
+                <w:rFonts w:ascii="Cambria Math" w:eastAsiaTheme="minorEastAsia" w:hAnsi="Times New Roman" w:cs="Times New Roman"/>
+                <w:i/>
+                <w:iCs/>
+                <w:sz w:val="20"/>
+                <w:szCs w:val="20"/>
+              </w:rPr>
+            </m:ctrlPr>
+          </m:fPr>
+          <m:num>
+            <m:r>
+              <w:rPr>
+                <w:rFonts w:ascii="Cambria Math" w:eastAsiaTheme="minorEastAsia" w:hAnsi="Cambria Math" w:cs="Times New Roman"/>
+                <w:sz w:val="20"/>
+                <w:szCs w:val="20"/>
+              </w:rPr>
+              <m:t>R3</m:t>
+            </m:r>
+          </m:num>
+          <m:den>
+            <m:r>
+              <w:rPr>
+                <w:rFonts w:ascii="Cambria Math" w:eastAsiaTheme="minorEastAsia" w:hAnsi="Times New Roman" w:cs="Times New Roman"/>
+                <w:sz w:val="20"/>
+                <w:szCs w:val="20"/>
+              </w:rPr>
+              <m:t>R1+R2+R3</m:t>
+            </m:r>
+          </m:den>
+        </m:f>
+      </m:oMath>
+      <w:r>
+        <w:rPr>
+          <w:rFonts w:ascii="Times New Roman" w:eastAsiaTheme="minorEastAsia" w:hAnsi="Times New Roman" w:cs="Times New Roman"/>
+          <w:sz w:val="20"/>
+          <w:szCs w:val="20"/>
+        </w:rPr>
+        <w:t xml:space="preserve"> and OV = UVEN = 1.35V</w:t>
+      </w:r>
+    </w:p>
+    <w:p>
+      <w:pPr>
+        <w:pStyle w:val="ListParagraph"/>
+        <w:numPr>
+          <w:ilvl w:val="3"/>
+          <w:numId w:val="4"/>
+        </w:numPr>
+        <w:jc w:val="both"/>
+        <w:rPr>
+          <w:rFonts w:ascii="Times New Roman" w:eastAsiaTheme="minorEastAsia" w:hAnsi="Times New Roman" w:cs="Times New Roman"/>
+          <w:sz w:val="20"/>
+          <w:szCs w:val="20"/>
+        </w:rPr>
+      </w:pPr>
+      <w:r>
+        <w:rPr>
+          <w:rFonts w:ascii="Times New Roman" w:eastAsiaTheme="minorEastAsia" w:hAnsi="Times New Roman" w:cs="Times New Roman"/>
+          <w:sz w:val="20"/>
+          <w:szCs w:val="20"/>
+        </w:rPr>
+        <w:t xml:space="preserve">Now our resistance values are </w:t>
+      </w:r>
+      <w:r>
+        <w:rPr>
+          <w:rFonts w:ascii="Times New Roman" w:eastAsiaTheme="minorEastAsia" w:hAnsi="Times New Roman" w:cs="Times New Roman"/>
+          <w:b/>
+          <w:bCs/>
+          <w:sz w:val="20"/>
+          <w:szCs w:val="20"/>
+        </w:rPr>
+        <w:t xml:space="preserve">R1 = 374 </w:t>
+      </w:r>
+      <w:proofErr w:type="spellStart"/>
+      <w:proofErr w:type="gramStart"/>
+      <w:r>
+        <w:rPr>
+          <w:rFonts w:ascii="Times New Roman" w:eastAsiaTheme="minorEastAsia" w:hAnsi="Times New Roman" w:cs="Times New Roman"/>
+          <w:b/>
+          <w:bCs/>
+          <w:sz w:val="20"/>
+          <w:szCs w:val="20"/>
+        </w:rPr>
+        <w:t>kOhm</w:t>
+      </w:r>
+      <w:proofErr w:type="spellEnd"/>
+      <w:r>
+        <w:rPr>
+          <w:rFonts w:ascii="Times New Roman" w:eastAsiaTheme="minorEastAsia" w:hAnsi="Times New Roman" w:cs="Times New Roman"/>
+          <w:b/>
+          <w:bCs/>
+          <w:sz w:val="20"/>
+          <w:szCs w:val="20"/>
+        </w:rPr>
+        <w:t xml:space="preserve"> ,</w:t>
+      </w:r>
+      <w:proofErr w:type="gramEnd"/>
+      <w:r>
+        <w:rPr>
+          <w:rFonts w:ascii="Times New Roman" w:eastAsiaTheme="minorEastAsia" w:hAnsi="Times New Roman" w:cs="Times New Roman"/>
+          <w:b/>
+          <w:bCs/>
+          <w:sz w:val="20"/>
+          <w:szCs w:val="20"/>
+        </w:rPr>
+        <w:t xml:space="preserve"> R2 = 1.82 </w:t>
+      </w:r>
+      <w:proofErr w:type="spellStart"/>
+      <w:proofErr w:type="gramStart"/>
+      <w:r>
+        <w:rPr>
+          <w:rFonts w:ascii="Times New Roman" w:eastAsiaTheme="minorEastAsia" w:hAnsi="Times New Roman" w:cs="Times New Roman"/>
+          <w:b/>
+          <w:bCs/>
+          <w:sz w:val="20"/>
+          <w:szCs w:val="20"/>
+        </w:rPr>
+        <w:t>kOhm</w:t>
+      </w:r>
+      <w:proofErr w:type="spellEnd"/>
+      <w:r>
+        <w:rPr>
+          <w:rFonts w:ascii="Times New Roman" w:eastAsiaTheme="minorEastAsia" w:hAnsi="Times New Roman" w:cs="Times New Roman"/>
+          <w:b/>
+          <w:bCs/>
+          <w:sz w:val="20"/>
+          <w:szCs w:val="20"/>
+        </w:rPr>
+        <w:t xml:space="preserve"> ,</w:t>
+      </w:r>
+      <w:proofErr w:type="gramEnd"/>
+      <w:r>
+        <w:rPr>
+          <w:rFonts w:ascii="Times New Roman" w:eastAsiaTheme="minorEastAsia" w:hAnsi="Times New Roman" w:cs="Times New Roman"/>
+          <w:b/>
+          <w:bCs/>
+          <w:sz w:val="20"/>
+          <w:szCs w:val="20"/>
+        </w:rPr>
+        <w:t xml:space="preserve"> R3 = 10 </w:t>
+      </w:r>
+      <w:proofErr w:type="spellStart"/>
+      <w:r>
+        <w:rPr>
+          <w:rFonts w:ascii="Times New Roman" w:eastAsiaTheme="minorEastAsia" w:hAnsi="Times New Roman" w:cs="Times New Roman"/>
+          <w:b/>
+          <w:bCs/>
+          <w:sz w:val="20"/>
+          <w:szCs w:val="20"/>
+        </w:rPr>
+        <w:t>kOhm</w:t>
+      </w:r>
+      <w:proofErr w:type="spellEnd"/>
+    </w:p>
+    <w:p>
+      <w:pPr>
+        <w:pStyle w:val="ListParagraph"/>
+        <w:numPr>
+          <w:ilvl w:val="2"/>
+          <w:numId w:val="4"/>
+        </w:numPr>
+        <w:ind w:left="2880"/>
+        <w:jc w:val="both"/>
+        <w:rPr>
+          <w:rFonts w:ascii="Times New Roman" w:eastAsiaTheme="minorEastAsia" w:hAnsi="Times New Roman" w:cs="Times New Roman"/>
+          <w:sz w:val="20"/>
+          <w:szCs w:val="20"/>
+        </w:rPr>
+      </w:pPr>
+      <m:oMath>
+        <m:sSub>
+          <m:sSubPr>
+            <m:ctrlPr>
+              <w:rPr>
+                <w:rFonts w:ascii="Cambria Math" w:eastAsiaTheme="minorEastAsia" w:hAnsi="Cambria Math" w:cs="Times New Roman"/>
+                <w:i/>
+                <w:sz w:val="20"/>
+                <w:szCs w:val="20"/>
+              </w:rPr>
+            </m:ctrlPr>
+          </m:sSubPr>
+          <m:e>
+            <m:r>
+              <w:rPr>
+                <w:rFonts w:ascii="Cambria Math" w:eastAsiaTheme="minorEastAsia" w:hAnsi="Cambria Math" w:cs="Times New Roman"/>
+                <w:sz w:val="20"/>
+                <w:szCs w:val="20"/>
+              </w:rPr>
+              <m:t>V</m:t>
+            </m:r>
+          </m:e>
+          <m:sub>
+            <m:r>
+              <w:rPr>
+                <w:rFonts w:ascii="Cambria Math" w:eastAsiaTheme="minorEastAsia" w:hAnsi="Cambria Math" w:cs="Times New Roman"/>
+                <w:sz w:val="20"/>
+                <w:szCs w:val="20"/>
+              </w:rPr>
+              <m:t>PROG</m:t>
+            </m:r>
+          </m:sub>
+        </m:sSub>
+        <m:r>
+          <w:rPr>
+            <w:rFonts w:ascii="Cambria Math" w:eastAsiaTheme="minorEastAsia" w:hAnsi="Cambria Math" w:cs="Times New Roman"/>
+            <w:sz w:val="20"/>
+            <w:szCs w:val="20"/>
+          </w:rPr>
+          <m:t xml:space="preserve">= </m:t>
+        </m:r>
+        <m:f>
+          <m:fPr>
+            <m:ctrlPr>
+              <w:rPr>
+                <w:rFonts w:ascii="Cambria Math" w:eastAsiaTheme="minorEastAsia" w:hAnsi="Cambria Math" w:cs="Times New Roman"/>
+                <w:i/>
+                <w:sz w:val="20"/>
+                <w:szCs w:val="20"/>
+              </w:rPr>
+            </m:ctrlPr>
+          </m:fPr>
+          <m:num>
+            <m:sSub>
+              <m:sSubPr>
+                <m:ctrlPr>
+                  <w:rPr>
+                    <w:rFonts w:ascii="Cambria Math" w:eastAsiaTheme="minorEastAsia" w:hAnsi="Cambria Math" w:cs="Times New Roman"/>
+                    <w:i/>
+                    <w:sz w:val="20"/>
+                    <w:szCs w:val="20"/>
+                  </w:rPr>
+                </m:ctrlPr>
+              </m:sSubPr>
+              <m:e>
+                <m:r>
+                  <w:rPr>
+                    <w:rFonts w:ascii="Cambria Math" w:eastAsiaTheme="minorEastAsia" w:hAnsi="Cambria Math" w:cs="Times New Roman"/>
+                    <w:sz w:val="20"/>
+                    <w:szCs w:val="20"/>
+                  </w:rPr>
+                  <m:t>P</m:t>
+                </m:r>
+              </m:e>
+              <m:sub>
+                <m:r>
+                  <w:rPr>
+                    <w:rFonts w:ascii="Cambria Math" w:eastAsiaTheme="minorEastAsia" w:hAnsi="Cambria Math" w:cs="Times New Roman"/>
+                    <w:sz w:val="20"/>
+                    <w:szCs w:val="20"/>
+                  </w:rPr>
+                  <m:t>LIM</m:t>
+                </m:r>
+              </m:sub>
+            </m:sSub>
+          </m:num>
+          <m:den>
+            <m:r>
+              <w:rPr>
+                <w:rFonts w:ascii="Cambria Math" w:eastAsiaTheme="minorEastAsia" w:hAnsi="Cambria Math" w:cs="Times New Roman"/>
+                <w:sz w:val="20"/>
+                <w:szCs w:val="20"/>
+              </w:rPr>
+              <m:t xml:space="preserve">10 × </m:t>
+            </m:r>
+            <m:sSub>
+              <m:sSubPr>
+                <m:ctrlPr>
+                  <w:rPr>
+                    <w:rFonts w:ascii="Cambria Math" w:eastAsiaTheme="minorEastAsia" w:hAnsi="Cambria Math" w:cs="Times New Roman"/>
+                    <w:i/>
+                    <w:sz w:val="20"/>
+                    <w:szCs w:val="20"/>
+                  </w:rPr>
+                </m:ctrlPr>
+              </m:sSubPr>
+              <m:e>
+                <m:r>
+                  <w:rPr>
+                    <w:rFonts w:ascii="Cambria Math" w:eastAsiaTheme="minorEastAsia" w:hAnsi="Cambria Math" w:cs="Times New Roman"/>
+                    <w:sz w:val="20"/>
+                    <w:szCs w:val="20"/>
+                  </w:rPr>
+                  <m:t>I</m:t>
+                </m:r>
+              </m:e>
+              <m:sub>
+                <m:r>
+                  <w:rPr>
+                    <w:rFonts w:ascii="Cambria Math" w:eastAsiaTheme="minorEastAsia" w:hAnsi="Cambria Math" w:cs="Times New Roman"/>
+                    <w:sz w:val="20"/>
+                    <w:szCs w:val="20"/>
+                  </w:rPr>
+                  <m:t>LIM</m:t>
+                </m:r>
+              </m:sub>
+            </m:sSub>
+          </m:den>
+        </m:f>
+      </m:oMath>
+      <w:r>
+        <w:rPr>
+          <w:rFonts w:ascii="Times New Roman" w:eastAsiaTheme="minorEastAsia" w:hAnsi="Times New Roman" w:cs="Times New Roman"/>
+          <w:sz w:val="20"/>
+          <w:szCs w:val="20"/>
+        </w:rPr>
+        <w:t xml:space="preserve"> , </w:t>
+      </w:r>
+      <w:r>
+        <w:rPr>
+          <w:rFonts w:ascii="Times New Roman" w:eastAsiaTheme="minorEastAsia" w:hAnsi="Times New Roman" w:cs="Times New Roman"/>
+          <w:sz w:val="20"/>
+          <w:szCs w:val="20"/>
+        </w:rPr>
+        <w:t xml:space="preserve">We need to apply a value </w:t>
+      </w:r>
+      <w:r>
+        <w:rPr>
+          <w:rFonts w:ascii="Times New Roman" w:eastAsiaTheme="minorEastAsia" w:hAnsi="Times New Roman" w:cs="Times New Roman"/>
+          <w:sz w:val="20"/>
+          <w:szCs w:val="20"/>
+        </w:rPr>
+        <w:t>bigger</w:t>
+      </w:r>
+      <w:r>
+        <w:rPr>
+          <w:rFonts w:ascii="Times New Roman" w:eastAsiaTheme="minorEastAsia" w:hAnsi="Times New Roman" w:cs="Times New Roman"/>
+          <w:sz w:val="20"/>
+          <w:szCs w:val="20"/>
+        </w:rPr>
+        <w:t xml:space="preserve"> than 0.4 V to this pin, and when we calculate,</w:t>
+      </w:r>
+      <w:r>
+        <w:rPr>
+          <w:rFonts w:ascii="Times New Roman" w:eastAsiaTheme="minorEastAsia" w:hAnsi="Times New Roman" w:cs="Times New Roman"/>
+          <w:sz w:val="20"/>
+          <w:szCs w:val="20"/>
+        </w:rPr>
+        <w:t xml:space="preserve"> our </w:t>
+      </w:r>
+      <w:r>
+        <w:rPr>
+          <w:rFonts w:ascii="Times New Roman" w:eastAsiaTheme="minorEastAsia" w:hAnsi="Times New Roman" w:cs="Times New Roman"/>
+          <w:sz w:val="20"/>
+          <w:szCs w:val="20"/>
+        </w:rPr>
+        <w:t xml:space="preserve">result will be 1.2 mV. Therefore, we </w:t>
+      </w:r>
+      <w:proofErr w:type="gramStart"/>
+      <w:r>
+        <w:rPr>
+          <w:rFonts w:ascii="Times New Roman" w:eastAsiaTheme="minorEastAsia" w:hAnsi="Times New Roman" w:cs="Times New Roman"/>
+          <w:sz w:val="20"/>
+          <w:szCs w:val="20"/>
+        </w:rPr>
+        <w:t>can't</w:t>
+      </w:r>
+      <w:proofErr w:type="gramEnd"/>
+      <w:r>
+        <w:rPr>
+          <w:rFonts w:ascii="Times New Roman" w:eastAsiaTheme="minorEastAsia" w:hAnsi="Times New Roman" w:cs="Times New Roman"/>
+          <w:sz w:val="20"/>
+          <w:szCs w:val="20"/>
+        </w:rPr>
+        <w:t xml:space="preserve"> use this pin. We need to connect PROG and VREF with a 47 </w:t>
+      </w:r>
+      <w:proofErr w:type="spellStart"/>
+      <w:r>
+        <w:rPr>
+          <w:rFonts w:ascii="Times New Roman" w:eastAsiaTheme="minorEastAsia" w:hAnsi="Times New Roman" w:cs="Times New Roman"/>
+          <w:sz w:val="20"/>
+          <w:szCs w:val="20"/>
+        </w:rPr>
+        <w:t>kOhm</w:t>
+      </w:r>
+      <w:proofErr w:type="spellEnd"/>
+      <w:r>
+        <w:rPr>
+          <w:rFonts w:ascii="Times New Roman" w:eastAsiaTheme="minorEastAsia" w:hAnsi="Times New Roman" w:cs="Times New Roman"/>
+          <w:sz w:val="20"/>
+          <w:szCs w:val="20"/>
+        </w:rPr>
+        <w:t xml:space="preserve"> resistor. (In this case, the PLIM value is our power </w:t>
+      </w:r>
+      <w:r>
+        <w:rPr>
+          <w:rFonts w:ascii="Times New Roman" w:eastAsiaTheme="minorEastAsia" w:hAnsi="Times New Roman" w:cs="Times New Roman"/>
+          <w:sz w:val="20"/>
+          <w:szCs w:val="20"/>
+        </w:rPr>
+        <w:t>lost</w:t>
+      </w:r>
+      <w:r>
+        <w:rPr>
+          <w:rFonts w:ascii="Times New Roman" w:eastAsiaTheme="minorEastAsia" w:hAnsi="Times New Roman" w:cs="Times New Roman"/>
+          <w:sz w:val="20"/>
+          <w:szCs w:val="20"/>
+        </w:rPr>
+        <w:t xml:space="preserve"> in the MOSFET, not the total power</w:t>
+      </w:r>
+      <w:r>
+        <w:rPr>
+          <w:rFonts w:ascii="Times New Roman" w:eastAsiaTheme="minorEastAsia" w:hAnsi="Times New Roman" w:cs="Times New Roman"/>
+          <w:sz w:val="20"/>
+          <w:szCs w:val="20"/>
+        </w:rPr>
+        <w:t xml:space="preserve"> loss</w:t>
+      </w:r>
+      <w:r>
+        <w:rPr>
+          <w:rFonts w:ascii="Times New Roman" w:eastAsiaTheme="minorEastAsia" w:hAnsi="Times New Roman" w:cs="Times New Roman"/>
+          <w:sz w:val="20"/>
+          <w:szCs w:val="20"/>
+        </w:rPr>
+        <w:t xml:space="preserve"> of the circuit.)</w:t>
+      </w:r>
+    </w:p>
+    <w:p>
+      <w:pPr>
+        <w:pStyle w:val="ListParagraph"/>
+        <w:numPr>
+          <w:ilvl w:val="2"/>
+          <w:numId w:val="4"/>
+        </w:numPr>
+        <w:ind w:left="2880"/>
+        <w:jc w:val="both"/>
+        <w:rPr>
+          <w:rFonts w:ascii="Times New Roman" w:eastAsiaTheme="minorEastAsia" w:hAnsi="Times New Roman" w:cs="Times New Roman"/>
+          <w:sz w:val="20"/>
+          <w:szCs w:val="20"/>
+        </w:rPr>
+      </w:pPr>
+      <m:oMath>
+        <m:sSub>
+          <m:sSubPr>
+            <m:ctrlPr>
+              <w:rPr>
+                <w:rFonts w:ascii="Cambria Math" w:eastAsiaTheme="minorEastAsia" w:hAnsi="Cambria Math" w:cs="Times New Roman"/>
+                <w:i/>
+                <w:sz w:val="20"/>
+                <w:szCs w:val="20"/>
+              </w:rPr>
+            </m:ctrlPr>
+          </m:sSubPr>
+          <m:e>
+            <m:r>
+              <w:rPr>
+                <w:rFonts w:ascii="Cambria Math" w:eastAsiaTheme="minorEastAsia" w:hAnsi="Cambria Math" w:cs="Times New Roman"/>
+                <w:sz w:val="20"/>
+                <w:szCs w:val="20"/>
+              </w:rPr>
+              <m:t>C</m:t>
+            </m:r>
+          </m:e>
+          <m:sub>
+            <m:r>
+              <w:rPr>
+                <w:rFonts w:ascii="Cambria Math" w:eastAsiaTheme="minorEastAsia" w:hAnsi="Cambria Math" w:cs="Times New Roman"/>
+                <w:sz w:val="20"/>
+                <w:szCs w:val="20"/>
+              </w:rPr>
+              <m:t>T</m:t>
+            </m:r>
+          </m:sub>
+        </m:sSub>
+        <m:r>
+          <w:rPr>
+            <w:rFonts w:ascii="Cambria Math" w:eastAsiaTheme="minorEastAsia" w:hAnsi="Cambria Math" w:cs="Times New Roman"/>
+            <w:sz w:val="20"/>
+            <w:szCs w:val="20"/>
+          </w:rPr>
+          <m:t>=</m:t>
+        </m:r>
+        <m:f>
+          <m:fPr>
+            <m:ctrlPr>
+              <w:rPr>
+                <w:rFonts w:ascii="Cambria Math" w:eastAsiaTheme="minorEastAsia" w:hAnsi="Cambria Math" w:cs="Times New Roman"/>
+                <w:i/>
+                <w:sz w:val="20"/>
+                <w:szCs w:val="20"/>
+              </w:rPr>
+            </m:ctrlPr>
+          </m:fPr>
+          <m:num>
+            <m:r>
+              <w:rPr>
+                <w:rFonts w:ascii="Cambria Math" w:eastAsiaTheme="minorEastAsia" w:hAnsi="Cambria Math" w:cs="Times New Roman"/>
+                <w:sz w:val="20"/>
+                <w:szCs w:val="20"/>
+              </w:rPr>
+              <m:t>36 μA</m:t>
+            </m:r>
+          </m:num>
+          <m:den>
+            <m:r>
+              <w:rPr>
+                <w:rFonts w:ascii="Cambria Math" w:eastAsiaTheme="minorEastAsia" w:hAnsi="Cambria Math" w:cs="Times New Roman"/>
+                <w:sz w:val="20"/>
+                <w:szCs w:val="20"/>
+              </w:rPr>
+              <m:t>4.1V</m:t>
+            </m:r>
+          </m:den>
+        </m:f>
+        <m:r>
+          <w:rPr>
+            <w:rFonts w:ascii="Cambria Math" w:eastAsiaTheme="minorEastAsia" w:hAnsi="Cambria Math" w:cs="Times New Roman"/>
+            <w:sz w:val="20"/>
+            <w:szCs w:val="20"/>
+          </w:rPr>
+          <m:t xml:space="preserve"> ×</m:t>
+        </m:r>
+        <m:sSub>
+          <m:sSubPr>
+            <m:ctrlPr>
+              <w:rPr>
+                <w:rFonts w:ascii="Cambria Math" w:eastAsiaTheme="minorEastAsia" w:hAnsi="Cambria Math" w:cs="Times New Roman"/>
+                <w:i/>
+                <w:sz w:val="20"/>
+                <w:szCs w:val="20"/>
+              </w:rPr>
+            </m:ctrlPr>
+          </m:sSubPr>
+          <m:e>
+            <m:r>
+              <w:rPr>
+                <w:rFonts w:ascii="Cambria Math" w:eastAsiaTheme="minorEastAsia" w:hAnsi="Cambria Math" w:cs="Times New Roman"/>
+                <w:sz w:val="20"/>
+                <w:szCs w:val="20"/>
+              </w:rPr>
+              <m:t>t</m:t>
+            </m:r>
+          </m:e>
+          <m:sub>
+            <m:r>
+              <w:rPr>
+                <w:rFonts w:ascii="Cambria Math" w:eastAsiaTheme="minorEastAsia" w:hAnsi="Cambria Math" w:cs="Times New Roman"/>
+                <w:sz w:val="20"/>
+                <w:szCs w:val="20"/>
+              </w:rPr>
+              <m:t>ON</m:t>
+            </m:r>
+          </m:sub>
+        </m:sSub>
+        <m:r>
+          <w:rPr>
+            <w:rFonts w:ascii="Cambria Math" w:eastAsiaTheme="minorEastAsia" w:hAnsi="Cambria Math" w:cs="Times New Roman"/>
+            <w:sz w:val="20"/>
+            <w:szCs w:val="20"/>
+          </w:rPr>
+          <m:t>×</m:t>
+        </m:r>
+        <m:d>
+          <m:dPr>
+            <m:ctrlPr>
+              <w:rPr>
+                <w:rFonts w:ascii="Cambria Math" w:eastAsiaTheme="minorEastAsia" w:hAnsi="Cambria Math" w:cs="Times New Roman"/>
+                <w:i/>
+                <w:sz w:val="20"/>
+                <w:szCs w:val="20"/>
+              </w:rPr>
+            </m:ctrlPr>
+          </m:dPr>
+          <m:e>
+            <m:r>
+              <w:rPr>
+                <w:rFonts w:ascii="Cambria Math" w:eastAsiaTheme="minorEastAsia" w:hAnsi="Cambria Math" w:cs="Times New Roman"/>
+                <w:sz w:val="20"/>
+                <w:szCs w:val="20"/>
+              </w:rPr>
+              <m:t xml:space="preserve">1+ </m:t>
+            </m:r>
+            <m:sSub>
+              <m:sSubPr>
+                <m:ctrlPr>
+                  <w:rPr>
+                    <w:rFonts w:ascii="Cambria Math" w:eastAsiaTheme="minorEastAsia" w:hAnsi="Cambria Math" w:cs="Times New Roman"/>
+                    <w:i/>
+                    <w:sz w:val="20"/>
+                    <w:szCs w:val="20"/>
+                  </w:rPr>
+                </m:ctrlPr>
+              </m:sSubPr>
+              <m:e>
+                <m:r>
+                  <w:rPr>
+                    <w:rFonts w:ascii="Cambria Math" w:eastAsiaTheme="minorEastAsia" w:hAnsi="Cambria Math" w:cs="Times New Roman"/>
+                    <w:sz w:val="20"/>
+                    <w:szCs w:val="20"/>
+                  </w:rPr>
+                  <m:t>C</m:t>
+                </m:r>
+              </m:e>
+              <m:sub>
+                <m:r>
+                  <w:rPr>
+                    <w:rFonts w:ascii="Cambria Math" w:eastAsiaTheme="minorEastAsia" w:hAnsi="Cambria Math" w:cs="Times New Roman"/>
+                    <w:sz w:val="20"/>
+                    <w:szCs w:val="20"/>
+                  </w:rPr>
+                  <m:t>O-TOL</m:t>
+                </m:r>
+              </m:sub>
+            </m:sSub>
+            <m:r>
+              <w:rPr>
+                <w:rFonts w:ascii="Cambria Math" w:eastAsiaTheme="minorEastAsia" w:hAnsi="Cambria Math" w:cs="Times New Roman"/>
+                <w:sz w:val="20"/>
+                <w:szCs w:val="20"/>
+              </w:rPr>
+              <m:t xml:space="preserve">+ </m:t>
+            </m:r>
+            <m:sSub>
+              <m:sSubPr>
+                <m:ctrlPr>
+                  <w:rPr>
+                    <w:rFonts w:ascii="Cambria Math" w:eastAsiaTheme="minorEastAsia" w:hAnsi="Cambria Math" w:cs="Times New Roman"/>
+                    <w:i/>
+                    <w:sz w:val="20"/>
+                    <w:szCs w:val="20"/>
+                  </w:rPr>
+                </m:ctrlPr>
+              </m:sSubPr>
+              <m:e>
+                <m:r>
+                  <w:rPr>
+                    <w:rFonts w:ascii="Cambria Math" w:eastAsiaTheme="minorEastAsia" w:hAnsi="Cambria Math" w:cs="Times New Roman"/>
+                    <w:sz w:val="20"/>
+                    <w:szCs w:val="20"/>
+                  </w:rPr>
+                  <m:t>C</m:t>
+                </m:r>
+              </m:e>
+              <m:sub>
+                <m:r>
+                  <w:rPr>
+                    <w:rFonts w:ascii="Cambria Math" w:eastAsiaTheme="minorEastAsia" w:hAnsi="Cambria Math" w:cs="Times New Roman"/>
+                    <w:sz w:val="20"/>
+                    <w:szCs w:val="20"/>
+                  </w:rPr>
+                  <m:t>T-TOL</m:t>
+                </m:r>
+              </m:sub>
+            </m:sSub>
+          </m:e>
+        </m:d>
+        <m:r>
+          <w:rPr>
+            <w:rFonts w:ascii="Cambria Math" w:eastAsiaTheme="minorEastAsia" w:hAnsi="Cambria Math" w:cs="Times New Roman"/>
+            <w:sz w:val="20"/>
+            <w:szCs w:val="20"/>
+          </w:rPr>
+          <m:t xml:space="preserve"> &amp; </m:t>
+        </m:r>
+        <m:sSub>
+          <m:sSubPr>
+            <m:ctrlPr>
+              <w:rPr>
+                <w:rFonts w:ascii="Cambria Math" w:eastAsiaTheme="minorEastAsia" w:hAnsi="Cambria Math" w:cs="Times New Roman"/>
+                <w:i/>
+                <w:sz w:val="20"/>
+                <w:szCs w:val="20"/>
+              </w:rPr>
+            </m:ctrlPr>
+          </m:sSubPr>
+          <m:e>
+            <m:r>
+              <w:rPr>
+                <w:rFonts w:ascii="Cambria Math" w:eastAsiaTheme="minorEastAsia" w:hAnsi="Cambria Math" w:cs="Times New Roman"/>
+                <w:sz w:val="20"/>
+                <w:szCs w:val="20"/>
+              </w:rPr>
+              <m:t>t</m:t>
+            </m:r>
+          </m:e>
+          <m:sub>
+            <m:r>
+              <w:rPr>
+                <w:rFonts w:ascii="Cambria Math" w:eastAsiaTheme="minorEastAsia" w:hAnsi="Cambria Math" w:cs="Times New Roman"/>
+                <w:sz w:val="20"/>
+                <w:szCs w:val="20"/>
+              </w:rPr>
+              <m:t>ON</m:t>
+            </m:r>
+          </m:sub>
+        </m:sSub>
+        <m:r>
+          <w:rPr>
+            <w:rFonts w:ascii="Cambria Math" w:eastAsiaTheme="minorEastAsia" w:hAnsi="Cambria Math" w:cs="Times New Roman"/>
+            <w:sz w:val="20"/>
+            <w:szCs w:val="20"/>
+          </w:rPr>
+          <m:t>=</m:t>
+        </m:r>
+        <m:r>
+          <w:rPr>
+            <w:rFonts w:ascii="Cambria Math" w:eastAsiaTheme="minorEastAsia" w:hAnsi="Cambria Math" w:cs="Times New Roman"/>
+            <w:sz w:val="20"/>
+            <w:szCs w:val="20"/>
+          </w:rPr>
+          <m:t xml:space="preserve"> </m:t>
+        </m:r>
+        <m:f>
+          <m:fPr>
+            <m:ctrlPr>
+              <w:rPr>
+                <w:rFonts w:ascii="Cambria Math" w:eastAsiaTheme="minorEastAsia" w:hAnsi="Cambria Math" w:cs="Times New Roman"/>
+                <w:i/>
+                <w:sz w:val="20"/>
+                <w:szCs w:val="20"/>
+              </w:rPr>
+            </m:ctrlPr>
+          </m:fPr>
+          <m:num>
+            <m:sSub>
+              <m:sSubPr>
+                <m:ctrlPr>
+                  <w:rPr>
+                    <w:rFonts w:ascii="Cambria Math" w:eastAsiaTheme="minorEastAsia" w:hAnsi="Cambria Math" w:cs="Times New Roman"/>
+                    <w:i/>
+                    <w:sz w:val="20"/>
+                    <w:szCs w:val="20"/>
+                  </w:rPr>
+                </m:ctrlPr>
+              </m:sSubPr>
+              <m:e>
+                <m:r>
+                  <w:rPr>
+                    <w:rFonts w:ascii="Cambria Math" w:eastAsiaTheme="minorEastAsia" w:hAnsi="Cambria Math" w:cs="Times New Roman"/>
+                    <w:sz w:val="20"/>
+                    <w:szCs w:val="20"/>
+                  </w:rPr>
+                  <m:t>C</m:t>
+                </m:r>
+              </m:e>
+              <m:sub>
+                <m:r>
+                  <w:rPr>
+                    <w:rFonts w:ascii="Cambria Math" w:eastAsiaTheme="minorEastAsia" w:hAnsi="Cambria Math" w:cs="Times New Roman"/>
+                    <w:sz w:val="20"/>
+                    <w:szCs w:val="20"/>
+                  </w:rPr>
+                  <m:t>O</m:t>
+                </m:r>
+              </m:sub>
+            </m:sSub>
+            <m:r>
+              <w:rPr>
+                <w:rFonts w:ascii="Cambria Math" w:eastAsiaTheme="minorEastAsia" w:hAnsi="Cambria Math" w:cs="Times New Roman"/>
+                <w:sz w:val="20"/>
+                <w:szCs w:val="20"/>
+              </w:rPr>
+              <m:t xml:space="preserve"> × </m:t>
+            </m:r>
+            <m:sSub>
+              <m:sSubPr>
+                <m:ctrlPr>
+                  <w:rPr>
+                    <w:rFonts w:ascii="Cambria Math" w:eastAsiaTheme="minorEastAsia" w:hAnsi="Cambria Math" w:cs="Times New Roman"/>
+                    <w:i/>
+                    <w:sz w:val="20"/>
+                    <w:szCs w:val="20"/>
+                  </w:rPr>
+                </m:ctrlPr>
+              </m:sSubPr>
+              <m:e>
+                <m:r>
+                  <w:rPr>
+                    <w:rFonts w:ascii="Cambria Math" w:eastAsiaTheme="minorEastAsia" w:hAnsi="Cambria Math" w:cs="Times New Roman"/>
+                    <w:sz w:val="20"/>
+                    <w:szCs w:val="20"/>
+                  </w:rPr>
+                  <m:t>V</m:t>
+                </m:r>
+              </m:e>
+              <m:sub>
+                <m:r>
+                  <w:rPr>
+                    <w:rFonts w:ascii="Cambria Math" w:eastAsiaTheme="minorEastAsia" w:hAnsi="Cambria Math" w:cs="Times New Roman"/>
+                    <w:sz w:val="20"/>
+                    <w:szCs w:val="20"/>
+                  </w:rPr>
+                  <m:t>VCCMAX</m:t>
+                </m:r>
+              </m:sub>
+            </m:sSub>
+          </m:num>
+          <m:den>
+            <m:sSub>
+              <m:sSubPr>
+                <m:ctrlPr>
+                  <w:rPr>
+                    <w:rFonts w:ascii="Cambria Math" w:eastAsiaTheme="minorEastAsia" w:hAnsi="Cambria Math" w:cs="Times New Roman"/>
+                    <w:i/>
+                    <w:sz w:val="20"/>
+                    <w:szCs w:val="20"/>
+                  </w:rPr>
+                </m:ctrlPr>
+              </m:sSubPr>
+              <m:e>
+                <m:r>
+                  <w:rPr>
+                    <w:rFonts w:ascii="Cambria Math" w:eastAsiaTheme="minorEastAsia" w:hAnsi="Cambria Math" w:cs="Times New Roman"/>
+                    <w:sz w:val="20"/>
+                    <w:szCs w:val="20"/>
+                  </w:rPr>
+                  <m:t>I</m:t>
+                </m:r>
+              </m:e>
+              <m:sub>
+                <m:r>
+                  <w:rPr>
+                    <w:rFonts w:ascii="Cambria Math" w:eastAsiaTheme="minorEastAsia" w:hAnsi="Cambria Math" w:cs="Times New Roman"/>
+                    <w:sz w:val="20"/>
+                    <w:szCs w:val="20"/>
+                  </w:rPr>
+                  <m:t>LIM</m:t>
+                </m:r>
+              </m:sub>
+            </m:sSub>
+          </m:den>
+        </m:f>
+      </m:oMath>
+      <w:r>
+        <w:rPr>
+          <w:rFonts w:ascii="Times New Roman" w:eastAsiaTheme="minorEastAsia" w:hAnsi="Times New Roman" w:cs="Times New Roman"/>
+          <w:sz w:val="20"/>
+          <w:szCs w:val="20"/>
+        </w:rPr>
+        <w:t xml:space="preserve"> </w:t>
+      </w:r>
+    </w:p>
+    <w:p>
+      <w:pPr>
+        <w:pStyle w:val="ListParagraph"/>
+        <w:numPr>
+          <w:ilvl w:val="4"/>
+          <w:numId w:val="4"/>
+        </w:numPr>
+        <w:jc w:val="both"/>
+        <w:rPr>
+          <w:rFonts w:ascii="Times New Roman" w:eastAsiaTheme="minorEastAsia" w:hAnsi="Times New Roman" w:cs="Times New Roman"/>
+          <w:sz w:val="20"/>
+          <w:szCs w:val="20"/>
+        </w:rPr>
+      </w:pPr>
+      <w:r>
+        <w:rPr>
+          <w:rFonts w:ascii="Times New Roman" w:eastAsiaTheme="minorEastAsia" w:hAnsi="Times New Roman" w:cs="Times New Roman"/>
+          <w:sz w:val="20"/>
+          <w:szCs w:val="20"/>
+        </w:rPr>
+        <w:t>C</w:t>
+      </w:r>
+      <w:r>
+        <w:rPr>
+          <w:rFonts w:ascii="Times New Roman" w:eastAsiaTheme="minorEastAsia" w:hAnsi="Times New Roman" w:cs="Times New Roman"/>
+          <w:sz w:val="20"/>
+          <w:szCs w:val="20"/>
+          <w:vertAlign w:val="subscript"/>
+        </w:rPr>
+        <w:t xml:space="preserve">T-TOL </w:t>
+      </w:r>
+      <w:r>
+        <w:rPr>
+          <w:rFonts w:ascii="Times New Roman" w:eastAsiaTheme="minorEastAsia" w:hAnsi="Times New Roman" w:cs="Times New Roman"/>
+          <w:sz w:val="20"/>
+          <w:szCs w:val="20"/>
+        </w:rPr>
+        <w:t>= Timer Capacitor Tolerance</w:t>
+      </w:r>
+    </w:p>
+    <w:p>
+      <w:pPr>
+        <w:pStyle w:val="ListParagraph"/>
+        <w:numPr>
+          <w:ilvl w:val="4"/>
+          <w:numId w:val="4"/>
+        </w:numPr>
+        <w:jc w:val="both"/>
+        <w:rPr>
+          <w:rFonts w:ascii="Times New Roman" w:eastAsiaTheme="minorEastAsia" w:hAnsi="Times New Roman" w:cs="Times New Roman"/>
+          <w:sz w:val="20"/>
+          <w:szCs w:val="20"/>
+        </w:rPr>
+      </w:pPr>
+      <w:r>
+        <w:rPr>
+          <w:rFonts w:ascii="Times New Roman" w:eastAsiaTheme="minorEastAsia" w:hAnsi="Times New Roman" w:cs="Times New Roman"/>
+          <w:sz w:val="20"/>
+          <w:szCs w:val="20"/>
+        </w:rPr>
+        <w:t>C</w:t>
+      </w:r>
+      <w:r>
+        <w:rPr>
+          <w:rFonts w:ascii="Times New Roman" w:eastAsiaTheme="minorEastAsia" w:hAnsi="Times New Roman" w:cs="Times New Roman"/>
+          <w:sz w:val="20"/>
+          <w:szCs w:val="20"/>
+          <w:vertAlign w:val="subscript"/>
+        </w:rPr>
+        <w:t>O</w:t>
+      </w:r>
+      <w:r>
+        <w:rPr>
+          <w:rFonts w:ascii="Times New Roman" w:eastAsiaTheme="minorEastAsia" w:hAnsi="Times New Roman" w:cs="Times New Roman"/>
+          <w:sz w:val="20"/>
+          <w:szCs w:val="20"/>
+          <w:vertAlign w:val="subscript"/>
+        </w:rPr>
+        <w:t xml:space="preserve">-TOL </w:t>
+      </w:r>
+      <w:r>
+        <w:rPr>
+          <w:rFonts w:ascii="Times New Roman" w:eastAsiaTheme="minorEastAsia" w:hAnsi="Times New Roman" w:cs="Times New Roman"/>
+          <w:sz w:val="20"/>
+          <w:szCs w:val="20"/>
+        </w:rPr>
+        <w:t xml:space="preserve">= </w:t>
+      </w:r>
+      <w:r>
+        <w:rPr>
+          <w:rFonts w:ascii="Times New Roman" w:eastAsiaTheme="minorEastAsia" w:hAnsi="Times New Roman" w:cs="Times New Roman"/>
+          <w:sz w:val="20"/>
+          <w:szCs w:val="20"/>
+        </w:rPr>
+        <w:t>Output</w:t>
+      </w:r>
+      <w:r>
+        <w:rPr>
+          <w:rFonts w:ascii="Times New Roman" w:eastAsiaTheme="minorEastAsia" w:hAnsi="Times New Roman" w:cs="Times New Roman"/>
+          <w:sz w:val="20"/>
+          <w:szCs w:val="20"/>
+        </w:rPr>
+        <w:t xml:space="preserve"> Capacitor Tolerance</w:t>
+      </w:r>
+    </w:p>
+    <w:p>
+      <w:pPr>
+        <w:pStyle w:val="ListParagraph"/>
+        <w:numPr>
+          <w:ilvl w:val="4"/>
+          <w:numId w:val="4"/>
+        </w:numPr>
+        <w:jc w:val="both"/>
+        <w:rPr>
+          <w:rFonts w:ascii="Times New Roman" w:eastAsiaTheme="minorEastAsia" w:hAnsi="Times New Roman" w:cs="Times New Roman"/>
+          <w:sz w:val="20"/>
+          <w:szCs w:val="20"/>
+        </w:rPr>
+      </w:pPr>
+      <m:oMath>
+        <m:sSub>
+          <m:sSubPr>
+            <m:ctrlPr>
+              <w:rPr>
+                <w:rFonts w:ascii="Cambria Math" w:eastAsiaTheme="minorEastAsia" w:hAnsi="Cambria Math" w:cs="Times New Roman"/>
+                <w:i/>
+                <w:sz w:val="20"/>
+                <w:szCs w:val="20"/>
+              </w:rPr>
+            </m:ctrlPr>
+          </m:sSubPr>
+          <m:e>
+            <m:r>
+              <w:rPr>
+                <w:rFonts w:ascii="Cambria Math" w:eastAsiaTheme="minorEastAsia" w:hAnsi="Cambria Math" w:cs="Times New Roman"/>
+                <w:sz w:val="20"/>
+                <w:szCs w:val="20"/>
+              </w:rPr>
+              <m:t>t</m:t>
+            </m:r>
+          </m:e>
+          <m:sub>
+            <m:r>
+              <w:rPr>
+                <w:rFonts w:ascii="Cambria Math" w:eastAsiaTheme="minorEastAsia" w:hAnsi="Cambria Math" w:cs="Times New Roman"/>
+                <w:sz w:val="20"/>
+                <w:szCs w:val="20"/>
+              </w:rPr>
+              <m:t>ON</m:t>
+            </m:r>
+          </m:sub>
+        </m:sSub>
+        <m:r>
+          <w:rPr>
+            <w:rFonts w:ascii="Cambria Math" w:eastAsiaTheme="minorEastAsia" w:hAnsi="Cambria Math" w:cs="Times New Roman"/>
+            <w:sz w:val="20"/>
+            <w:szCs w:val="20"/>
+          </w:rPr>
+          <m:t>=</m:t>
+        </m:r>
+        <m:f>
+          <m:fPr>
+            <m:ctrlPr>
+              <w:rPr>
+                <w:rFonts w:ascii="Cambria Math" w:eastAsiaTheme="minorEastAsia" w:hAnsi="Cambria Math" w:cs="Times New Roman"/>
+                <w:i/>
+                <w:sz w:val="20"/>
+                <w:szCs w:val="20"/>
+              </w:rPr>
+            </m:ctrlPr>
+          </m:fPr>
+          <m:num>
+            <m:r>
+              <w:rPr>
+                <w:rFonts w:ascii="Cambria Math" w:eastAsiaTheme="minorEastAsia" w:hAnsi="Cambria Math" w:cs="Times New Roman"/>
+                <w:sz w:val="20"/>
+                <w:szCs w:val="20"/>
+              </w:rPr>
+              <m:t>200 μF × 48V</m:t>
+            </m:r>
+          </m:num>
+          <m:den>
+            <m:r>
+              <w:rPr>
+                <w:rFonts w:ascii="Cambria Math" w:eastAsiaTheme="minorEastAsia" w:hAnsi="Cambria Math" w:cs="Times New Roman"/>
+                <w:sz w:val="20"/>
+                <w:szCs w:val="20"/>
+              </w:rPr>
+              <m:t>10A</m:t>
+            </m:r>
+          </m:den>
+        </m:f>
+        <m:r>
+          <w:rPr>
+            <w:rFonts w:ascii="Cambria Math" w:eastAsiaTheme="minorEastAsia" w:hAnsi="Cambria Math" w:cs="Times New Roman"/>
+            <w:sz w:val="20"/>
+            <w:szCs w:val="20"/>
+          </w:rPr>
+          <m:t xml:space="preserve"> =0.96 ms </m:t>
+        </m:r>
+      </m:oMath>
+    </w:p>
+    <w:p>
+      <w:pPr>
+        <w:pStyle w:val="ListParagraph"/>
+        <w:numPr>
+          <w:ilvl w:val="4"/>
+          <w:numId w:val="4"/>
+        </w:numPr>
+        <w:jc w:val="both"/>
+        <w:rPr>
+          <w:rFonts w:ascii="Times New Roman" w:eastAsiaTheme="minorEastAsia" w:hAnsi="Times New Roman" w:cs="Times New Roman"/>
+          <w:sz w:val="20"/>
+          <w:szCs w:val="20"/>
+        </w:rPr>
+      </w:pPr>
+      <m:oMath>
+        <m:sSub>
+          <m:sSubPr>
+            <m:ctrlPr>
+              <w:rPr>
+                <w:rFonts w:ascii="Cambria Math" w:eastAsiaTheme="minorEastAsia" w:hAnsi="Cambria Math" w:cs="Times New Roman"/>
+                <w:i/>
+                <w:sz w:val="20"/>
+                <w:szCs w:val="20"/>
+              </w:rPr>
+            </m:ctrlPr>
+          </m:sSubPr>
+          <m:e>
+            <m:r>
+              <w:rPr>
+                <w:rFonts w:ascii="Cambria Math" w:eastAsiaTheme="minorEastAsia" w:hAnsi="Cambria Math" w:cs="Times New Roman"/>
+                <w:sz w:val="20"/>
+                <w:szCs w:val="20"/>
+              </w:rPr>
+              <m:t>C</m:t>
+            </m:r>
+          </m:e>
+          <m:sub>
+            <m:r>
+              <w:rPr>
+                <w:rFonts w:ascii="Cambria Math" w:eastAsiaTheme="minorEastAsia" w:hAnsi="Cambria Math" w:cs="Times New Roman"/>
+                <w:sz w:val="20"/>
+                <w:szCs w:val="20"/>
+              </w:rPr>
+              <m:t>T</m:t>
+            </m:r>
+          </m:sub>
+        </m:sSub>
+        <m:r>
+          <w:rPr>
+            <w:rFonts w:ascii="Cambria Math" w:eastAsiaTheme="minorEastAsia" w:hAnsi="Cambria Math" w:cs="Times New Roman"/>
+            <w:sz w:val="20"/>
+            <w:szCs w:val="20"/>
+          </w:rPr>
+          <m:t>=</m:t>
+        </m:r>
+        <m:f>
+          <m:fPr>
+            <m:ctrlPr>
+              <w:rPr>
+                <w:rFonts w:ascii="Cambria Math" w:eastAsiaTheme="minorEastAsia" w:hAnsi="Cambria Math" w:cs="Times New Roman"/>
+                <w:i/>
+                <w:sz w:val="20"/>
+                <w:szCs w:val="20"/>
+              </w:rPr>
+            </m:ctrlPr>
+          </m:fPr>
+          <m:num>
+            <m:r>
+              <w:rPr>
+                <w:rFonts w:ascii="Cambria Math" w:eastAsiaTheme="minorEastAsia" w:hAnsi="Cambria Math" w:cs="Times New Roman"/>
+                <w:sz w:val="20"/>
+                <w:szCs w:val="20"/>
+              </w:rPr>
+              <m:t>36 μA</m:t>
+            </m:r>
+          </m:num>
+          <m:den>
+            <m:r>
+              <w:rPr>
+                <w:rFonts w:ascii="Cambria Math" w:eastAsiaTheme="minorEastAsia" w:hAnsi="Cambria Math" w:cs="Times New Roman"/>
+                <w:sz w:val="20"/>
+                <w:szCs w:val="20"/>
+              </w:rPr>
+              <m:t>4.1V</m:t>
+            </m:r>
+          </m:den>
+        </m:f>
+        <m:r>
+          <w:rPr>
+            <w:rFonts w:ascii="Cambria Math" w:eastAsiaTheme="minorEastAsia" w:hAnsi="Cambria Math" w:cs="Times New Roman"/>
+            <w:sz w:val="20"/>
+            <w:szCs w:val="20"/>
+          </w:rPr>
+          <m:t xml:space="preserve"> ×</m:t>
+        </m:r>
+        <m:r>
+          <w:rPr>
+            <w:rFonts w:ascii="Cambria Math" w:eastAsiaTheme="minorEastAsia" w:hAnsi="Cambria Math" w:cs="Times New Roman"/>
+            <w:sz w:val="20"/>
+            <w:szCs w:val="20"/>
+          </w:rPr>
+          <m:t>0.96 ms</m:t>
+        </m:r>
+        <m:r>
+          <w:rPr>
+            <w:rFonts w:ascii="Cambria Math" w:eastAsiaTheme="minorEastAsia" w:hAnsi="Cambria Math" w:cs="Times New Roman"/>
+            <w:sz w:val="20"/>
+            <w:szCs w:val="20"/>
+          </w:rPr>
+          <m:t>×</m:t>
+        </m:r>
+        <m:d>
+          <m:dPr>
+            <m:ctrlPr>
+              <w:rPr>
+                <w:rFonts w:ascii="Cambria Math" w:eastAsiaTheme="minorEastAsia" w:hAnsi="Cambria Math" w:cs="Times New Roman"/>
+                <w:i/>
+                <w:sz w:val="20"/>
+                <w:szCs w:val="20"/>
+              </w:rPr>
+            </m:ctrlPr>
+          </m:dPr>
+          <m:e>
+            <m:r>
+              <w:rPr>
+                <w:rFonts w:ascii="Cambria Math" w:eastAsiaTheme="minorEastAsia" w:hAnsi="Cambria Math" w:cs="Times New Roman"/>
+                <w:sz w:val="20"/>
+                <w:szCs w:val="20"/>
+              </w:rPr>
+              <m:t xml:space="preserve">1+ </m:t>
+            </m:r>
+            <m:r>
+              <w:rPr>
+                <w:rFonts w:ascii="Cambria Math" w:eastAsiaTheme="minorEastAsia" w:hAnsi="Cambria Math" w:cs="Times New Roman"/>
+                <w:sz w:val="20"/>
+                <w:szCs w:val="20"/>
+              </w:rPr>
+              <m:t>0.2</m:t>
+            </m:r>
+            <m:r>
+              <w:rPr>
+                <w:rFonts w:ascii="Cambria Math" w:eastAsiaTheme="minorEastAsia" w:hAnsi="Cambria Math" w:cs="Times New Roman"/>
+                <w:sz w:val="20"/>
+                <w:szCs w:val="20"/>
+              </w:rPr>
+              <m:t xml:space="preserve">+ </m:t>
+            </m:r>
+            <m:r>
+              <w:rPr>
+                <w:rFonts w:ascii="Cambria Math" w:eastAsiaTheme="minorEastAsia" w:hAnsi="Cambria Math" w:cs="Times New Roman"/>
+                <w:sz w:val="20"/>
+                <w:szCs w:val="20"/>
+              </w:rPr>
+              <m:t>0.1</m:t>
+            </m:r>
+          </m:e>
+        </m:d>
+        <m:r>
+          <w:rPr>
+            <w:rFonts w:ascii="Cambria Math" w:eastAsiaTheme="minorEastAsia" w:hAnsi="Cambria Math" w:cs="Times New Roman"/>
+            <w:sz w:val="20"/>
+            <w:szCs w:val="20"/>
+          </w:rPr>
+          <m:t>=</m:t>
+        </m:r>
+        <m:r>
+          <w:rPr>
+            <w:rFonts w:ascii="Cambria Math" w:eastAsiaTheme="minorEastAsia" w:hAnsi="Cambria Math" w:cs="Times New Roman"/>
+            <w:sz w:val="20"/>
+            <w:szCs w:val="20"/>
+          </w:rPr>
+          <m:t>11nF</m:t>
+        </m:r>
+        <m:r>
+          <w:rPr>
+            <w:rFonts w:ascii="Cambria Math" w:eastAsiaTheme="minorEastAsia" w:hAnsi="Cambria Math" w:cs="Times New Roman"/>
+            <w:sz w:val="20"/>
+            <w:szCs w:val="20"/>
+          </w:rPr>
+          <m:t xml:space="preserve"> </m:t>
+        </m:r>
+      </m:oMath>
+    </w:p>
+    <w:p>
+      <w:pPr>
+        <w:ind w:left="720"/>
+        <w:rPr>
+          <w:rFonts w:ascii="Times New Roman" w:eastAsiaTheme="minorEastAsia" w:hAnsi="Times New Roman" w:cs="Times New Roman"/>
+          <w:sz w:val="20"/>
+          <w:szCs w:val="20"/>
+        </w:rPr>
+      </w:pPr>
+    </w:p>
+    <w:p>
+      <w:pPr>
+        <w:rPr>
+          <w:rFonts w:ascii="Times New Roman" w:eastAsiaTheme="minorEastAsia" w:hAnsi="Times New Roman" w:cs="Times New Roman"/>
+          <w:sz w:val="20"/>
+          <w:szCs w:val="20"/>
+        </w:rPr>
+      </w:pPr>
+      <w:r>
+        <w:rPr>
+          <w:rFonts w:ascii="Times New Roman" w:eastAsiaTheme="minorEastAsia" w:hAnsi="Times New Roman" w:cs="Times New Roman"/>
+          <w:sz w:val="20"/>
+          <w:szCs w:val="20"/>
+        </w:rPr>
+        <w:t>Texas Instruments - F28P650DK6PZPR</w:t>
       </w:r>
     </w:p>
     <w:p>
@@ -3505,6 +5296,12 @@
       </w:sdtContent>
     </w:sdt>
     <w:sectPr>
+      <w:headerReference w:type="even" r:id="rId10"/>
+      <w:headerReference w:type="default" r:id="rId11"/>
+      <w:footerReference w:type="even" r:id="rId12"/>
+      <w:footerReference w:type="default" r:id="rId13"/>
+      <w:headerReference w:type="first" r:id="rId14"/>
+      <w:footerReference w:type="first" r:id="rId15"/>
       <w:pgSz w:w="11906" w:h="16838"/>
       <w:pgMar w:top="1440" w:right="1440" w:bottom="1440" w:left="1440" w:header="708" w:footer="708" w:gutter="0"/>
       <w:cols w:space="708"/>
@@ -3539,6 +5336,36 @@
 </w:endnotes>
 </file>
 
+<file path=word/footer1.xml><?xml version="1.0" encoding="utf-8"?>
+<w:ftr xmlns:wpc="http://schemas.microsoft.com/office/word/2010/wordprocessingCanvas" xmlns:cx="http://schemas.microsoft.com/office/drawing/2014/chartex" xmlns:cx1="http://schemas.microsoft.com/office/drawing/2015/9/8/chartex" xmlns:cx2="http://schemas.microsoft.com/office/drawing/2015/10/21/chartex" xmlns:cx3="http://schemas.microsoft.com/office/drawing/2016/5/9/chartex" xmlns:cx4="http://schemas.microsoft.com/office/drawing/2016/5/10/chartex" xmlns:cx5="http://schemas.microsoft.com/office/drawing/2016/5/11/chartex" xmlns:cx6="http://schemas.microsoft.com/office/drawing/2016/5/12/chartex" xmlns:cx7="http://schemas.microsoft.com/office/drawing/2016/5/13/chartex" xmlns:cx8="http://schemas.microsoft.com/office/drawing/2016/5/14/chartex" xmlns:mc="http://schemas.openxmlformats.org/markup-compatibility/2006" xmlns:aink="http://schemas.microsoft.com/office/drawing/2016/ink" xmlns:am3d="http://schemas.microsoft.com/office/drawing/2017/model3d" xmlns:o="urn:schemas-microsoft-com:office:office" xmlns:oel="http://schemas.microsoft.com/office/2019/extlst" xmlns:r="http://schemas.openxmlformats.org/officeDocument/2006/relationships" xmlns:m="http://schemas.openxmlformats.org/officeDocument/2006/math" xmlns:v="urn:schemas-microsoft-com:vml" xmlns:wp14="http://schemas.microsoft.com/office/word/2010/wordprocessingDrawing" xmlns:wp="http://schemas.openxmlformats.org/drawingml/2006/wordprocessingDrawing" xmlns:w10="urn:schemas-microsoft-com:office:word" xmlns:w="http://schemas.openxmlformats.org/wordprocessingml/2006/main" xmlns:w14="http://schemas.microsoft.com/office/word/2010/wordml" xmlns:w15="http://schemas.microsoft.com/office/word/2012/wordml" xmlns:w16cex="http://schemas.microsoft.com/office/word/2018/wordml/cex" xmlns:w16cid="http://schemas.microsoft.com/office/word/2016/wordml/cid" xmlns:w16="http://schemas.microsoft.com/office/word/2018/wordml" xmlns:w16du="http://schemas.microsoft.com/office/word/2023/wordml/word16du" xmlns:w16sdtdh="http://schemas.microsoft.com/office/word/2020/wordml/sdtdatahash" xmlns:w16sdtfl="http://schemas.microsoft.com/office/word/2024/wordml/sdtformatlock" xmlns:w16se="http://schemas.microsoft.com/office/word/2015/wordml/symex" xmlns:wpg="http://schemas.microsoft.com/office/word/2010/wordprocessingGroup" xmlns:wpi="http://schemas.microsoft.com/office/word/2010/wordprocessingInk" xmlns:wne="http://schemas.microsoft.com/office/word/2006/wordml" xmlns:wps="http://schemas.microsoft.com/office/word/2010/wordprocessingShape" mc:Ignorable="w14 w15 w16se w16cid w16 w16cex w16sdtdh w16sdtfl w16du wp14">
+  <w:p>
+    <w:pPr>
+      <w:pStyle w:val="Footer"/>
+    </w:pPr>
+  </w:p>
+</w:ftr>
+</file>
+
+<file path=word/footer2.xml><?xml version="1.0" encoding="utf-8"?>
+<w:ftr xmlns:wpc="http://schemas.microsoft.com/office/word/2010/wordprocessingCanvas" xmlns:cx="http://schemas.microsoft.com/office/drawing/2014/chartex" xmlns:cx1="http://schemas.microsoft.com/office/drawing/2015/9/8/chartex" xmlns:cx2="http://schemas.microsoft.com/office/drawing/2015/10/21/chartex" xmlns:cx3="http://schemas.microsoft.com/office/drawing/2016/5/9/chartex" xmlns:cx4="http://schemas.microsoft.com/office/drawing/2016/5/10/chartex" xmlns:cx5="http://schemas.microsoft.com/office/drawing/2016/5/11/chartex" xmlns:cx6="http://schemas.microsoft.com/office/drawing/2016/5/12/chartex" xmlns:cx7="http://schemas.microsoft.com/office/drawing/2016/5/13/chartex" xmlns:cx8="http://schemas.microsoft.com/office/drawing/2016/5/14/chartex" xmlns:mc="http://schemas.openxmlformats.org/markup-compatibility/2006" xmlns:aink="http://schemas.microsoft.com/office/drawing/2016/ink" xmlns:am3d="http://schemas.microsoft.com/office/drawing/2017/model3d" xmlns:o="urn:schemas-microsoft-com:office:office" xmlns:oel="http://schemas.microsoft.com/office/2019/extlst" xmlns:r="http://schemas.openxmlformats.org/officeDocument/2006/relationships" xmlns:m="http://schemas.openxmlformats.org/officeDocument/2006/math" xmlns:v="urn:schemas-microsoft-com:vml" xmlns:wp14="http://schemas.microsoft.com/office/word/2010/wordprocessingDrawing" xmlns:wp="http://schemas.openxmlformats.org/drawingml/2006/wordprocessingDrawing" xmlns:w10="urn:schemas-microsoft-com:office:word" xmlns:w="http://schemas.openxmlformats.org/wordprocessingml/2006/main" xmlns:w14="http://schemas.microsoft.com/office/word/2010/wordml" xmlns:w15="http://schemas.microsoft.com/office/word/2012/wordml" xmlns:w16cex="http://schemas.microsoft.com/office/word/2018/wordml/cex" xmlns:w16cid="http://schemas.microsoft.com/office/word/2016/wordml/cid" xmlns:w16="http://schemas.microsoft.com/office/word/2018/wordml" xmlns:w16du="http://schemas.microsoft.com/office/word/2023/wordml/word16du" xmlns:w16sdtdh="http://schemas.microsoft.com/office/word/2020/wordml/sdtdatahash" xmlns:w16sdtfl="http://schemas.microsoft.com/office/word/2024/wordml/sdtformatlock" xmlns:w16se="http://schemas.microsoft.com/office/word/2015/wordml/symex" xmlns:wpg="http://schemas.microsoft.com/office/word/2010/wordprocessingGroup" xmlns:wpi="http://schemas.microsoft.com/office/word/2010/wordprocessingInk" xmlns:wne="http://schemas.microsoft.com/office/word/2006/wordml" xmlns:wps="http://schemas.microsoft.com/office/word/2010/wordprocessingShape" mc:Ignorable="w14 w15 w16se w16cid w16 w16cex w16sdtdh w16sdtfl w16du wp14">
+  <w:p>
+    <w:pPr>
+      <w:pStyle w:val="Footer"/>
+    </w:pPr>
+  </w:p>
+</w:ftr>
+</file>
+
+<file path=word/footer3.xml><?xml version="1.0" encoding="utf-8"?>
+<w:ftr xmlns:wpc="http://schemas.microsoft.com/office/word/2010/wordprocessingCanvas" xmlns:cx="http://schemas.microsoft.com/office/drawing/2014/chartex" xmlns:cx1="http://schemas.microsoft.com/office/drawing/2015/9/8/chartex" xmlns:cx2="http://schemas.microsoft.com/office/drawing/2015/10/21/chartex" xmlns:cx3="http://schemas.microsoft.com/office/drawing/2016/5/9/chartex" xmlns:cx4="http://schemas.microsoft.com/office/drawing/2016/5/10/chartex" xmlns:cx5="http://schemas.microsoft.com/office/drawing/2016/5/11/chartex" xmlns:cx6="http://schemas.microsoft.com/office/drawing/2016/5/12/chartex" xmlns:cx7="http://schemas.microsoft.com/office/drawing/2016/5/13/chartex" xmlns:cx8="http://schemas.microsoft.com/office/drawing/2016/5/14/chartex" xmlns:mc="http://schemas.openxmlformats.org/markup-compatibility/2006" xmlns:aink="http://schemas.microsoft.com/office/drawing/2016/ink" xmlns:am3d="http://schemas.microsoft.com/office/drawing/2017/model3d" xmlns:o="urn:schemas-microsoft-com:office:office" xmlns:oel="http://schemas.microsoft.com/office/2019/extlst" xmlns:r="http://schemas.openxmlformats.org/officeDocument/2006/relationships" xmlns:m="http://schemas.openxmlformats.org/officeDocument/2006/math" xmlns:v="urn:schemas-microsoft-com:vml" xmlns:wp14="http://schemas.microsoft.com/office/word/2010/wordprocessingDrawing" xmlns:wp="http://schemas.openxmlformats.org/drawingml/2006/wordprocessingDrawing" xmlns:w10="urn:schemas-microsoft-com:office:word" xmlns:w="http://schemas.openxmlformats.org/wordprocessingml/2006/main" xmlns:w14="http://schemas.microsoft.com/office/word/2010/wordml" xmlns:w15="http://schemas.microsoft.com/office/word/2012/wordml" xmlns:w16cex="http://schemas.microsoft.com/office/word/2018/wordml/cex" xmlns:w16cid="http://schemas.microsoft.com/office/word/2016/wordml/cid" xmlns:w16="http://schemas.microsoft.com/office/word/2018/wordml" xmlns:w16du="http://schemas.microsoft.com/office/word/2023/wordml/word16du" xmlns:w16sdtdh="http://schemas.microsoft.com/office/word/2020/wordml/sdtdatahash" xmlns:w16sdtfl="http://schemas.microsoft.com/office/word/2024/wordml/sdtformatlock" xmlns:w16se="http://schemas.microsoft.com/office/word/2015/wordml/symex" xmlns:wpg="http://schemas.microsoft.com/office/word/2010/wordprocessingGroup" xmlns:wpi="http://schemas.microsoft.com/office/word/2010/wordprocessingInk" xmlns:wne="http://schemas.microsoft.com/office/word/2006/wordml" xmlns:wps="http://schemas.microsoft.com/office/word/2010/wordprocessingShape" mc:Ignorable="w14 w15 w16se w16cid w16 w16cex w16sdtdh w16sdtfl w16du wp14">
+  <w:p>
+    <w:pPr>
+      <w:pStyle w:val="Footer"/>
+    </w:pPr>
+  </w:p>
+</w:ftr>
+</file>
+
 <file path=word/footnotes.xml><?xml version="1.0" encoding="utf-8"?>
 <w:footnotes xmlns:wpc="http://schemas.microsoft.com/office/word/2010/wordprocessingCanvas" xmlns:cx="http://schemas.microsoft.com/office/drawing/2014/chartex" xmlns:cx1="http://schemas.microsoft.com/office/drawing/2015/9/8/chartex" xmlns:cx2="http://schemas.microsoft.com/office/drawing/2015/10/21/chartex" xmlns:cx3="http://schemas.microsoft.com/office/drawing/2016/5/9/chartex" xmlns:cx4="http://schemas.microsoft.com/office/drawing/2016/5/10/chartex" xmlns:cx5="http://schemas.microsoft.com/office/drawing/2016/5/11/chartex" xmlns:cx6="http://schemas.microsoft.com/office/drawing/2016/5/12/chartex" xmlns:cx7="http://schemas.microsoft.com/office/drawing/2016/5/13/chartex" xmlns:cx8="http://schemas.microsoft.com/office/drawing/2016/5/14/chartex" xmlns:mc="http://schemas.openxmlformats.org/markup-compatibility/2006" xmlns:aink="http://schemas.microsoft.com/office/drawing/2016/ink" xmlns:am3d="http://schemas.microsoft.com/office/drawing/2017/model3d" xmlns:o="urn:schemas-microsoft-com:office:office" xmlns:oel="http://schemas.microsoft.com/office/2019/extlst" xmlns:r="http://schemas.openxmlformats.org/officeDocument/2006/relationships" xmlns:m="http://schemas.openxmlformats.org/officeDocument/2006/math" xmlns:v="urn:schemas-microsoft-com:vml" xmlns:wp14="http://schemas.microsoft.com/office/word/2010/wordprocessingDrawing" xmlns:wp="http://schemas.openxmlformats.org/drawingml/2006/wordprocessingDrawing" xmlns:w10="urn:schemas-microsoft-com:office:word" xmlns:w="http://schemas.openxmlformats.org/wordprocessingml/2006/main" xmlns:w14="http://schemas.microsoft.com/office/word/2010/wordml" xmlns:w15="http://schemas.microsoft.com/office/word/2012/wordml" xmlns:w16cex="http://schemas.microsoft.com/office/word/2018/wordml/cex" xmlns:w16cid="http://schemas.microsoft.com/office/word/2016/wordml/cid" xmlns:w16="http://schemas.microsoft.com/office/word/2018/wordml" xmlns:w16du="http://schemas.microsoft.com/office/word/2023/wordml/word16du" xmlns:w16sdtdh="http://schemas.microsoft.com/office/word/2020/wordml/sdtdatahash" xmlns:w16sdtfl="http://schemas.microsoft.com/office/word/2024/wordml/sdtformatlock" xmlns:w16se="http://schemas.microsoft.com/office/word/2015/wordml/symex" xmlns:wpg="http://schemas.microsoft.com/office/word/2010/wordprocessingGroup" xmlns:wpi="http://schemas.microsoft.com/office/word/2010/wordprocessingInk" xmlns:wne="http://schemas.microsoft.com/office/word/2006/wordml" xmlns:wps="http://schemas.microsoft.com/office/word/2010/wordprocessingShape" mc:Ignorable="w14 w15 w16se w16cid w16 w16cex w16sdtdh w16sdtfl w16du wp14">
   <w:footnote w:type="separator" w:id="-1">
@@ -3562,6 +5389,123 @@
     </w:p>
   </w:footnote>
 </w:footnotes>
+</file>
+
+<file path=word/header1.xml><?xml version="1.0" encoding="utf-8"?>
+<w:hdr xmlns:wpc="http://schemas.microsoft.com/office/word/2010/wordprocessingCanvas" xmlns:cx="http://schemas.microsoft.com/office/drawing/2014/chartex" xmlns:cx1="http://schemas.microsoft.com/office/drawing/2015/9/8/chartex" xmlns:cx2="http://schemas.microsoft.com/office/drawing/2015/10/21/chartex" xmlns:cx3="http://schemas.microsoft.com/office/drawing/2016/5/9/chartex" xmlns:cx4="http://schemas.microsoft.com/office/drawing/2016/5/10/chartex" xmlns:cx5="http://schemas.microsoft.com/office/drawing/2016/5/11/chartex" xmlns:cx6="http://schemas.microsoft.com/office/drawing/2016/5/12/chartex" xmlns:cx7="http://schemas.microsoft.com/office/drawing/2016/5/13/chartex" xmlns:cx8="http://schemas.microsoft.com/office/drawing/2016/5/14/chartex" xmlns:mc="http://schemas.openxmlformats.org/markup-compatibility/2006" xmlns:aink="http://schemas.microsoft.com/office/drawing/2016/ink" xmlns:am3d="http://schemas.microsoft.com/office/drawing/2017/model3d" xmlns:o="urn:schemas-microsoft-com:office:office" xmlns:oel="http://schemas.microsoft.com/office/2019/extlst" xmlns:r="http://schemas.openxmlformats.org/officeDocument/2006/relationships" xmlns:m="http://schemas.openxmlformats.org/officeDocument/2006/math" xmlns:v="urn:schemas-microsoft-com:vml" xmlns:wp14="http://schemas.microsoft.com/office/word/2010/wordprocessingDrawing" xmlns:wp="http://schemas.openxmlformats.org/drawingml/2006/wordprocessingDrawing" xmlns:w10="urn:schemas-microsoft-com:office:word" xmlns:w="http://schemas.openxmlformats.org/wordprocessingml/2006/main" xmlns:w14="http://schemas.microsoft.com/office/word/2010/wordml" xmlns:w15="http://schemas.microsoft.com/office/word/2012/wordml" xmlns:w16cex="http://schemas.microsoft.com/office/word/2018/wordml/cex" xmlns:w16cid="http://schemas.microsoft.com/office/word/2016/wordml/cid" xmlns:w16="http://schemas.microsoft.com/office/word/2018/wordml" xmlns:w16du="http://schemas.microsoft.com/office/word/2023/wordml/word16du" xmlns:w16sdtdh="http://schemas.microsoft.com/office/word/2020/wordml/sdtdatahash" xmlns:w16sdtfl="http://schemas.microsoft.com/office/word/2024/wordml/sdtformatlock" xmlns:w16se="http://schemas.microsoft.com/office/word/2015/wordml/symex" xmlns:wpg="http://schemas.microsoft.com/office/word/2010/wordprocessingGroup" xmlns:wpi="http://schemas.microsoft.com/office/word/2010/wordprocessingInk" xmlns:wne="http://schemas.microsoft.com/office/word/2006/wordml" xmlns:wps="http://schemas.microsoft.com/office/word/2010/wordprocessingShape" mc:Ignorable="w14 w15 w16se w16cid w16 w16cex w16sdtdh w16sdtfl w16du wp14">
+  <w:p>
+    <w:pPr>
+      <w:pStyle w:val="Header"/>
+    </w:pPr>
+    <w:r>
+      <w:rPr>
+        <w:noProof/>
+      </w:rPr>
+      <w:pict w14:anchorId="544E0678">
+        <v:shapetype id="_x0000_t75" coordsize="21600,21600" o:spt="75" o:preferrelative="t" path="m@4@5l@4@11@9@11@9@5xe" filled="f" stroked="f">
+          <v:stroke joinstyle="miter"/>
+          <v:formulas>
+            <v:f eqn="if lineDrawn pixelLineWidth 0"/>
+            <v:f eqn="sum @0 1 0"/>
+            <v:f eqn="sum 0 0 @1"/>
+            <v:f eqn="prod @2 1 2"/>
+            <v:f eqn="prod @3 21600 pixelWidth"/>
+            <v:f eqn="prod @3 21600 pixelHeight"/>
+            <v:f eqn="sum @0 0 1"/>
+            <v:f eqn="prod @6 1 2"/>
+            <v:f eqn="prod @7 21600 pixelWidth"/>
+            <v:f eqn="sum @8 21600 0"/>
+            <v:f eqn="prod @7 21600 pixelHeight"/>
+            <v:f eqn="sum @10 21600 0"/>
+          </v:formulas>
+          <v:path o:extrusionok="f" gradientshapeok="t" o:connecttype="rect"/>
+          <o:lock v:ext="edit" aspectratio="t"/>
+        </v:shapetype>
+        <v:shape id="WordPictureWatermark62113516" o:spid="_x0000_s1026" type="#_x0000_t75" style="position:absolute;margin-left:0;margin-top:0;width:226.1pt;height:357.1pt;z-index:-251657216;mso-position-horizontal:center;mso-position-horizontal-relative:margin;mso-position-vertical:center;mso-position-vertical-relative:margin" o:allowincell="f">
+          <v:imagedata r:id="rId1" o:title="agh_znk_wbr_rgb_150ppi" gain="19661f" blacklevel="22938f"/>
+        </v:shape>
+      </w:pict>
+    </w:r>
+  </w:p>
+</w:hdr>
+</file>
+
+<file path=word/header2.xml><?xml version="1.0" encoding="utf-8"?>
+<w:hdr xmlns:wpc="http://schemas.microsoft.com/office/word/2010/wordprocessingCanvas" xmlns:cx="http://schemas.microsoft.com/office/drawing/2014/chartex" xmlns:cx1="http://schemas.microsoft.com/office/drawing/2015/9/8/chartex" xmlns:cx2="http://schemas.microsoft.com/office/drawing/2015/10/21/chartex" xmlns:cx3="http://schemas.microsoft.com/office/drawing/2016/5/9/chartex" xmlns:cx4="http://schemas.microsoft.com/office/drawing/2016/5/10/chartex" xmlns:cx5="http://schemas.microsoft.com/office/drawing/2016/5/11/chartex" xmlns:cx6="http://schemas.microsoft.com/office/drawing/2016/5/12/chartex" xmlns:cx7="http://schemas.microsoft.com/office/drawing/2016/5/13/chartex" xmlns:cx8="http://schemas.microsoft.com/office/drawing/2016/5/14/chartex" xmlns:mc="http://schemas.openxmlformats.org/markup-compatibility/2006" xmlns:aink="http://schemas.microsoft.com/office/drawing/2016/ink" xmlns:am3d="http://schemas.microsoft.com/office/drawing/2017/model3d" xmlns:o="urn:schemas-microsoft-com:office:office" xmlns:oel="http://schemas.microsoft.com/office/2019/extlst" xmlns:r="http://schemas.openxmlformats.org/officeDocument/2006/relationships" xmlns:m="http://schemas.openxmlformats.org/officeDocument/2006/math" xmlns:v="urn:schemas-microsoft-com:vml" xmlns:wp14="http://schemas.microsoft.com/office/word/2010/wordprocessingDrawing" xmlns:wp="http://schemas.openxmlformats.org/drawingml/2006/wordprocessingDrawing" xmlns:w10="urn:schemas-microsoft-com:office:word" xmlns:w="http://schemas.openxmlformats.org/wordprocessingml/2006/main" xmlns:w14="http://schemas.microsoft.com/office/word/2010/wordml" xmlns:w15="http://schemas.microsoft.com/office/word/2012/wordml" xmlns:w16cex="http://schemas.microsoft.com/office/word/2018/wordml/cex" xmlns:w16cid="http://schemas.microsoft.com/office/word/2016/wordml/cid" xmlns:w16="http://schemas.microsoft.com/office/word/2018/wordml" xmlns:w16du="http://schemas.microsoft.com/office/word/2023/wordml/word16du" xmlns:w16sdtdh="http://schemas.microsoft.com/office/word/2020/wordml/sdtdatahash" xmlns:w16sdtfl="http://schemas.microsoft.com/office/word/2024/wordml/sdtformatlock" xmlns:w16se="http://schemas.microsoft.com/office/word/2015/wordml/symex" xmlns:wpg="http://schemas.microsoft.com/office/word/2010/wordprocessingGroup" xmlns:wpi="http://schemas.microsoft.com/office/word/2010/wordprocessingInk" xmlns:wne="http://schemas.microsoft.com/office/word/2006/wordml" xmlns:wps="http://schemas.microsoft.com/office/word/2010/wordprocessingShape" mc:Ignorable="w14 w15 w16se w16cid w16 w16cex w16sdtdh w16sdtfl w16du wp14">
+  <w:p>
+    <w:pPr>
+      <w:pStyle w:val="Header"/>
+    </w:pPr>
+    <w:r>
+      <w:rPr>
+        <w:noProof/>
+      </w:rPr>
+      <w:pict w14:anchorId="4FE73C41">
+        <v:shapetype id="_x0000_t75" coordsize="21600,21600" o:spt="75" o:preferrelative="t" path="m@4@5l@4@11@9@11@9@5xe" filled="f" stroked="f">
+          <v:stroke joinstyle="miter"/>
+          <v:formulas>
+            <v:f eqn="if lineDrawn pixelLineWidth 0"/>
+            <v:f eqn="sum @0 1 0"/>
+            <v:f eqn="sum 0 0 @1"/>
+            <v:f eqn="prod @2 1 2"/>
+            <v:f eqn="prod @3 21600 pixelWidth"/>
+            <v:f eqn="prod @3 21600 pixelHeight"/>
+            <v:f eqn="sum @0 0 1"/>
+            <v:f eqn="prod @6 1 2"/>
+            <v:f eqn="prod @7 21600 pixelWidth"/>
+            <v:f eqn="sum @8 21600 0"/>
+            <v:f eqn="prod @7 21600 pixelHeight"/>
+            <v:f eqn="sum @10 21600 0"/>
+          </v:formulas>
+          <v:path o:extrusionok="f" gradientshapeok="t" o:connecttype="rect"/>
+          <o:lock v:ext="edit" aspectratio="t"/>
+        </v:shapetype>
+        <v:shape id="WordPictureWatermark62113517" o:spid="_x0000_s1027" type="#_x0000_t75" style="position:absolute;margin-left:0;margin-top:0;width:226.1pt;height:357.1pt;z-index:-251656192;mso-position-horizontal:center;mso-position-horizontal-relative:margin;mso-position-vertical:center;mso-position-vertical-relative:margin" o:allowincell="f">
+          <v:imagedata r:id="rId1" o:title="agh_znk_wbr_rgb_150ppi" gain="19661f" blacklevel="22938f"/>
+        </v:shape>
+      </w:pict>
+    </w:r>
+  </w:p>
+</w:hdr>
+</file>
+
+<file path=word/header3.xml><?xml version="1.0" encoding="utf-8"?>
+<w:hdr xmlns:wpc="http://schemas.microsoft.com/office/word/2010/wordprocessingCanvas" xmlns:cx="http://schemas.microsoft.com/office/drawing/2014/chartex" xmlns:cx1="http://schemas.microsoft.com/office/drawing/2015/9/8/chartex" xmlns:cx2="http://schemas.microsoft.com/office/drawing/2015/10/21/chartex" xmlns:cx3="http://schemas.microsoft.com/office/drawing/2016/5/9/chartex" xmlns:cx4="http://schemas.microsoft.com/office/drawing/2016/5/10/chartex" xmlns:cx5="http://schemas.microsoft.com/office/drawing/2016/5/11/chartex" xmlns:cx6="http://schemas.microsoft.com/office/drawing/2016/5/12/chartex" xmlns:cx7="http://schemas.microsoft.com/office/drawing/2016/5/13/chartex" xmlns:cx8="http://schemas.microsoft.com/office/drawing/2016/5/14/chartex" xmlns:mc="http://schemas.openxmlformats.org/markup-compatibility/2006" xmlns:aink="http://schemas.microsoft.com/office/drawing/2016/ink" xmlns:am3d="http://schemas.microsoft.com/office/drawing/2017/model3d" xmlns:o="urn:schemas-microsoft-com:office:office" xmlns:oel="http://schemas.microsoft.com/office/2019/extlst" xmlns:r="http://schemas.openxmlformats.org/officeDocument/2006/relationships" xmlns:m="http://schemas.openxmlformats.org/officeDocument/2006/math" xmlns:v="urn:schemas-microsoft-com:vml" xmlns:wp14="http://schemas.microsoft.com/office/word/2010/wordprocessingDrawing" xmlns:wp="http://schemas.openxmlformats.org/drawingml/2006/wordprocessingDrawing" xmlns:w10="urn:schemas-microsoft-com:office:word" xmlns:w="http://schemas.openxmlformats.org/wordprocessingml/2006/main" xmlns:w14="http://schemas.microsoft.com/office/word/2010/wordml" xmlns:w15="http://schemas.microsoft.com/office/word/2012/wordml" xmlns:w16cex="http://schemas.microsoft.com/office/word/2018/wordml/cex" xmlns:w16cid="http://schemas.microsoft.com/office/word/2016/wordml/cid" xmlns:w16="http://schemas.microsoft.com/office/word/2018/wordml" xmlns:w16du="http://schemas.microsoft.com/office/word/2023/wordml/word16du" xmlns:w16sdtdh="http://schemas.microsoft.com/office/word/2020/wordml/sdtdatahash" xmlns:w16sdtfl="http://schemas.microsoft.com/office/word/2024/wordml/sdtformatlock" xmlns:w16se="http://schemas.microsoft.com/office/word/2015/wordml/symex" xmlns:wpg="http://schemas.microsoft.com/office/word/2010/wordprocessingGroup" xmlns:wpi="http://schemas.microsoft.com/office/word/2010/wordprocessingInk" xmlns:wne="http://schemas.microsoft.com/office/word/2006/wordml" xmlns:wps="http://schemas.microsoft.com/office/word/2010/wordprocessingShape" mc:Ignorable="w14 w15 w16se w16cid w16 w16cex w16sdtdh w16sdtfl w16du wp14">
+  <w:p>
+    <w:pPr>
+      <w:pStyle w:val="Header"/>
+    </w:pPr>
+    <w:r>
+      <w:rPr>
+        <w:noProof/>
+      </w:rPr>
+      <w:pict w14:anchorId="658E3E15">
+        <v:shapetype id="_x0000_t75" coordsize="21600,21600" o:spt="75" o:preferrelative="t" path="m@4@5l@4@11@9@11@9@5xe" filled="f" stroked="f">
+          <v:stroke joinstyle="miter"/>
+          <v:formulas>
+            <v:f eqn="if lineDrawn pixelLineWidth 0"/>
+            <v:f eqn="sum @0 1 0"/>
+            <v:f eqn="sum 0 0 @1"/>
+            <v:f eqn="prod @2 1 2"/>
+            <v:f eqn="prod @3 21600 pixelWidth"/>
+            <v:f eqn="prod @3 21600 pixelHeight"/>
+            <v:f eqn="sum @0 0 1"/>
+            <v:f eqn="prod @6 1 2"/>
+            <v:f eqn="prod @7 21600 pixelWidth"/>
+            <v:f eqn="sum @8 21600 0"/>
+            <v:f eqn="prod @7 21600 pixelHeight"/>
+            <v:f eqn="sum @10 21600 0"/>
+          </v:formulas>
+          <v:path o:extrusionok="f" gradientshapeok="t" o:connecttype="rect"/>
+          <o:lock v:ext="edit" aspectratio="t"/>
+        </v:shapetype>
+        <v:shape id="WordPictureWatermark62113515" o:spid="_x0000_s1025" type="#_x0000_t75" style="position:absolute;margin-left:0;margin-top:0;width:226.1pt;height:357.1pt;z-index:-251658240;mso-position-horizontal:center;mso-position-horizontal-relative:margin;mso-position-vertical:center;mso-position-vertical-relative:margin" o:allowincell="f">
+          <v:imagedata r:id="rId1" o:title="agh_znk_wbr_rgb_150ppi" gain="19661f" blacklevel="22938f"/>
+        </v:shape>
+      </w:pict>
+    </w:r>
+  </w:p>
+</w:hdr>
 </file>
 
 <file path=word/numbering.xml><?xml version="1.0" encoding="utf-8"?>
@@ -3905,6 +5849,119 @@
       </w:rPr>
     </w:lvl>
   </w:abstractNum>
+  <w:abstractNum w:abstractNumId="3" w15:restartNumberingAfterBreak="0">
+    <w:nsid w:val="76113D95"/>
+    <w:multiLevelType w:val="hybridMultilevel"/>
+    <w:tmpl w:val="1222F1B2"/>
+    <w:lvl w:ilvl="0" w:tplc="08090001">
+      <w:start w:val="1"/>
+      <w:numFmt w:val="bullet"/>
+      <w:lvlText w:val=""/>
+      <w:lvlJc w:val="left"/>
+      <w:pPr>
+        <w:ind w:left="720" w:hanging="360"/>
+      </w:pPr>
+      <w:rPr>
+        <w:rFonts w:ascii="Symbol" w:hAnsi="Symbol" w:hint="default"/>
+      </w:rPr>
+    </w:lvl>
+    <w:lvl w:ilvl="1" w:tplc="08090003">
+      <w:start w:val="1"/>
+      <w:numFmt w:val="bullet"/>
+      <w:lvlText w:val="o"/>
+      <w:lvlJc w:val="left"/>
+      <w:pPr>
+        <w:ind w:left="1440" w:hanging="360"/>
+      </w:pPr>
+      <w:rPr>
+        <w:rFonts w:ascii="Courier New" w:hAnsi="Courier New" w:cs="Courier New" w:hint="default"/>
+      </w:rPr>
+    </w:lvl>
+    <w:lvl w:ilvl="2" w:tplc="08090005">
+      <w:start w:val="1"/>
+      <w:numFmt w:val="bullet"/>
+      <w:lvlText w:val=""/>
+      <w:lvlJc w:val="left"/>
+      <w:pPr>
+        <w:ind w:left="2160" w:hanging="360"/>
+      </w:pPr>
+      <w:rPr>
+        <w:rFonts w:ascii="Wingdings" w:hAnsi="Wingdings" w:hint="default"/>
+      </w:rPr>
+    </w:lvl>
+    <w:lvl w:ilvl="3" w:tplc="08090001">
+      <w:start w:val="1"/>
+      <w:numFmt w:val="bullet"/>
+      <w:lvlText w:val=""/>
+      <w:lvlJc w:val="left"/>
+      <w:pPr>
+        <w:ind w:left="2880" w:hanging="360"/>
+      </w:pPr>
+      <w:rPr>
+        <w:rFonts w:ascii="Symbol" w:hAnsi="Symbol" w:hint="default"/>
+      </w:rPr>
+    </w:lvl>
+    <w:lvl w:ilvl="4" w:tplc="08090003">
+      <w:start w:val="1"/>
+      <w:numFmt w:val="bullet"/>
+      <w:lvlText w:val="o"/>
+      <w:lvlJc w:val="left"/>
+      <w:pPr>
+        <w:ind w:left="3600" w:hanging="360"/>
+      </w:pPr>
+      <w:rPr>
+        <w:rFonts w:ascii="Courier New" w:hAnsi="Courier New" w:cs="Courier New" w:hint="default"/>
+      </w:rPr>
+    </w:lvl>
+    <w:lvl w:ilvl="5" w:tplc="08090005" w:tentative="1">
+      <w:start w:val="1"/>
+      <w:numFmt w:val="bullet"/>
+      <w:lvlText w:val=""/>
+      <w:lvlJc w:val="left"/>
+      <w:pPr>
+        <w:ind w:left="4320" w:hanging="360"/>
+      </w:pPr>
+      <w:rPr>
+        <w:rFonts w:ascii="Wingdings" w:hAnsi="Wingdings" w:hint="default"/>
+      </w:rPr>
+    </w:lvl>
+    <w:lvl w:ilvl="6" w:tplc="08090001" w:tentative="1">
+      <w:start w:val="1"/>
+      <w:numFmt w:val="bullet"/>
+      <w:lvlText w:val=""/>
+      <w:lvlJc w:val="left"/>
+      <w:pPr>
+        <w:ind w:left="5040" w:hanging="360"/>
+      </w:pPr>
+      <w:rPr>
+        <w:rFonts w:ascii="Symbol" w:hAnsi="Symbol" w:hint="default"/>
+      </w:rPr>
+    </w:lvl>
+    <w:lvl w:ilvl="7" w:tplc="08090003" w:tentative="1">
+      <w:start w:val="1"/>
+      <w:numFmt w:val="bullet"/>
+      <w:lvlText w:val="o"/>
+      <w:lvlJc w:val="left"/>
+      <w:pPr>
+        <w:ind w:left="5760" w:hanging="360"/>
+      </w:pPr>
+      <w:rPr>
+        <w:rFonts w:ascii="Courier New" w:hAnsi="Courier New" w:cs="Courier New" w:hint="default"/>
+      </w:rPr>
+    </w:lvl>
+    <w:lvl w:ilvl="8" w:tplc="08090005" w:tentative="1">
+      <w:start w:val="1"/>
+      <w:numFmt w:val="bullet"/>
+      <w:lvlText w:val=""/>
+      <w:lvlJc w:val="left"/>
+      <w:pPr>
+        <w:ind w:left="6480" w:hanging="360"/>
+      </w:pPr>
+      <w:rPr>
+        <w:rFonts w:ascii="Wingdings" w:hAnsi="Wingdings" w:hint="default"/>
+      </w:rPr>
+    </w:lvl>
+  </w:abstractNum>
   <w:num w:numId="1" w16cid:durableId="656035881">
     <w:abstractNumId w:val="0"/>
   </w:num>
@@ -3913,6 +5970,9 @@
   </w:num>
   <w:num w:numId="3" w16cid:durableId="1432894301">
     <w:abstractNumId w:val="1"/>
+  </w:num>
+  <w:num w:numId="4" w16cid:durableId="1055591904">
+    <w:abstractNumId w:val="3"/>
   </w:num>
 </w:numbering>
 </file>
@@ -4923,6 +6983,25 @@
       <w:u w:val="single"/>
     </w:rPr>
   </w:style>
+  <w:style w:type="paragraph" w:styleId="Caption">
+    <w:name w:val="caption"/>
+    <w:basedOn w:val="Normal"/>
+    <w:next w:val="Normal"/>
+    <w:uiPriority w:val="35"/>
+    <w:unhideWhenUsed/>
+    <w:qFormat/>
+    <w:rsid w:val="007F616B"/>
+    <w:pPr>
+      <w:spacing w:after="200" w:line="240" w:lineRule="auto"/>
+    </w:pPr>
+    <w:rPr>
+      <w:i/>
+      <w:iCs/>
+      <w:color w:val="44546A" w:themeColor="text2"/>
+      <w:sz w:val="18"/>
+      <w:szCs w:val="18"/>
+    </w:rPr>
+  </w:style>
 </w:styles>
 </file>
 
@@ -5059,15 +7138,21 @@
   <w:rsids>
     <w:rsidRoot w:val="00823C22"/>
     <w:rsid w:val="000C5AEA"/>
+    <w:rsid w:val="001C072C"/>
     <w:rsid w:val="001D2420"/>
+    <w:rsid w:val="00377410"/>
     <w:rsid w:val="0039248B"/>
     <w:rsid w:val="005F6403"/>
+    <w:rsid w:val="00704A44"/>
     <w:rsid w:val="00756161"/>
     <w:rsid w:val="007D332F"/>
     <w:rsid w:val="00823C22"/>
     <w:rsid w:val="00963341"/>
     <w:rsid w:val="009A15E2"/>
+    <w:rsid w:val="00AD7B95"/>
+    <w:rsid w:val="00AF11AB"/>
     <w:rsid w:val="00B12E89"/>
+    <w:rsid w:val="00B8645B"/>
     <w:rsid w:val="00CC320F"/>
     <w:rsid w:val="00EE043D"/>
   </w:rsids>
@@ -5525,6 +7610,7 @@
     <w:basedOn w:val="DefaultParagraphFont"/>
     <w:uiPriority w:val="99"/>
     <w:semiHidden/>
+    <w:rsid w:val="00B8645B"/>
     <w:rPr>
       <w:color w:val="666666"/>
     </w:rPr>

--- a/[01]Documents/GaNBasedDCDCSyncBuckConverter_FirstDesignReport (AutoRecovered).docx
+++ b/[01]Documents/GaNBasedDCDCSyncBuckConverter_FirstDesignReport (AutoRecovered).docx
@@ -4,154 +4,6 @@
   <w:body>
     <w:p>
       <w:pPr>
-        <w:tabs>
-          <w:tab w:val="right" w:pos="8505"/>
-        </w:tabs>
-        <w:rPr>
-          <w:rFonts w:ascii="Times New Roman" w:hAnsi="Times New Roman" w:cs="Times New Roman"/>
-          <w:sz w:val="20"/>
-          <w:szCs w:val="20"/>
-        </w:rPr>
-      </w:pPr>
-      <w:r>
-        <w:rPr>
-          <w:rFonts w:ascii="Times New Roman" w:hAnsi="Times New Roman" w:cs="Times New Roman"/>
-          <w:b/>
-          <w:bCs/>
-          <w:sz w:val="20"/>
-          <w:szCs w:val="20"/>
-        </w:rPr>
-        <w:t xml:space="preserve">Prof. dr hab. </w:t>
-      </w:r>
-      <w:proofErr w:type="spellStart"/>
-      <w:r>
-        <w:rPr>
-          <w:rFonts w:ascii="Times New Roman" w:hAnsi="Times New Roman" w:cs="Times New Roman"/>
-          <w:b/>
-          <w:bCs/>
-          <w:sz w:val="20"/>
-          <w:szCs w:val="20"/>
-        </w:rPr>
-        <w:t>inż</w:t>
-      </w:r>
-      <w:proofErr w:type="spellEnd"/>
-      <w:r>
-        <w:rPr>
-          <w:rFonts w:ascii="Times New Roman" w:hAnsi="Times New Roman" w:cs="Times New Roman"/>
-          <w:b/>
-          <w:bCs/>
-          <w:sz w:val="20"/>
-          <w:szCs w:val="20"/>
-        </w:rPr>
-        <w:t>. Robert Stala</w:t>
-      </w:r>
-      <w:r>
-        <w:rPr>
-          <w:rFonts w:ascii="Times New Roman" w:hAnsi="Times New Roman" w:cs="Times New Roman"/>
-          <w:sz w:val="20"/>
-          <w:szCs w:val="20"/>
-        </w:rPr>
-        <w:tab/>
-        <w:t xml:space="preserve">Krakow, </w:t>
-      </w:r>
-      <w:r>
-        <w:rPr>
-          <w:rFonts w:ascii="Times New Roman" w:hAnsi="Times New Roman" w:cs="Times New Roman"/>
-          <w:sz w:val="20"/>
-          <w:szCs w:val="20"/>
-        </w:rPr>
-        <w:t>04</w:t>
-      </w:r>
-      <w:r>
-        <w:rPr>
-          <w:rFonts w:ascii="Times New Roman" w:hAnsi="Times New Roman" w:cs="Times New Roman"/>
-          <w:sz w:val="20"/>
-          <w:szCs w:val="20"/>
-        </w:rPr>
-        <w:t>.1</w:t>
-      </w:r>
-      <w:r>
-        <w:rPr>
-          <w:rFonts w:ascii="Times New Roman" w:hAnsi="Times New Roman" w:cs="Times New Roman"/>
-          <w:sz w:val="20"/>
-          <w:szCs w:val="20"/>
-        </w:rPr>
-        <w:t>1</w:t>
-      </w:r>
-      <w:r>
-        <w:rPr>
-          <w:rFonts w:ascii="Times New Roman" w:hAnsi="Times New Roman" w:cs="Times New Roman"/>
-          <w:sz w:val="20"/>
-          <w:szCs w:val="20"/>
-        </w:rPr>
-        <w:t>.2025</w:t>
-      </w:r>
-      <w:r>
-        <w:rPr>
-          <w:rFonts w:ascii="Times New Roman" w:hAnsi="Times New Roman" w:cs="Times New Roman"/>
-          <w:sz w:val="20"/>
-          <w:szCs w:val="20"/>
-        </w:rPr>
-        <w:br/>
-        <w:t>AGH University of K</w:t>
-      </w:r>
-      <w:r>
-        <w:rPr>
-          <w:rFonts w:ascii="Times New Roman" w:hAnsi="Times New Roman" w:cs="Times New Roman"/>
-          <w:sz w:val="20"/>
-          <w:szCs w:val="20"/>
-        </w:rPr>
-        <w:t>rakow</w:t>
-      </w:r>
-      <w:r>
-        <w:rPr>
-          <w:rFonts w:ascii="Times New Roman" w:hAnsi="Times New Roman" w:cs="Times New Roman"/>
-          <w:sz w:val="20"/>
-          <w:szCs w:val="20"/>
-        </w:rPr>
-        <w:br/>
-        <w:t>Department of Power Electronics and Energy Control Systems</w:t>
-      </w:r>
-    </w:p>
-    <w:p>
-      <w:pPr>
-        <w:rPr>
-          <w:rFonts w:ascii="Times New Roman" w:hAnsi="Times New Roman" w:cs="Times New Roman"/>
-          <w:sz w:val="20"/>
-          <w:szCs w:val="20"/>
-        </w:rPr>
-      </w:pPr>
-      <w:r>
-        <w:rPr>
-          <w:rFonts w:ascii="Times New Roman" w:hAnsi="Times New Roman" w:cs="Times New Roman"/>
-          <w:b/>
-          <w:bCs/>
-          <w:sz w:val="20"/>
-          <w:szCs w:val="20"/>
-        </w:rPr>
-        <w:t>Ekrem Turan Fırat</w:t>
-      </w:r>
-      <w:r>
-        <w:rPr>
-          <w:rFonts w:ascii="Times New Roman" w:hAnsi="Times New Roman" w:cs="Times New Roman"/>
-          <w:sz w:val="20"/>
-          <w:szCs w:val="20"/>
-        </w:rPr>
-        <w:br/>
-        <w:t>AGH University of Krakow</w:t>
-      </w:r>
-    </w:p>
-    <w:p>
-      <w:pPr>
-        <w:rPr>
-          <w:rFonts w:ascii="Times New Roman" w:hAnsi="Times New Roman" w:cs="Times New Roman"/>
-          <w:sz w:val="20"/>
-          <w:szCs w:val="20"/>
-        </w:rPr>
-      </w:pPr>
-    </w:p>
-    <w:p>
-      <w:pPr>
         <w:jc w:val="center"/>
         <w:rPr>
           <w:rFonts w:ascii="Times New Roman" w:hAnsi="Times New Roman" w:cs="Times New Roman"/>
@@ -169,9 +21,8 @@
           <w:sz w:val="24"/>
           <w:szCs w:val="24"/>
         </w:rPr>
-        <w:t xml:space="preserve">Designing with </w:t>
-      </w:r>
-      <w:proofErr w:type="spellStart"/>
+        <w:t>AGH University of Krakow</w:t>
+      </w:r>
       <w:r>
         <w:rPr>
           <w:rFonts w:ascii="Times New Roman" w:hAnsi="Times New Roman" w:cs="Times New Roman"/>
@@ -180,9 +31,8 @@
           <w:sz w:val="24"/>
           <w:szCs w:val="24"/>
         </w:rPr>
-        <w:t>GaN</w:t>
-      </w:r>
-      <w:proofErr w:type="spellEnd"/>
+        <w:br/>
+      </w:r>
       <w:r>
         <w:rPr>
           <w:rFonts w:ascii="Times New Roman" w:hAnsi="Times New Roman" w:cs="Times New Roman"/>
@@ -191,12 +41,9 @@
           <w:sz w:val="24"/>
           <w:szCs w:val="24"/>
         </w:rPr>
-        <w:t xml:space="preserve"> – Miniaturization and Heating of High Frequency Converter</w:t>
-      </w:r>
-    </w:p>
-    <w:p>
-      <w:pPr>
-        <w:jc w:val="center"/>
+        <w:t xml:space="preserve">WEAIIB, </w:t>
+      </w:r>
+      <w:r>
         <w:rPr>
           <w:rFonts w:ascii="Times New Roman" w:hAnsi="Times New Roman" w:cs="Times New Roman"/>
           <w:b/>
@@ -204,7 +51,8 @@
           <w:sz w:val="24"/>
           <w:szCs w:val="24"/>
         </w:rPr>
-      </w:pPr>
+        <w:t>Department of Power Electronics and Energy Control Systems</w:t>
+      </w:r>
       <w:r>
         <w:rPr>
           <w:rFonts w:ascii="Times New Roman" w:hAnsi="Times New Roman" w:cs="Times New Roman"/>
@@ -213,12 +61,10 @@
           <w:sz w:val="24"/>
           <w:szCs w:val="24"/>
         </w:rPr>
-        <w:t>-</w:t>
-      </w:r>
-    </w:p>
-    <w:p>
-      <w:pPr>
-        <w:jc w:val="center"/>
+        <w:br/>
+        <w:t xml:space="preserve">Power Electronics </w:t>
+      </w:r>
+      <w:r>
         <w:rPr>
           <w:rFonts w:ascii="Times New Roman" w:hAnsi="Times New Roman" w:cs="Times New Roman"/>
           <w:b/>
@@ -226,8 +72,12 @@
           <w:sz w:val="24"/>
           <w:szCs w:val="24"/>
         </w:rPr>
-      </w:pPr>
-      <w:r>
+        <w:t>Laboratory</w:t>
+      </w:r>
+    </w:p>
+    <w:p>
+      <w:pPr>
+        <w:jc w:val="center"/>
         <w:rPr>
           <w:rFonts w:ascii="Times New Roman" w:hAnsi="Times New Roman" w:cs="Times New Roman"/>
           <w:b/>
@@ -235,8 +85,7 @@
           <w:sz w:val="24"/>
           <w:szCs w:val="24"/>
         </w:rPr>
-        <w:t xml:space="preserve">First </w:t>
-      </w:r>
+      </w:pPr>
       <w:r>
         <w:rPr>
           <w:rFonts w:ascii="Times New Roman" w:hAnsi="Times New Roman" w:cs="Times New Roman"/>
@@ -245,38 +94,245 @@
           <w:sz w:val="24"/>
           <w:szCs w:val="24"/>
         </w:rPr>
-        <w:t>Project Design Report</w:t>
-      </w:r>
-    </w:p>
-    <w:p>
-      <w:pPr>
-        <w:jc w:val="both"/>
+        <w:t>-</w:t>
+      </w:r>
+    </w:p>
+    <w:p>
+      <w:pPr>
+        <w:jc w:val="center"/>
         <w:rPr>
           <w:rFonts w:ascii="Times New Roman" w:hAnsi="Times New Roman" w:cs="Times New Roman"/>
           <w:b/>
           <w:bCs/>
-          <w:sz w:val="20"/>
-          <w:szCs w:val="20"/>
-        </w:rPr>
-      </w:pPr>
-    </w:p>
-    <w:p>
-      <w:pPr>
-        <w:jc w:val="both"/>
-        <w:rPr>
-          <w:rFonts w:ascii="Times New Roman" w:hAnsi="Times New Roman" w:cs="Times New Roman"/>
-          <w:sz w:val="20"/>
-          <w:szCs w:val="20"/>
-        </w:rPr>
-      </w:pPr>
+          <w:sz w:val="24"/>
+          <w:szCs w:val="24"/>
+        </w:rPr>
+      </w:pPr>
+      <w:proofErr w:type="spellStart"/>
       <w:r>
         <w:rPr>
           <w:rFonts w:ascii="Times New Roman" w:hAnsi="Times New Roman" w:cs="Times New Roman"/>
           <w:b/>
           <w:bCs/>
-          <w:sz w:val="20"/>
-          <w:szCs w:val="20"/>
-        </w:rPr>
+          <w:sz w:val="24"/>
+          <w:szCs w:val="24"/>
+        </w:rPr>
+        <w:t>GaN</w:t>
+      </w:r>
+      <w:proofErr w:type="spellEnd"/>
+      <w:r>
+        <w:rPr>
+          <w:rFonts w:ascii="Times New Roman" w:hAnsi="Times New Roman" w:cs="Times New Roman"/>
+          <w:b/>
+          <w:bCs/>
+          <w:sz w:val="24"/>
+          <w:szCs w:val="24"/>
+        </w:rPr>
+        <w:t xml:space="preserve">-Based High-Frequency Switched DC-DC </w:t>
+      </w:r>
+      <w:r>
+        <w:rPr>
+          <w:rFonts w:ascii="Times New Roman" w:hAnsi="Times New Roman" w:cs="Times New Roman"/>
+          <w:b/>
+          <w:bCs/>
+          <w:sz w:val="24"/>
+          <w:szCs w:val="24"/>
+        </w:rPr>
+        <w:t>Synchronous</w:t>
+      </w:r>
+      <w:r>
+        <w:rPr>
+          <w:rFonts w:ascii="Times New Roman" w:hAnsi="Times New Roman" w:cs="Times New Roman"/>
+          <w:b/>
+          <w:bCs/>
+          <w:sz w:val="24"/>
+          <w:szCs w:val="24"/>
+        </w:rPr>
+        <w:t xml:space="preserve"> Buck Converter </w:t>
+      </w:r>
+    </w:p>
+    <w:p>
+      <w:pPr>
+        <w:jc w:val="center"/>
+        <w:rPr>
+          <w:rFonts w:ascii="Times New Roman" w:hAnsi="Times New Roman" w:cs="Times New Roman"/>
+          <w:b/>
+          <w:bCs/>
+          <w:sz w:val="24"/>
+          <w:szCs w:val="24"/>
+        </w:rPr>
+      </w:pPr>
+      <w:r>
+        <w:rPr>
+          <w:rFonts w:ascii="Times New Roman" w:hAnsi="Times New Roman" w:cs="Times New Roman"/>
+          <w:b/>
+          <w:bCs/>
+          <w:sz w:val="24"/>
+          <w:szCs w:val="24"/>
+        </w:rPr>
+        <w:t>-</w:t>
+      </w:r>
+    </w:p>
+    <w:p>
+      <w:pPr>
+        <w:jc w:val="center"/>
+        <w:rPr>
+          <w:rFonts w:ascii="Times New Roman" w:hAnsi="Times New Roman" w:cs="Times New Roman"/>
+          <w:b/>
+          <w:bCs/>
+          <w:sz w:val="24"/>
+          <w:szCs w:val="24"/>
+        </w:rPr>
+      </w:pPr>
+      <w:r>
+        <w:rPr>
+          <w:rFonts w:ascii="Times New Roman" w:hAnsi="Times New Roman" w:cs="Times New Roman"/>
+          <w:b/>
+          <w:bCs/>
+          <w:sz w:val="24"/>
+          <w:szCs w:val="24"/>
+        </w:rPr>
+        <w:t>Project Design Report</w:t>
+      </w:r>
+    </w:p>
+    <w:p>
+      <w:pPr>
+        <w:jc w:val="center"/>
+        <w:rPr>
+          <w:rFonts w:ascii="Times New Roman" w:hAnsi="Times New Roman" w:cs="Times New Roman"/>
+          <w:b/>
+          <w:bCs/>
+          <w:sz w:val="24"/>
+          <w:szCs w:val="24"/>
+        </w:rPr>
+      </w:pPr>
+    </w:p>
+    <w:p>
+      <w:pPr>
+        <w:jc w:val="center"/>
+        <w:rPr>
+          <w:rFonts w:ascii="Times New Roman" w:hAnsi="Times New Roman" w:cs="Times New Roman"/>
+          <w:b/>
+          <w:bCs/>
+          <w:sz w:val="24"/>
+          <w:szCs w:val="24"/>
+        </w:rPr>
+        <w:sectPr>
+          <w:headerReference w:type="even" r:id="rId8"/>
+          <w:headerReference w:type="default" r:id="rId9"/>
+          <w:footerReference w:type="even" r:id="rId10"/>
+          <w:footerReference w:type="default" r:id="rId11"/>
+          <w:headerReference w:type="first" r:id="rId12"/>
+          <w:footerReference w:type="first" r:id="rId13"/>
+          <w:pgSz w:w="11906" w:h="16838" w:code="9"/>
+          <w:pgMar w:top="1440" w:right="1440" w:bottom="1440" w:left="1440" w:header="709" w:footer="709" w:gutter="0"/>
+          <w:cols w:space="708"/>
+          <w:vAlign w:val="center"/>
+          <w:docGrid w:linePitch="360"/>
+        </w:sectPr>
+      </w:pPr>
+      <w:r>
+        <w:rPr>
+          <w:rFonts w:ascii="Times New Roman" w:hAnsi="Times New Roman" w:cs="Times New Roman"/>
+          <w:b/>
+          <w:bCs/>
+          <w:sz w:val="20"/>
+          <w:szCs w:val="20"/>
+        </w:rPr>
+        <w:t xml:space="preserve">Prof. dr hab. </w:t>
+      </w:r>
+      <w:proofErr w:type="spellStart"/>
+      <w:r>
+        <w:rPr>
+          <w:rFonts w:ascii="Times New Roman" w:hAnsi="Times New Roman" w:cs="Times New Roman"/>
+          <w:b/>
+          <w:bCs/>
+          <w:sz w:val="20"/>
+          <w:szCs w:val="20"/>
+        </w:rPr>
+        <w:t>inż</w:t>
+      </w:r>
+      <w:proofErr w:type="spellEnd"/>
+      <w:r>
+        <w:rPr>
+          <w:rFonts w:ascii="Times New Roman" w:hAnsi="Times New Roman" w:cs="Times New Roman"/>
+          <w:b/>
+          <w:bCs/>
+          <w:sz w:val="20"/>
+          <w:szCs w:val="20"/>
+        </w:rPr>
+        <w:t>. Robert Stala</w:t>
+      </w:r>
+      <w:r>
+        <w:rPr>
+          <w:rFonts w:ascii="Times New Roman" w:hAnsi="Times New Roman" w:cs="Times New Roman"/>
+          <w:b/>
+          <w:bCs/>
+          <w:sz w:val="20"/>
+          <w:szCs w:val="20"/>
+        </w:rPr>
+        <w:t xml:space="preserve"> </w:t>
+      </w:r>
+      <w:r>
+        <w:rPr>
+          <w:rFonts w:ascii="Times New Roman" w:hAnsi="Times New Roman" w:cs="Times New Roman"/>
+          <w:b/>
+          <w:bCs/>
+          <w:sz w:val="20"/>
+          <w:szCs w:val="20"/>
+        </w:rPr>
+        <w:t xml:space="preserve">- </w:t>
+      </w:r>
+      <w:r>
+        <w:rPr>
+          <w:rFonts w:ascii="Times New Roman" w:hAnsi="Times New Roman" w:cs="Times New Roman"/>
+          <w:b/>
+          <w:bCs/>
+          <w:sz w:val="20"/>
+          <w:szCs w:val="20"/>
+        </w:rPr>
+        <w:t>Ekrem Turan Fır</w:t>
+      </w:r>
+      <w:r>
+        <w:rPr>
+          <w:rFonts w:ascii="Times New Roman" w:hAnsi="Times New Roman" w:cs="Times New Roman"/>
+          <w:b/>
+          <w:bCs/>
+          <w:sz w:val="20"/>
+          <w:szCs w:val="20"/>
+        </w:rPr>
+        <w:t>at</w:t>
+      </w:r>
+      <w:r>
+        <w:rPr>
+          <w:rFonts w:ascii="Times New Roman" w:hAnsi="Times New Roman" w:cs="Times New Roman"/>
+          <w:b/>
+          <w:bCs/>
+          <w:sz w:val="20"/>
+          <w:szCs w:val="20"/>
+        </w:rPr>
+        <w:br/>
+        <w:t>12.2025, Krakow, Poland</w:t>
+      </w:r>
+    </w:p>
+    <w:p>
+      <w:pPr>
+        <w:jc w:val="both"/>
+        <w:rPr>
+          <w:rFonts w:ascii="Times New Roman" w:hAnsi="Times New Roman" w:cs="Times New Roman"/>
+          <w:sz w:val="20"/>
+          <w:szCs w:val="20"/>
+        </w:rPr>
+      </w:pPr>
+      <w:r>
+        <w:rPr>
+          <w:rFonts w:ascii="Times New Roman" w:hAnsi="Times New Roman" w:cs="Times New Roman"/>
+          <w:b/>
+          <w:bCs/>
+          <w:sz w:val="20"/>
+          <w:szCs w:val="20"/>
+        </w:rPr>
+        <w:lastRenderedPageBreak/>
         <w:t>Project Purpose</w:t>
       </w:r>
       <w:r>
@@ -420,7 +476,7 @@
                     </pic:cNvPicPr>
                   </pic:nvPicPr>
                   <pic:blipFill rotWithShape="1">
-                    <a:blip r:embed="rId8" cstate="print">
+                    <a:blip r:embed="rId14" cstate="print">
                       <a:extLst>
                         <a:ext uri="{28A0092B-C50C-407E-A947-70E740481C1C}">
                           <a14:useLocalDpi xmlns:a14="http://schemas.microsoft.com/office/drawing/2010/main" val="0"/>
@@ -1010,7 +1066,6 @@
           <w:sz w:val="20"/>
           <w:szCs w:val="20"/>
         </w:rPr>
-        <w:lastRenderedPageBreak/>
         <w:t>Stages</w:t>
       </w:r>
       <w:r>
@@ -2024,6 +2079,7 @@
           <w:sz w:val="20"/>
           <w:szCs w:val="20"/>
         </w:rPr>
+        <w:lastRenderedPageBreak/>
         <w:t xml:space="preserve">Bulk Capacitor Formula: </w:t>
       </w:r>
       <m:oMath>
@@ -2932,7 +2988,7 @@
                     <pic:cNvPicPr/>
                   </pic:nvPicPr>
                   <pic:blipFill>
-                    <a:blip r:embed="rId9"/>
+                    <a:blip r:embed="rId15"/>
                     <a:stretch>
                       <a:fillRect/>
                     </a:stretch>
@@ -3679,15 +3735,7 @@
           <w:sz w:val="20"/>
           <w:szCs w:val="20"/>
         </w:rPr>
-        <w:t xml:space="preserve"> , </w:t>
-      </w:r>
-      <w:r>
-        <w:rPr>
-          <w:rFonts w:ascii="Times New Roman" w:eastAsiaTheme="minorEastAsia" w:hAnsi="Times New Roman" w:cs="Times New Roman"/>
-          <w:sz w:val="20"/>
-          <w:szCs w:val="20"/>
-        </w:rPr>
-        <w:t xml:space="preserve">We need to apply a value </w:t>
+        <w:t xml:space="preserve"> , We need to apply a value </w:t>
       </w:r>
       <w:r>
         <w:rPr>
@@ -4066,15 +4114,7 @@
             <w:sz w:val="20"/>
             <w:szCs w:val="20"/>
           </w:rPr>
-          <m:t>=</m:t>
-        </m:r>
-        <m:r>
-          <w:rPr>
-            <w:rFonts w:ascii="Cambria Math" w:eastAsiaTheme="minorEastAsia" w:hAnsi="Cambria Math" w:cs="Times New Roman"/>
-            <w:sz w:val="20"/>
-            <w:szCs w:val="20"/>
-          </w:rPr>
-          <m:t xml:space="preserve"> </m:t>
+          <m:t xml:space="preserve">= </m:t>
         </m:r>
         <m:f>
           <m:fPr>
@@ -4275,40 +4315,15 @@
           <w:szCs w:val="20"/>
           <w:vertAlign w:val="subscript"/>
         </w:rPr>
-        <w:t>O</w:t>
-      </w:r>
-      <w:r>
-        <w:rPr>
-          <w:rFonts w:ascii="Times New Roman" w:eastAsiaTheme="minorEastAsia" w:hAnsi="Times New Roman" w:cs="Times New Roman"/>
-          <w:sz w:val="20"/>
-          <w:szCs w:val="20"/>
-          <w:vertAlign w:val="subscript"/>
-        </w:rPr>
-        <w:t xml:space="preserve">-TOL </w:t>
-      </w:r>
-      <w:r>
-        <w:rPr>
-          <w:rFonts w:ascii="Times New Roman" w:eastAsiaTheme="minorEastAsia" w:hAnsi="Times New Roman" w:cs="Times New Roman"/>
-          <w:sz w:val="20"/>
-          <w:szCs w:val="20"/>
-        </w:rPr>
-        <w:t xml:space="preserve">= </w:t>
-      </w:r>
-      <w:r>
-        <w:rPr>
-          <w:rFonts w:ascii="Times New Roman" w:eastAsiaTheme="minorEastAsia" w:hAnsi="Times New Roman" w:cs="Times New Roman"/>
-          <w:sz w:val="20"/>
-          <w:szCs w:val="20"/>
-        </w:rPr>
-        <w:t>Output</w:t>
-      </w:r>
-      <w:r>
-        <w:rPr>
-          <w:rFonts w:ascii="Times New Roman" w:eastAsiaTheme="minorEastAsia" w:hAnsi="Times New Roman" w:cs="Times New Roman"/>
-          <w:sz w:val="20"/>
-          <w:szCs w:val="20"/>
-        </w:rPr>
-        <w:t xml:space="preserve"> Capacitor Tolerance</w:t>
+        <w:t xml:space="preserve">O-TOL </w:t>
+      </w:r>
+      <w:r>
+        <w:rPr>
+          <w:rFonts w:ascii="Times New Roman" w:eastAsiaTheme="minorEastAsia" w:hAnsi="Times New Roman" w:cs="Times New Roman"/>
+          <w:sz w:val="20"/>
+          <w:szCs w:val="20"/>
+        </w:rPr>
+        <w:t>= Output Capacitor Tolerance</w:t>
       </w:r>
     </w:p>
     <w:p>
@@ -4501,23 +4516,7 @@
             <w:sz w:val="20"/>
             <w:szCs w:val="20"/>
           </w:rPr>
-          <m:t xml:space="preserve"> ×</m:t>
-        </m:r>
-        <m:r>
-          <w:rPr>
-            <w:rFonts w:ascii="Cambria Math" w:eastAsiaTheme="minorEastAsia" w:hAnsi="Cambria Math" w:cs="Times New Roman"/>
-            <w:sz w:val="20"/>
-            <w:szCs w:val="20"/>
-          </w:rPr>
-          <m:t>0.96 ms</m:t>
-        </m:r>
-        <m:r>
-          <w:rPr>
-            <w:rFonts w:ascii="Cambria Math" w:eastAsiaTheme="minorEastAsia" w:hAnsi="Cambria Math" w:cs="Times New Roman"/>
-            <w:sz w:val="20"/>
-            <w:szCs w:val="20"/>
-          </w:rPr>
-          <m:t>×</m:t>
+          <m:t xml:space="preserve"> ×0.96 ms×</m:t>
         </m:r>
         <m:d>
           <m:dPr>
@@ -4537,31 +4536,7 @@
                 <w:sz w:val="20"/>
                 <w:szCs w:val="20"/>
               </w:rPr>
-              <m:t xml:space="preserve">1+ </m:t>
-            </m:r>
-            <m:r>
-              <w:rPr>
-                <w:rFonts w:ascii="Cambria Math" w:eastAsiaTheme="minorEastAsia" w:hAnsi="Cambria Math" w:cs="Times New Roman"/>
-                <w:sz w:val="20"/>
-                <w:szCs w:val="20"/>
-              </w:rPr>
-              <m:t>0.2</m:t>
-            </m:r>
-            <m:r>
-              <w:rPr>
-                <w:rFonts w:ascii="Cambria Math" w:eastAsiaTheme="minorEastAsia" w:hAnsi="Cambria Math" w:cs="Times New Roman"/>
-                <w:sz w:val="20"/>
-                <w:szCs w:val="20"/>
-              </w:rPr>
-              <m:t xml:space="preserve">+ </m:t>
-            </m:r>
-            <m:r>
-              <w:rPr>
-                <w:rFonts w:ascii="Cambria Math" w:eastAsiaTheme="minorEastAsia" w:hAnsi="Cambria Math" w:cs="Times New Roman"/>
-                <w:sz w:val="20"/>
-                <w:szCs w:val="20"/>
-              </w:rPr>
-              <m:t>0.1</m:t>
+              <m:t>1+ 0.2+ 0.1</m:t>
             </m:r>
           </m:e>
         </m:d>
@@ -4571,23 +4546,7 @@
             <w:sz w:val="20"/>
             <w:szCs w:val="20"/>
           </w:rPr>
-          <m:t>=</m:t>
-        </m:r>
-        <m:r>
-          <w:rPr>
-            <w:rFonts w:ascii="Cambria Math" w:eastAsiaTheme="minorEastAsia" w:hAnsi="Cambria Math" w:cs="Times New Roman"/>
-            <w:sz w:val="20"/>
-            <w:szCs w:val="20"/>
-          </w:rPr>
-          <m:t>11nF</m:t>
-        </m:r>
-        <m:r>
-          <w:rPr>
-            <w:rFonts w:ascii="Cambria Math" w:eastAsiaTheme="minorEastAsia" w:hAnsi="Cambria Math" w:cs="Times New Roman"/>
-            <w:sz w:val="20"/>
-            <w:szCs w:val="20"/>
-          </w:rPr>
-          <m:t xml:space="preserve"> </m:t>
+          <m:t xml:space="preserve">=11nF </m:t>
         </m:r>
       </m:oMath>
     </w:p>
@@ -4809,25 +4768,7 @@
           <w:sz w:val="20"/>
           <w:szCs w:val="20"/>
         </w:rPr>
-        <w:t xml:space="preserve">The EPC2306, EPC2307, EPC2308, and EPC2367 were found to meet the desired range and specifications. Based on differences such as </w:t>
-      </w:r>
-      <w:proofErr w:type="spellStart"/>
-      <w:r>
-        <w:rPr>
-          <w:rFonts w:ascii="Times New Roman" w:eastAsiaTheme="minorEastAsia" w:hAnsi="Times New Roman" w:cs="Times New Roman"/>
-          <w:sz w:val="20"/>
-          <w:szCs w:val="20"/>
-        </w:rPr>
-        <w:t>RDSon</w:t>
-      </w:r>
-      <w:proofErr w:type="spellEnd"/>
-      <w:r>
-        <w:rPr>
-          <w:rFonts w:ascii="Times New Roman" w:eastAsiaTheme="minorEastAsia" w:hAnsi="Times New Roman" w:cs="Times New Roman"/>
-          <w:sz w:val="20"/>
-          <w:szCs w:val="20"/>
-        </w:rPr>
-        <w:t xml:space="preserve"> and size, it was decided to use </w:t>
+        <w:t xml:space="preserve">The EPC2306, EPC2307, EPC2308, and EPC2367 were found to meet the desired range and specifications. Based on differences such as RDSon and size, it was decided to use </w:t>
       </w:r>
       <w:r>
         <w:rPr>
@@ -5296,15 +5237,10 @@
       </w:sdtContent>
     </w:sdt>
     <w:sectPr>
-      <w:headerReference w:type="even" r:id="rId10"/>
-      <w:headerReference w:type="default" r:id="rId11"/>
-      <w:footerReference w:type="even" r:id="rId12"/>
-      <w:footerReference w:type="default" r:id="rId13"/>
-      <w:headerReference w:type="first" r:id="rId14"/>
-      <w:footerReference w:type="first" r:id="rId15"/>
-      <w:pgSz w:w="11906" w:h="16838"/>
-      <w:pgMar w:top="1440" w:right="1440" w:bottom="1440" w:left="1440" w:header="708" w:footer="708" w:gutter="0"/>
+      <w:pgSz w:w="11906" w:h="16838" w:code="9"/>
+      <w:pgMar w:top="1440" w:right="1440" w:bottom="1440" w:left="1440" w:header="709" w:footer="709" w:gutter="0"/>
       <w:cols w:space="708"/>
+      <w:vAlign w:val="center"/>
       <w:docGrid w:linePitch="360"/>
     </w:sectPr>
   </w:body>
@@ -5423,6 +5359,7 @@
         </v:shapetype>
         <v:shape id="WordPictureWatermark62113516" o:spid="_x0000_s1026" type="#_x0000_t75" style="position:absolute;margin-left:0;margin-top:0;width:226.1pt;height:357.1pt;z-index:-251657216;mso-position-horizontal:center;mso-position-horizontal-relative:margin;mso-position-vertical:center;mso-position-vertical-relative:margin" o:allowincell="f">
           <v:imagedata r:id="rId1" o:title="agh_znk_wbr_rgb_150ppi" gain="19661f" blacklevel="22938f"/>
+          <w10:wrap anchorx="margin" anchory="margin"/>
         </v:shape>
       </w:pict>
     </w:r>
@@ -5462,6 +5399,7 @@
         </v:shapetype>
         <v:shape id="WordPictureWatermark62113517" o:spid="_x0000_s1027" type="#_x0000_t75" style="position:absolute;margin-left:0;margin-top:0;width:226.1pt;height:357.1pt;z-index:-251656192;mso-position-horizontal:center;mso-position-horizontal-relative:margin;mso-position-vertical:center;mso-position-vertical-relative:margin" o:allowincell="f">
           <v:imagedata r:id="rId1" o:title="agh_znk_wbr_rgb_150ppi" gain="19661f" blacklevel="22938f"/>
+          <w10:wrap anchorx="margin" anchory="margin"/>
         </v:shape>
       </w:pict>
     </w:r>
@@ -5501,6 +5439,7 @@
         </v:shapetype>
         <v:shape id="WordPictureWatermark62113515" o:spid="_x0000_s1025" type="#_x0000_t75" style="position:absolute;margin-left:0;margin-top:0;width:226.1pt;height:357.1pt;z-index:-251658240;mso-position-horizontal:center;mso-position-horizontal-relative:margin;mso-position-vertical:center;mso-position-vertical-relative:margin" o:allowincell="f">
           <v:imagedata r:id="rId1" o:title="agh_znk_wbr_rgb_150ppi" gain="19661f" blacklevel="22938f"/>
+          <w10:wrap anchorx="margin" anchory="margin"/>
         </v:shape>
       </w:pict>
     </w:r>
@@ -7138,6 +7077,7 @@
   <w:rsids>
     <w:rsidRoot w:val="00823C22"/>
     <w:rsid w:val="000C5AEA"/>
+    <w:rsid w:val="0012079E"/>
     <w:rsid w:val="001C072C"/>
     <w:rsid w:val="001D2420"/>
     <w:rsid w:val="00377410"/>
@@ -7154,6 +7094,7 @@
     <w:rsid w:val="00B12E89"/>
     <w:rsid w:val="00B8645B"/>
     <w:rsid w:val="00CC320F"/>
+    <w:rsid w:val="00EC51E5"/>
     <w:rsid w:val="00EE043D"/>
   </w:rsids>
   <m:mathPr>
